--- a/Sprint_Planning 1.docx
+++ b/Sprint_Planning 1.docx
@@ -21,7 +21,28 @@
           <w:sz w:val="30"/>
           <w:szCs w:val="30"/>
         </w:rPr>
-        <w:t>SPRING PLANNING</w:t>
+        <w:t>SPRI</w:t>
+      </w:r>
+      <w:r>
+        <w:rPr>
+          <w:rFonts w:hint="default" w:ascii="Times New Roman" w:hAnsi="Times New Roman" w:cs="Times New Roman"/>
+          <w:b/>
+          <w:bCs/>
+          <w:sz w:val="30"/>
+          <w:szCs w:val="30"/>
+          <w:lang w:val="en-US"/>
+        </w:rPr>
+        <w:t>NT</w:t>
+      </w:r>
+      <w:r>
+        <w:rPr>
+          <w:rFonts w:ascii="Times New Roman" w:hAnsi="Times New Roman" w:cs="Times New Roman"/>
+          <w:b/>
+          <w:bCs/>
+          <w:sz w:val="30"/>
+          <w:szCs w:val="30"/>
+        </w:rPr>
+        <w:t xml:space="preserve"> PLANNING</w:t>
       </w:r>
     </w:p>
     <w:tbl>
@@ -60,6 +81,12 @@
             <w:insideH w:val="single" w:color="auto" w:sz="4" w:space="0"/>
             <w:insideV w:val="single" w:color="auto" w:sz="4" w:space="0"/>
           </w:tblBorders>
+          <w:tblCellMar>
+            <w:top w:w="0" w:type="dxa"/>
+            <w:left w:w="108" w:type="dxa"/>
+            <w:bottom w:w="0" w:type="dxa"/>
+            <w:right w:w="108" w:type="dxa"/>
+          </w:tblCellMar>
         </w:tblPrEx>
         <w:tc>
           <w:tcPr>
@@ -297,56 +324,110 @@
     </w:p>
     <w:p>
       <w:pPr>
-        <w:keepNext w:val="0"/>
-        <w:keepLines w:val="0"/>
-        <w:widowControl/>
+        <w:pStyle w:val="10"/>
         <w:numPr>
           <w:ilvl w:val="0"/>
           <w:numId w:val="2"/>
         </w:numPr>
-        <w:suppressLineNumbers w:val="0"/>
-        <w:spacing w:before="0" w:beforeAutospacing="1" w:after="0" w:afterAutospacing="1"/>
-        <w:ind w:left="720" w:hanging="360"/>
+        <w:spacing w:after="70"/>
       </w:pPr>
       <w:r>
-        <w:t>Hoàn thiện nền tảng kỹ thuật của hệ thống cho mọi câu chuyện dịch vụ từ Sprint 2 trở đi phát triển được khai báo ngay lập tức mà không phải quay lại chỉnh sửa nền: môi trường phát triển khởi động bằng một lệnh, cơ sở dữ liệu MongoDB được thiết kế và tạo hoàn thiện, JWT khung xác thực và chuẩn giao tiếp API.</w:t>
+        <w:rPr>
+          <w:rFonts w:ascii="Calibri" w:hAnsi="Calibri" w:eastAsia="Calibri" w:cs="Calibri"/>
+          <w:b/>
+          <w:bCs/>
+          <w:i w:val="0"/>
+          <w:iCs w:val="0"/>
+          <w:sz w:val="20"/>
+          <w:szCs w:val="20"/>
+        </w:rPr>
+        <w:t xml:space="preserve">Sprint Goal: </w:t>
+      </w:r>
+      <w:r>
+        <w:rPr>
+          <w:rFonts w:ascii="Calibri" w:hAnsi="Calibri" w:eastAsia="Calibri" w:cs="Calibri"/>
+          <w:b w:val="0"/>
+          <w:bCs w:val="0"/>
+          <w:i w:val="0"/>
+          <w:iCs w:val="0"/>
+          <w:sz w:val="20"/>
+          <w:szCs w:val="20"/>
+        </w:rPr>
+        <w:t>hoàn thiện nền móng kỹ thuật của hệ thống để mọi hạng mục nghiệp vụ từ Sprint 2 trở đi triển khai được ngay mà không phải quay lại sửa nền — môi trường phát triển khởi động bằng một lệnh, cơ sở dữ liệu MongoDB thiết kế và tạo xong, khung xác thực JWT và chuẩn giao tiếp API sẵn sàng.</w:t>
       </w:r>
     </w:p>
     <w:p>
       <w:pPr>
-        <w:keepNext w:val="0"/>
-        <w:keepLines w:val="0"/>
-        <w:widowControl/>
+        <w:pStyle w:val="10"/>
         <w:numPr>
           <w:ilvl w:val="0"/>
           <w:numId w:val="2"/>
         </w:numPr>
-        <w:suppressLineNumbers w:val="0"/>
-        <w:spacing w:before="0" w:beforeAutospacing="1" w:after="0" w:afterAutospacing="1"/>
-        <w:ind w:left="720" w:hanging="360"/>
+        <w:spacing w:after="70"/>
       </w:pPr>
       <w:r>
         <w:rPr>
-          <w:rStyle w:val="7"/>
+          <w:rFonts w:ascii="Calibri" w:hAnsi="Calibri" w:eastAsia="Calibri" w:cs="Calibri"/>
+          <w:b/>
+          <w:bCs/>
+          <w:i w:val="0"/>
+          <w:iCs w:val="0"/>
+          <w:sz w:val="20"/>
+          <w:szCs w:val="20"/>
         </w:rPr>
-        <w:t>Tiêu chí đạt được mục tiêu</w:t>
-      </w:r>
-      <w:r>
-        <w:t xml:space="preserve"> : chạy </w:t>
+        <w:t xml:space="preserve">Tiêu chí đạt mục tiêu: </w:t>
       </w:r>
       <w:r>
         <w:rPr>
-          <w:rStyle w:val="5"/>
+          <w:rFonts w:ascii="Calibri" w:hAnsi="Calibri" w:eastAsia="Calibri" w:cs="Calibri"/>
+          <w:b w:val="0"/>
+          <w:bCs w:val="0"/>
+          <w:i w:val="0"/>
+          <w:iCs w:val="0"/>
+          <w:sz w:val="20"/>
+          <w:szCs w:val="20"/>
         </w:rPr>
-        <w:t>docker compose up</w:t>
+        <w:t>chạy docker compose up là toàn bộ hệ thống lên; gọi được API đăng nhập trả về cặp Access Token và Refresh Token; truy cập được tài liệu Swagger; test transaction trên MongoDB chạy thành công.</w:t>
+      </w:r>
+    </w:p>
+    <w:p>
+      <w:pPr>
+        <w:pStyle w:val="10"/>
+        <w:numPr>
+          <w:ilvl w:val="0"/>
+          <w:numId w:val="2"/>
+        </w:numPr>
+        <w:spacing w:after="70"/>
+      </w:pPr>
+      <w:r>
+        <w:rPr>
+          <w:rFonts w:ascii="Calibri" w:hAnsi="Calibri" w:eastAsia="Calibri" w:cs="Calibri"/>
+          <w:b/>
+          <w:bCs/>
+          <w:i w:val="0"/>
+          <w:iCs w:val="0"/>
+          <w:sz w:val="20"/>
+          <w:szCs w:val="20"/>
+        </w:rPr>
+        <w:t xml:space="preserve">Ghi chú về năng lực: </w:t>
       </w:r>
       <w:r>
-        <w:t>là toàn bộ hệ thống; gọi API trả lời đăng nhập về Access và Refresh Token; truy cập Swagger tài liệu; kiểm tra giao dịch (giao dịch) trên MongoDB thành công.</w:t>
+        <w:rPr>
+          <w:rFonts w:ascii="Calibri" w:hAnsi="Calibri" w:eastAsia="Calibri" w:cs="Calibri"/>
+          <w:b w:val="0"/>
+          <w:bCs w:val="0"/>
+          <w:i w:val="0"/>
+          <w:iCs w:val="0"/>
+          <w:sz w:val="20"/>
+          <w:szCs w:val="20"/>
+        </w:rPr>
+        <w:t>dự án khởi động ngày 03/09/2026, thứ Năm, ngay sau nghỉ lễ Quốc khánh 02/09. Sprint 1 vì vậy chỉ có 7 ngày làm việc thay vì 10 và năng lực cam kết giảm từ 23 xuống 16 điểm.</w:t>
       </w:r>
     </w:p>
     <w:p>
       <w:pPr>
         <w:numPr>
+          <w:ilvl w:val="0"/>
           <w:numId w:val="0"/>
         </w:numPr>
         <w:spacing w:before="100" w:beforeAutospacing="1" w:after="100" w:afterAutospacing="1" w:line="240" w:lineRule="auto"/>
@@ -359,6 +440,30 @@
           <w:szCs w:val="27"/>
         </w:rPr>
       </w:pPr>
+      <w:r>
+        <w:rPr>
+          <w:rFonts w:ascii="Calibri" w:hAnsi="Calibri" w:eastAsia="Calibri" w:cs="Calibri"/>
+          <w:b/>
+          <w:bCs/>
+          <w:i w:val="0"/>
+          <w:iCs w:val="0"/>
+          <w:sz w:val="20"/>
+          <w:szCs w:val="20"/>
+        </w:rPr>
+        <w:t xml:space="preserve">Về giá trị bàn giao: </w:t>
+      </w:r>
+      <w:r>
+        <w:rPr>
+          <w:rFonts w:ascii="Calibri" w:hAnsi="Calibri" w:eastAsia="Calibri" w:cs="Calibri"/>
+          <w:b w:val="0"/>
+          <w:bCs w:val="0"/>
+          <w:i w:val="0"/>
+          <w:iCs w:val="0"/>
+          <w:sz w:val="20"/>
+          <w:szCs w:val="20"/>
+        </w:rPr>
+        <w:t>Sprint 1 không chứa hạng mục hướng người dùng cuối vì đây là Sprint nền tảng. Increment vẫn demo được tại Sprint Review thông qua Postman collection chạy đủ luồng đăng ký, đăng nhập, gọi API có xác thực, và giao diện Swagger UI</w:t>
+      </w:r>
     </w:p>
     <w:p>
       <w:pPr>
@@ -390,6 +495,7 @@
     </w:p>
     <w:tbl>
       <w:tblPr>
+        <w:tblStyle w:val="4"/>
         <w:tblW w:w="5760" w:type="dxa"/>
         <w:tblInd w:w="93" w:type="dxa"/>
         <w:tblBorders>
@@ -400,7 +506,7 @@
           <w:insideH w:val="none" w:color="auto" w:sz="0" w:space="0"/>
           <w:insideV w:val="none" w:color="auto" w:sz="0" w:space="0"/>
         </w:tblBorders>
-        <w:shd w:val="clear"/>
+        <w:shd w:val="clear" w:color="auto" w:fill="auto"/>
         <w:tblLayout w:type="autofit"/>
         <w:tblCellMar>
           <w:top w:w="0" w:type="dxa"/>
@@ -410,12 +516,12 @@
         </w:tblCellMar>
       </w:tblPr>
       <w:tblGrid>
-        <w:gridCol w:w="893"/>
-        <w:gridCol w:w="1222"/>
-        <w:gridCol w:w="878"/>
-        <w:gridCol w:w="923"/>
+        <w:gridCol w:w="906"/>
+        <w:gridCol w:w="1186"/>
+        <w:gridCol w:w="912"/>
         <w:gridCol w:w="921"/>
         <w:gridCol w:w="923"/>
+        <w:gridCol w:w="912"/>
       </w:tblGrid>
       <w:tr>
         <w:tblPrEx>
@@ -427,6 +533,7 @@
             <w:insideH w:val="none" w:color="auto" w:sz="0" w:space="0"/>
             <w:insideV w:val="none" w:color="auto" w:sz="0" w:space="0"/>
           </w:tblBorders>
+          <w:shd w:val="clear" w:color="auto" w:fill="auto"/>
           <w:tblCellMar>
             <w:top w:w="0" w:type="dxa"/>
             <w:left w:w="108" w:type="dxa"/>
@@ -435,18 +542,18 @@
           </w:tblCellMar>
         </w:tblPrEx>
         <w:trPr>
-          <w:trHeight w:val="936" w:hRule="atLeast"/>
+          <w:trHeight w:val="567" w:hRule="atLeast"/>
         </w:trPr>
         <w:tc>
           <w:tcPr>
             <w:tcW w:w="960" w:type="dxa"/>
             <w:tcBorders>
-              <w:top w:val="single" w:color="000000" w:sz="4" w:space="0"/>
-              <w:left w:val="single" w:color="000000" w:sz="4" w:space="0"/>
-              <w:bottom w:val="single" w:color="000000" w:sz="4" w:space="0"/>
-              <w:right w:val="single" w:color="000000" w:sz="4" w:space="0"/>
-            </w:tcBorders>
-            <w:shd w:val="clear"/>
+              <w:top w:val="single" w:color="808080" w:sz="8" w:space="0"/>
+              <w:left w:val="single" w:color="808080" w:sz="8" w:space="0"/>
+              <w:bottom w:val="single" w:color="808080" w:sz="8" w:space="0"/>
+              <w:right w:val="single" w:color="808080" w:sz="8" w:space="0"/>
+            </w:tcBorders>
+            <w:shd w:val="clear" w:color="auto" w:fill="D9D9D9"/>
             <w:vAlign w:val="center"/>
           </w:tcPr>
           <w:p>
@@ -458,30 +565,29 @@
               <w:jc w:val="center"/>
               <w:textAlignment w:val="center"/>
               <w:rPr>
-                <w:rFonts w:hint="default" w:ascii="Times New Roman" w:hAnsi="Times New Roman" w:cs="Times New Roman"/>
+                <w:rFonts w:ascii="Calibri" w:hAnsi="Calibri" w:cs="Calibri"/>
                 <w:b/>
                 <w:bCs/>
                 <w:i w:val="0"/>
                 <w:iCs w:val="0"/>
                 <w:color w:val="000000"/>
-                <w:sz w:val="24"/>
-                <w:szCs w:val="24"/>
-                <w:u w:val="none"/>
-              </w:rPr>
-            </w:pPr>
-            <w:r>
-              <w:rPr>
-                <w:rFonts w:hint="default" w:ascii="Times New Roman" w:hAnsi="Times New Roman" w:eastAsia="SimSun" w:cs="Times New Roman"/>
+                <w:sz w:val="20"/>
+                <w:szCs w:val="20"/>
+                <w:u w:val="none"/>
+              </w:rPr>
+            </w:pPr>
+            <w:r>
+              <w:rPr>
+                <w:rFonts w:hint="default" w:ascii="Calibri" w:hAnsi="Calibri" w:eastAsia="SimSun" w:cs="Calibri"/>
                 <w:b/>
                 <w:bCs/>
                 <w:i w:val="0"/>
                 <w:iCs w:val="0"/>
                 <w:color w:val="000000"/>
                 <w:kern w:val="0"/>
-                <w:sz w:val="24"/>
-                <w:szCs w:val="24"/>
-                <w:u w:val="none"/>
-                <w:bdr w:val="none" w:color="auto" w:sz="0" w:space="0"/>
+                <w:sz w:val="20"/>
+                <w:szCs w:val="20"/>
+                <w:u w:val="none"/>
                 <w:lang w:val="en-US" w:eastAsia="zh-CN" w:bidi="ar"/>
               </w:rPr>
               <w:t>User Story</w:t>
@@ -492,12 +598,12 @@
           <w:tcPr>
             <w:tcW w:w="960" w:type="dxa"/>
             <w:tcBorders>
-              <w:top w:val="single" w:color="000000" w:sz="4" w:space="0"/>
-              <w:left w:val="single" w:color="000000" w:sz="4" w:space="0"/>
-              <w:bottom w:val="single" w:color="000000" w:sz="4" w:space="0"/>
-              <w:right w:val="single" w:color="000000" w:sz="4" w:space="0"/>
-            </w:tcBorders>
-            <w:shd w:val="clear"/>
+              <w:top w:val="single" w:color="808080" w:sz="8" w:space="0"/>
+              <w:left w:val="nil"/>
+              <w:bottom w:val="single" w:color="808080" w:sz="8" w:space="0"/>
+              <w:right w:val="single" w:color="808080" w:sz="8" w:space="0"/>
+            </w:tcBorders>
+            <w:shd w:val="clear" w:color="auto" w:fill="D9D9D9"/>
             <w:vAlign w:val="center"/>
           </w:tcPr>
           <w:p>
@@ -509,30 +615,29 @@
               <w:jc w:val="center"/>
               <w:textAlignment w:val="center"/>
               <w:rPr>
-                <w:rFonts w:hint="default" w:ascii="Times New Roman" w:hAnsi="Times New Roman" w:cs="Times New Roman"/>
+                <w:rFonts w:hint="default" w:ascii="Calibri" w:hAnsi="Calibri" w:cs="Calibri"/>
                 <w:b/>
                 <w:bCs/>
                 <w:i w:val="0"/>
                 <w:iCs w:val="0"/>
                 <w:color w:val="000000"/>
-                <w:sz w:val="24"/>
-                <w:szCs w:val="24"/>
-                <w:u w:val="none"/>
-              </w:rPr>
-            </w:pPr>
-            <w:r>
-              <w:rPr>
-                <w:rFonts w:hint="default" w:ascii="Times New Roman" w:hAnsi="Times New Roman" w:eastAsia="SimSun" w:cs="Times New Roman"/>
+                <w:sz w:val="20"/>
+                <w:szCs w:val="20"/>
+                <w:u w:val="none"/>
+              </w:rPr>
+            </w:pPr>
+            <w:r>
+              <w:rPr>
+                <w:rFonts w:hint="default" w:ascii="Calibri" w:hAnsi="Calibri" w:eastAsia="SimSun" w:cs="Calibri"/>
                 <w:b/>
                 <w:bCs/>
                 <w:i w:val="0"/>
                 <w:iCs w:val="0"/>
                 <w:color w:val="000000"/>
                 <w:kern w:val="0"/>
-                <w:sz w:val="24"/>
-                <w:szCs w:val="24"/>
-                <w:u w:val="none"/>
-                <w:bdr w:val="none" w:color="auto" w:sz="0" w:space="0"/>
+                <w:sz w:val="20"/>
+                <w:szCs w:val="20"/>
+                <w:u w:val="none"/>
                 <w:lang w:val="en-US" w:eastAsia="zh-CN" w:bidi="ar"/>
               </w:rPr>
               <w:t>Mô tả</w:t>
@@ -543,12 +648,12 @@
           <w:tcPr>
             <w:tcW w:w="960" w:type="dxa"/>
             <w:tcBorders>
-              <w:top w:val="single" w:color="000000" w:sz="4" w:space="0"/>
-              <w:left w:val="single" w:color="000000" w:sz="4" w:space="0"/>
-              <w:bottom w:val="single" w:color="000000" w:sz="4" w:space="0"/>
-              <w:right w:val="single" w:color="000000" w:sz="4" w:space="0"/>
-            </w:tcBorders>
-            <w:shd w:val="clear"/>
+              <w:top w:val="single" w:color="808080" w:sz="8" w:space="0"/>
+              <w:left w:val="nil"/>
+              <w:bottom w:val="single" w:color="808080" w:sz="8" w:space="0"/>
+              <w:right w:val="single" w:color="808080" w:sz="8" w:space="0"/>
+            </w:tcBorders>
+            <w:shd w:val="clear" w:color="auto" w:fill="D9D9D9"/>
             <w:vAlign w:val="center"/>
           </w:tcPr>
           <w:p>
@@ -560,30 +665,29 @@
               <w:jc w:val="center"/>
               <w:textAlignment w:val="center"/>
               <w:rPr>
-                <w:rFonts w:hint="default" w:ascii="Times New Roman" w:hAnsi="Times New Roman" w:cs="Times New Roman"/>
+                <w:rFonts w:hint="default" w:ascii="Calibri" w:hAnsi="Calibri" w:cs="Calibri"/>
                 <w:b/>
                 <w:bCs/>
                 <w:i w:val="0"/>
                 <w:iCs w:val="0"/>
                 <w:color w:val="000000"/>
-                <w:sz w:val="24"/>
-                <w:szCs w:val="24"/>
-                <w:u w:val="none"/>
-              </w:rPr>
-            </w:pPr>
-            <w:r>
-              <w:rPr>
-                <w:rFonts w:hint="default" w:ascii="Times New Roman" w:hAnsi="Times New Roman" w:eastAsia="SimSun" w:cs="Times New Roman"/>
+                <w:sz w:val="20"/>
+                <w:szCs w:val="20"/>
+                <w:u w:val="none"/>
+              </w:rPr>
+            </w:pPr>
+            <w:r>
+              <w:rPr>
+                <w:rFonts w:hint="default" w:ascii="Calibri" w:hAnsi="Calibri" w:eastAsia="SimSun" w:cs="Calibri"/>
                 <w:b/>
                 <w:bCs/>
                 <w:i w:val="0"/>
                 <w:iCs w:val="0"/>
                 <w:color w:val="000000"/>
                 <w:kern w:val="0"/>
-                <w:sz w:val="24"/>
-                <w:szCs w:val="24"/>
-                <w:u w:val="none"/>
-                <w:bdr w:val="none" w:color="auto" w:sz="0" w:space="0"/>
+                <w:sz w:val="20"/>
+                <w:szCs w:val="20"/>
+                <w:u w:val="none"/>
                 <w:lang w:val="en-US" w:eastAsia="zh-CN" w:bidi="ar"/>
               </w:rPr>
               <w:t>Độ ưu tiên</w:t>
@@ -594,12 +698,12 @@
           <w:tcPr>
             <w:tcW w:w="960" w:type="dxa"/>
             <w:tcBorders>
-              <w:top w:val="single" w:color="000000" w:sz="4" w:space="0"/>
-              <w:left w:val="single" w:color="000000" w:sz="4" w:space="0"/>
-              <w:bottom w:val="single" w:color="000000" w:sz="4" w:space="0"/>
-              <w:right w:val="single" w:color="000000" w:sz="4" w:space="0"/>
-            </w:tcBorders>
-            <w:shd w:val="clear"/>
+              <w:top w:val="single" w:color="808080" w:sz="8" w:space="0"/>
+              <w:left w:val="nil"/>
+              <w:bottom w:val="single" w:color="808080" w:sz="8" w:space="0"/>
+              <w:right w:val="single" w:color="808080" w:sz="8" w:space="0"/>
+            </w:tcBorders>
+            <w:shd w:val="clear" w:color="auto" w:fill="D9D9D9"/>
             <w:vAlign w:val="center"/>
           </w:tcPr>
           <w:p>
@@ -611,30 +715,29 @@
               <w:jc w:val="center"/>
               <w:textAlignment w:val="center"/>
               <w:rPr>
-                <w:rFonts w:hint="default" w:ascii="Times New Roman" w:hAnsi="Times New Roman" w:cs="Times New Roman"/>
+                <w:rFonts w:hint="default" w:ascii="Calibri" w:hAnsi="Calibri" w:cs="Calibri"/>
                 <w:b/>
                 <w:bCs/>
                 <w:i w:val="0"/>
                 <w:iCs w:val="0"/>
                 <w:color w:val="000000"/>
-                <w:sz w:val="24"/>
-                <w:szCs w:val="24"/>
-                <w:u w:val="none"/>
-              </w:rPr>
-            </w:pPr>
-            <w:r>
-              <w:rPr>
-                <w:rFonts w:hint="default" w:ascii="Times New Roman" w:hAnsi="Times New Roman" w:eastAsia="SimSun" w:cs="Times New Roman"/>
+                <w:sz w:val="20"/>
+                <w:szCs w:val="20"/>
+                <w:u w:val="none"/>
+              </w:rPr>
+            </w:pPr>
+            <w:r>
+              <w:rPr>
+                <w:rFonts w:hint="default" w:ascii="Calibri" w:hAnsi="Calibri" w:eastAsia="SimSun" w:cs="Calibri"/>
                 <w:b/>
                 <w:bCs/>
                 <w:i w:val="0"/>
                 <w:iCs w:val="0"/>
                 <w:color w:val="000000"/>
                 <w:kern w:val="0"/>
-                <w:sz w:val="24"/>
-                <w:szCs w:val="24"/>
-                <w:u w:val="none"/>
-                <w:bdr w:val="none" w:color="auto" w:sz="0" w:space="0"/>
+                <w:sz w:val="20"/>
+                <w:szCs w:val="20"/>
+                <w:u w:val="none"/>
                 <w:lang w:val="en-US" w:eastAsia="zh-CN" w:bidi="ar"/>
               </w:rPr>
               <w:t>Points</w:t>
@@ -645,12 +748,12 @@
           <w:tcPr>
             <w:tcW w:w="960" w:type="dxa"/>
             <w:tcBorders>
-              <w:top w:val="single" w:color="000000" w:sz="4" w:space="0"/>
-              <w:left w:val="single" w:color="000000" w:sz="4" w:space="0"/>
-              <w:bottom w:val="single" w:color="000000" w:sz="4" w:space="0"/>
-              <w:right w:val="single" w:color="000000" w:sz="4" w:space="0"/>
-            </w:tcBorders>
-            <w:shd w:val="clear"/>
+              <w:top w:val="single" w:color="808080" w:sz="8" w:space="0"/>
+              <w:left w:val="nil"/>
+              <w:bottom w:val="single" w:color="808080" w:sz="8" w:space="0"/>
+              <w:right w:val="single" w:color="808080" w:sz="8" w:space="0"/>
+            </w:tcBorders>
+            <w:shd w:val="clear" w:color="auto" w:fill="D9D9D9"/>
             <w:vAlign w:val="center"/>
           </w:tcPr>
           <w:p>
@@ -662,30 +765,29 @@
               <w:jc w:val="center"/>
               <w:textAlignment w:val="center"/>
               <w:rPr>
-                <w:rFonts w:hint="default" w:ascii="Times New Roman" w:hAnsi="Times New Roman" w:cs="Times New Roman"/>
+                <w:rFonts w:hint="default" w:ascii="Calibri" w:hAnsi="Calibri" w:cs="Calibri"/>
                 <w:b/>
                 <w:bCs/>
                 <w:i w:val="0"/>
                 <w:iCs w:val="0"/>
                 <w:color w:val="000000"/>
-                <w:sz w:val="24"/>
-                <w:szCs w:val="24"/>
-                <w:u w:val="none"/>
-              </w:rPr>
-            </w:pPr>
-            <w:r>
-              <w:rPr>
-                <w:rFonts w:hint="default" w:ascii="Times New Roman" w:hAnsi="Times New Roman" w:eastAsia="SimSun" w:cs="Times New Roman"/>
+                <w:sz w:val="20"/>
+                <w:szCs w:val="20"/>
+                <w:u w:val="none"/>
+              </w:rPr>
+            </w:pPr>
+            <w:r>
+              <w:rPr>
+                <w:rFonts w:hint="default" w:ascii="Calibri" w:hAnsi="Calibri" w:eastAsia="SimSun" w:cs="Calibri"/>
                 <w:b/>
                 <w:bCs/>
                 <w:i w:val="0"/>
                 <w:iCs w:val="0"/>
                 <w:color w:val="000000"/>
                 <w:kern w:val="0"/>
-                <w:sz w:val="24"/>
-                <w:szCs w:val="24"/>
-                <w:u w:val="none"/>
-                <w:bdr w:val="none" w:color="auto" w:sz="0" w:space="0"/>
+                <w:sz w:val="20"/>
+                <w:szCs w:val="20"/>
+                <w:u w:val="none"/>
                 <w:lang w:val="en-US" w:eastAsia="zh-CN" w:bidi="ar"/>
               </w:rPr>
               <w:t>Người phụ trách</w:t>
@@ -696,12 +798,12 @@
           <w:tcPr>
             <w:tcW w:w="960" w:type="dxa"/>
             <w:tcBorders>
-              <w:top w:val="single" w:color="000000" w:sz="4" w:space="0"/>
-              <w:left w:val="single" w:color="000000" w:sz="4" w:space="0"/>
-              <w:bottom w:val="single" w:color="000000" w:sz="4" w:space="0"/>
-              <w:right w:val="single" w:color="000000" w:sz="4" w:space="0"/>
-            </w:tcBorders>
-            <w:shd w:val="clear"/>
+              <w:top w:val="single" w:color="808080" w:sz="8" w:space="0"/>
+              <w:left w:val="nil"/>
+              <w:bottom w:val="single" w:color="808080" w:sz="8" w:space="0"/>
+              <w:right w:val="single" w:color="808080" w:sz="8" w:space="0"/>
+            </w:tcBorders>
+            <w:shd w:val="clear" w:color="auto" w:fill="D9D9D9"/>
             <w:vAlign w:val="center"/>
           </w:tcPr>
           <w:p>
@@ -713,30 +815,29 @@
               <w:jc w:val="center"/>
               <w:textAlignment w:val="center"/>
               <w:rPr>
-                <w:rFonts w:hint="default" w:ascii="Times New Roman" w:hAnsi="Times New Roman" w:cs="Times New Roman"/>
+                <w:rFonts w:hint="default" w:ascii="Calibri" w:hAnsi="Calibri" w:cs="Calibri"/>
                 <w:b/>
                 <w:bCs/>
                 <w:i w:val="0"/>
                 <w:iCs w:val="0"/>
                 <w:color w:val="000000"/>
-                <w:sz w:val="24"/>
-                <w:szCs w:val="24"/>
-                <w:u w:val="none"/>
-              </w:rPr>
-            </w:pPr>
-            <w:r>
-              <w:rPr>
-                <w:rFonts w:hint="default" w:ascii="Times New Roman" w:hAnsi="Times New Roman" w:eastAsia="SimSun" w:cs="Times New Roman"/>
+                <w:sz w:val="20"/>
+                <w:szCs w:val="20"/>
+                <w:u w:val="none"/>
+              </w:rPr>
+            </w:pPr>
+            <w:r>
+              <w:rPr>
+                <w:rFonts w:hint="default" w:ascii="Calibri" w:hAnsi="Calibri" w:eastAsia="SimSun" w:cs="Calibri"/>
                 <w:b/>
                 <w:bCs/>
                 <w:i w:val="0"/>
                 <w:iCs w:val="0"/>
                 <w:color w:val="000000"/>
                 <w:kern w:val="0"/>
-                <w:sz w:val="24"/>
-                <w:szCs w:val="24"/>
-                <w:u w:val="none"/>
-                <w:bdr w:val="none" w:color="auto" w:sz="0" w:space="0"/>
+                <w:sz w:val="20"/>
+                <w:szCs w:val="20"/>
+                <w:u w:val="none"/>
                 <w:lang w:val="en-US" w:eastAsia="zh-CN" w:bidi="ar"/>
               </w:rPr>
               <w:t>Trạng thái</w:t>
@@ -754,7 +855,7 @@
             <w:insideH w:val="none" w:color="auto" w:sz="0" w:space="0"/>
             <w:insideV w:val="none" w:color="auto" w:sz="0" w:space="0"/>
           </w:tblBorders>
-          <w:shd w:val="clear"/>
+          <w:shd w:val="clear" w:color="auto" w:fill="auto"/>
           <w:tblCellMar>
             <w:top w:w="0" w:type="dxa"/>
             <w:left w:w="108" w:type="dxa"/>
@@ -763,18 +864,18 @@
           </w:tblCellMar>
         </w:tblPrEx>
         <w:trPr>
-          <w:trHeight w:val="2592" w:hRule="atLeast"/>
+          <w:trHeight w:val="2499" w:hRule="atLeast"/>
         </w:trPr>
         <w:tc>
           <w:tcPr>
             <w:tcW w:w="960" w:type="dxa"/>
             <w:tcBorders>
-              <w:top w:val="single" w:color="000000" w:sz="4" w:space="0"/>
-              <w:left w:val="single" w:color="000000" w:sz="4" w:space="0"/>
-              <w:bottom w:val="single" w:color="000000" w:sz="4" w:space="0"/>
-              <w:right w:val="single" w:color="000000" w:sz="4" w:space="0"/>
-            </w:tcBorders>
-            <w:shd w:val="clear"/>
+              <w:top w:val="nil"/>
+              <w:left w:val="single" w:color="808080" w:sz="8" w:space="0"/>
+              <w:bottom w:val="single" w:color="808080" w:sz="8" w:space="0"/>
+              <w:right w:val="single" w:color="808080" w:sz="8" w:space="0"/>
+            </w:tcBorders>
+            <w:shd w:val="clear" w:color="auto" w:fill="auto"/>
             <w:vAlign w:val="center"/>
           </w:tcPr>
           <w:p>
@@ -786,26 +887,25 @@
               <w:jc w:val="center"/>
               <w:textAlignment w:val="center"/>
               <w:rPr>
-                <w:rFonts w:ascii="Calibri" w:hAnsi="Calibri" w:cs="Calibri"/>
-                <w:i w:val="0"/>
-                <w:iCs w:val="0"/>
-                <w:color w:val="000000"/>
-                <w:sz w:val="22"/>
-                <w:szCs w:val="22"/>
-                <w:u w:val="none"/>
-              </w:rPr>
-            </w:pPr>
-            <w:r>
-              <w:rPr>
-                <w:rFonts w:hint="default" w:ascii="Calibri" w:hAnsi="Calibri" w:eastAsia="SimSun" w:cs="Calibri"/>
-                <w:i w:val="0"/>
-                <w:iCs w:val="0"/>
-                <w:color w:val="000000"/>
-                <w:kern w:val="0"/>
-                <w:sz w:val="22"/>
-                <w:szCs w:val="22"/>
-                <w:u w:val="none"/>
-                <w:bdr w:val="none" w:color="auto" w:sz="0" w:space="0"/>
+                <w:rFonts w:hint="default" w:ascii="Calibri" w:hAnsi="Calibri" w:cs="Calibri"/>
+                <w:i w:val="0"/>
+                <w:iCs w:val="0"/>
+                <w:color w:val="000000"/>
+                <w:sz w:val="20"/>
+                <w:szCs w:val="20"/>
+                <w:u w:val="none"/>
+              </w:rPr>
+            </w:pPr>
+            <w:r>
+              <w:rPr>
+                <w:rFonts w:hint="default" w:ascii="Calibri" w:hAnsi="Calibri" w:eastAsia="SimSun" w:cs="Calibri"/>
+                <w:i w:val="0"/>
+                <w:iCs w:val="0"/>
+                <w:color w:val="000000"/>
+                <w:kern w:val="0"/>
+                <w:sz w:val="20"/>
+                <w:szCs w:val="20"/>
+                <w:u w:val="none"/>
                 <w:lang w:val="en-US" w:eastAsia="zh-CN" w:bidi="ar"/>
               </w:rPr>
               <w:t>US-01</w:t>
@@ -816,12 +916,12 @@
           <w:tcPr>
             <w:tcW w:w="960" w:type="dxa"/>
             <w:tcBorders>
-              <w:top w:val="single" w:color="000000" w:sz="4" w:space="0"/>
-              <w:left w:val="single" w:color="000000" w:sz="4" w:space="0"/>
-              <w:bottom w:val="single" w:color="000000" w:sz="4" w:space="0"/>
-              <w:right w:val="single" w:color="000000" w:sz="4" w:space="0"/>
-            </w:tcBorders>
-            <w:shd w:val="clear"/>
+              <w:top w:val="nil"/>
+              <w:left w:val="nil"/>
+              <w:bottom w:val="single" w:color="808080" w:sz="8" w:space="0"/>
+              <w:right w:val="single" w:color="808080" w:sz="8" w:space="0"/>
+            </w:tcBorders>
+            <w:shd w:val="clear" w:color="auto" w:fill="auto"/>
             <w:vAlign w:val="center"/>
           </w:tcPr>
           <w:p>
@@ -837,38 +937,37 @@
                 <w:i w:val="0"/>
                 <w:iCs w:val="0"/>
                 <w:color w:val="000000"/>
-                <w:sz w:val="22"/>
-                <w:szCs w:val="22"/>
-                <w:u w:val="none"/>
-              </w:rPr>
-            </w:pPr>
-            <w:r>
-              <w:rPr>
-                <w:rFonts w:hint="default" w:ascii="Calibri" w:hAnsi="Calibri" w:eastAsia="SimSun" w:cs="Calibri"/>
-                <w:i w:val="0"/>
-                <w:iCs w:val="0"/>
-                <w:color w:val="000000"/>
-                <w:kern w:val="0"/>
-                <w:sz w:val="22"/>
-                <w:szCs w:val="22"/>
-                <w:u w:val="none"/>
-                <w:bdr w:val="none" w:color="auto" w:sz="0" w:space="0"/>
-                <w:lang w:val="en-US" w:eastAsia="zh-CN" w:bidi="ar"/>
-              </w:rPr>
-              <w:t>Khởi tạo kho lưu trữ và môi trường Docker cho API, MongoDB, Redis</w:t>
-            </w:r>
-          </w:p>
-        </w:tc>
-        <w:tc>
-          <w:tcPr>
-            <w:tcW w:w="960" w:type="dxa"/>
-            <w:tcBorders>
-              <w:top w:val="single" w:color="000000" w:sz="4" w:space="0"/>
-              <w:left w:val="single" w:color="000000" w:sz="4" w:space="0"/>
-              <w:bottom w:val="single" w:color="000000" w:sz="4" w:space="0"/>
-              <w:right w:val="single" w:color="000000" w:sz="4" w:space="0"/>
-            </w:tcBorders>
-            <w:shd w:val="clear"/>
+                <w:sz w:val="20"/>
+                <w:szCs w:val="20"/>
+                <w:u w:val="none"/>
+              </w:rPr>
+            </w:pPr>
+            <w:r>
+              <w:rPr>
+                <w:rFonts w:hint="default" w:ascii="Calibri" w:hAnsi="Calibri" w:eastAsia="SimSun" w:cs="Calibri"/>
+                <w:i w:val="0"/>
+                <w:iCs w:val="0"/>
+                <w:color w:val="000000"/>
+                <w:kern w:val="0"/>
+                <w:sz w:val="20"/>
+                <w:szCs w:val="20"/>
+                <w:u w:val="none"/>
+                <w:lang w:val="en-US" w:eastAsia="zh-CN" w:bidi="ar"/>
+              </w:rPr>
+              <w:t>Khởi tạo repository và dựng môi trường Docker cho API, MongoDB, Redis</w:t>
+            </w:r>
+          </w:p>
+        </w:tc>
+        <w:tc>
+          <w:tcPr>
+            <w:tcW w:w="960" w:type="dxa"/>
+            <w:tcBorders>
+              <w:top w:val="nil"/>
+              <w:left w:val="nil"/>
+              <w:bottom w:val="single" w:color="808080" w:sz="8" w:space="0"/>
+              <w:right w:val="single" w:color="808080" w:sz="8" w:space="0"/>
+            </w:tcBorders>
+            <w:shd w:val="clear" w:color="auto" w:fill="auto"/>
             <w:vAlign w:val="center"/>
           </w:tcPr>
           <w:p>
@@ -884,22 +983,21 @@
                 <w:i w:val="0"/>
                 <w:iCs w:val="0"/>
                 <w:color w:val="000000"/>
-                <w:sz w:val="22"/>
-                <w:szCs w:val="22"/>
-                <w:u w:val="none"/>
-              </w:rPr>
-            </w:pPr>
-            <w:r>
-              <w:rPr>
-                <w:rFonts w:hint="default" w:ascii="Calibri" w:hAnsi="Calibri" w:eastAsia="SimSun" w:cs="Calibri"/>
-                <w:i w:val="0"/>
-                <w:iCs w:val="0"/>
-                <w:color w:val="000000"/>
-                <w:kern w:val="0"/>
-                <w:sz w:val="22"/>
-                <w:szCs w:val="22"/>
-                <w:u w:val="none"/>
-                <w:bdr w:val="none" w:color="auto" w:sz="0" w:space="0"/>
+                <w:sz w:val="20"/>
+                <w:szCs w:val="20"/>
+                <w:u w:val="none"/>
+              </w:rPr>
+            </w:pPr>
+            <w:r>
+              <w:rPr>
+                <w:rFonts w:hint="default" w:ascii="Calibri" w:hAnsi="Calibri" w:eastAsia="SimSun" w:cs="Calibri"/>
+                <w:i w:val="0"/>
+                <w:iCs w:val="0"/>
+                <w:color w:val="000000"/>
+                <w:kern w:val="0"/>
+                <w:sz w:val="20"/>
+                <w:szCs w:val="20"/>
+                <w:u w:val="none"/>
                 <w:lang w:val="en-US" w:eastAsia="zh-CN" w:bidi="ar"/>
               </w:rPr>
               <w:t>Cao</w:t>
@@ -910,12 +1008,12 @@
           <w:tcPr>
             <w:tcW w:w="960" w:type="dxa"/>
             <w:tcBorders>
-              <w:top w:val="single" w:color="000000" w:sz="4" w:space="0"/>
-              <w:left w:val="single" w:color="000000" w:sz="4" w:space="0"/>
-              <w:bottom w:val="single" w:color="000000" w:sz="4" w:space="0"/>
-              <w:right w:val="single" w:color="000000" w:sz="4" w:space="0"/>
-            </w:tcBorders>
-            <w:shd w:val="clear"/>
+              <w:top w:val="nil"/>
+              <w:left w:val="nil"/>
+              <w:bottom w:val="single" w:color="808080" w:sz="8" w:space="0"/>
+              <w:right w:val="single" w:color="808080" w:sz="8" w:space="0"/>
+            </w:tcBorders>
+            <w:shd w:val="clear" w:color="auto" w:fill="auto"/>
             <w:vAlign w:val="center"/>
           </w:tcPr>
           <w:p>
@@ -931,22 +1029,21 @@
                 <w:i w:val="0"/>
                 <w:iCs w:val="0"/>
                 <w:color w:val="000000"/>
-                <w:sz w:val="22"/>
-                <w:szCs w:val="22"/>
-                <w:u w:val="none"/>
-              </w:rPr>
-            </w:pPr>
-            <w:r>
-              <w:rPr>
-                <w:rFonts w:hint="default" w:ascii="Calibri" w:hAnsi="Calibri" w:eastAsia="SimSun" w:cs="Calibri"/>
-                <w:i w:val="0"/>
-                <w:iCs w:val="0"/>
-                <w:color w:val="000000"/>
-                <w:kern w:val="0"/>
-                <w:sz w:val="22"/>
-                <w:szCs w:val="22"/>
-                <w:u w:val="none"/>
-                <w:bdr w:val="none" w:color="auto" w:sz="0" w:space="0"/>
+                <w:sz w:val="20"/>
+                <w:szCs w:val="20"/>
+                <w:u w:val="none"/>
+              </w:rPr>
+            </w:pPr>
+            <w:r>
+              <w:rPr>
+                <w:rFonts w:hint="default" w:ascii="Calibri" w:hAnsi="Calibri" w:eastAsia="SimSun" w:cs="Calibri"/>
+                <w:i w:val="0"/>
+                <w:iCs w:val="0"/>
+                <w:color w:val="000000"/>
+                <w:kern w:val="0"/>
+                <w:sz w:val="20"/>
+                <w:szCs w:val="20"/>
+                <w:u w:val="none"/>
                 <w:lang w:val="en-US" w:eastAsia="zh-CN" w:bidi="ar"/>
               </w:rPr>
               <w:t>3</w:t>
@@ -957,12 +1054,12 @@
           <w:tcPr>
             <w:tcW w:w="960" w:type="dxa"/>
             <w:tcBorders>
-              <w:top w:val="single" w:color="000000" w:sz="4" w:space="0"/>
-              <w:left w:val="single" w:color="000000" w:sz="4" w:space="0"/>
-              <w:bottom w:val="single" w:color="000000" w:sz="4" w:space="0"/>
-              <w:right w:val="single" w:color="000000" w:sz="4" w:space="0"/>
-            </w:tcBorders>
-            <w:shd w:val="clear"/>
+              <w:top w:val="nil"/>
+              <w:left w:val="nil"/>
+              <w:bottom w:val="single" w:color="808080" w:sz="8" w:space="0"/>
+              <w:right w:val="single" w:color="808080" w:sz="8" w:space="0"/>
+            </w:tcBorders>
+            <w:shd w:val="clear" w:color="auto" w:fill="auto"/>
             <w:vAlign w:val="center"/>
           </w:tcPr>
           <w:p>
@@ -978,22 +1075,21 @@
                 <w:i w:val="0"/>
                 <w:iCs w:val="0"/>
                 <w:color w:val="000000"/>
-                <w:sz w:val="22"/>
-                <w:szCs w:val="22"/>
-                <w:u w:val="none"/>
-              </w:rPr>
-            </w:pPr>
-            <w:r>
-              <w:rPr>
-                <w:rFonts w:hint="default" w:ascii="Calibri" w:hAnsi="Calibri" w:eastAsia="SimSun" w:cs="Calibri"/>
-                <w:i w:val="0"/>
-                <w:iCs w:val="0"/>
-                <w:color w:val="000000"/>
-                <w:kern w:val="0"/>
-                <w:sz w:val="22"/>
-                <w:szCs w:val="22"/>
-                <w:u w:val="none"/>
-                <w:bdr w:val="none" w:color="auto" w:sz="0" w:space="0"/>
+                <w:sz w:val="20"/>
+                <w:szCs w:val="20"/>
+                <w:u w:val="none"/>
+              </w:rPr>
+            </w:pPr>
+            <w:r>
+              <w:rPr>
+                <w:rFonts w:hint="default" w:ascii="Calibri" w:hAnsi="Calibri" w:eastAsia="SimSun" w:cs="Calibri"/>
+                <w:i w:val="0"/>
+                <w:iCs w:val="0"/>
+                <w:color w:val="000000"/>
+                <w:kern w:val="0"/>
+                <w:sz w:val="20"/>
+                <w:szCs w:val="20"/>
+                <w:u w:val="none"/>
                 <w:lang w:val="en-US" w:eastAsia="zh-CN" w:bidi="ar"/>
               </w:rPr>
               <w:t>DEV 1</w:t>
@@ -1004,12 +1100,12 @@
           <w:tcPr>
             <w:tcW w:w="960" w:type="dxa"/>
             <w:tcBorders>
-              <w:top w:val="single" w:color="000000" w:sz="4" w:space="0"/>
-              <w:left w:val="single" w:color="000000" w:sz="4" w:space="0"/>
-              <w:bottom w:val="single" w:color="000000" w:sz="4" w:space="0"/>
-              <w:right w:val="single" w:color="000000" w:sz="4" w:space="0"/>
-            </w:tcBorders>
-            <w:shd w:val="clear"/>
+              <w:top w:val="nil"/>
+              <w:left w:val="nil"/>
+              <w:bottom w:val="single" w:color="808080" w:sz="8" w:space="0"/>
+              <w:right w:val="single" w:color="808080" w:sz="8" w:space="0"/>
+            </w:tcBorders>
+            <w:shd w:val="clear" w:color="auto" w:fill="auto"/>
             <w:vAlign w:val="center"/>
           </w:tcPr>
           <w:p>
@@ -1025,25 +1121,24 @@
                 <w:i w:val="0"/>
                 <w:iCs w:val="0"/>
                 <w:color w:val="000000"/>
-                <w:sz w:val="22"/>
-                <w:szCs w:val="22"/>
-                <w:u w:val="none"/>
-              </w:rPr>
-            </w:pPr>
-            <w:r>
-              <w:rPr>
-                <w:rFonts w:hint="default" w:ascii="Calibri" w:hAnsi="Calibri" w:eastAsia="SimSun" w:cs="Calibri"/>
-                <w:i w:val="0"/>
-                <w:iCs w:val="0"/>
-                <w:color w:val="000000"/>
-                <w:kern w:val="0"/>
-                <w:sz w:val="22"/>
-                <w:szCs w:val="22"/>
-                <w:u w:val="none"/>
-                <w:bdr w:val="none" w:color="auto" w:sz="0" w:space="0"/>
-                <w:lang w:val="en-US" w:eastAsia="zh-CN" w:bidi="ar"/>
-              </w:rPr>
-              <w:t>To Do</w:t>
+                <w:sz w:val="20"/>
+                <w:szCs w:val="20"/>
+                <w:u w:val="none"/>
+              </w:rPr>
+            </w:pPr>
+            <w:r>
+              <w:rPr>
+                <w:rFonts w:hint="default" w:ascii="Calibri" w:hAnsi="Calibri" w:eastAsia="SimSun" w:cs="Calibri"/>
+                <w:i w:val="0"/>
+                <w:iCs w:val="0"/>
+                <w:color w:val="000000"/>
+                <w:kern w:val="0"/>
+                <w:sz w:val="20"/>
+                <w:szCs w:val="20"/>
+                <w:u w:val="none"/>
+                <w:lang w:val="en-US" w:eastAsia="zh-CN" w:bidi="ar"/>
+              </w:rPr>
+              <w:t>Done</w:t>
             </w:r>
           </w:p>
         </w:tc>
@@ -1058,7 +1153,7 @@
             <w:insideH w:val="none" w:color="auto" w:sz="0" w:space="0"/>
             <w:insideV w:val="none" w:color="auto" w:sz="0" w:space="0"/>
           </w:tblBorders>
-          <w:shd w:val="clear"/>
+          <w:shd w:val="clear" w:color="auto" w:fill="auto"/>
           <w:tblCellMar>
             <w:top w:w="0" w:type="dxa"/>
             <w:left w:w="108" w:type="dxa"/>
@@ -1067,18 +1162,18 @@
           </w:tblCellMar>
         </w:tblPrEx>
         <w:trPr>
-          <w:trHeight w:val="2880" w:hRule="atLeast"/>
+          <w:trHeight w:val="3603" w:hRule="atLeast"/>
         </w:trPr>
         <w:tc>
           <w:tcPr>
             <w:tcW w:w="960" w:type="dxa"/>
             <w:tcBorders>
-              <w:top w:val="single" w:color="000000" w:sz="4" w:space="0"/>
-              <w:left w:val="single" w:color="000000" w:sz="4" w:space="0"/>
-              <w:bottom w:val="single" w:color="000000" w:sz="4" w:space="0"/>
-              <w:right w:val="single" w:color="000000" w:sz="4" w:space="0"/>
-            </w:tcBorders>
-            <w:shd w:val="clear"/>
+              <w:top w:val="nil"/>
+              <w:left w:val="single" w:color="808080" w:sz="8" w:space="0"/>
+              <w:bottom w:val="single" w:color="808080" w:sz="8" w:space="0"/>
+              <w:right w:val="single" w:color="808080" w:sz="8" w:space="0"/>
+            </w:tcBorders>
+            <w:shd w:val="clear" w:color="auto" w:fill="auto"/>
             <w:vAlign w:val="center"/>
           </w:tcPr>
           <w:p>
@@ -1094,22 +1189,21 @@
                 <w:i w:val="0"/>
                 <w:iCs w:val="0"/>
                 <w:color w:val="000000"/>
-                <w:sz w:val="22"/>
-                <w:szCs w:val="22"/>
-                <w:u w:val="none"/>
-              </w:rPr>
-            </w:pPr>
-            <w:r>
-              <w:rPr>
-                <w:rFonts w:hint="default" w:ascii="Calibri" w:hAnsi="Calibri" w:eastAsia="SimSun" w:cs="Calibri"/>
-                <w:i w:val="0"/>
-                <w:iCs w:val="0"/>
-                <w:color w:val="000000"/>
-                <w:kern w:val="0"/>
-                <w:sz w:val="22"/>
-                <w:szCs w:val="22"/>
-                <w:u w:val="none"/>
-                <w:bdr w:val="none" w:color="auto" w:sz="0" w:space="0"/>
+                <w:sz w:val="20"/>
+                <w:szCs w:val="20"/>
+                <w:u w:val="none"/>
+              </w:rPr>
+            </w:pPr>
+            <w:r>
+              <w:rPr>
+                <w:rFonts w:hint="default" w:ascii="Calibri" w:hAnsi="Calibri" w:eastAsia="SimSun" w:cs="Calibri"/>
+                <w:i w:val="0"/>
+                <w:iCs w:val="0"/>
+                <w:color w:val="000000"/>
+                <w:kern w:val="0"/>
+                <w:sz w:val="20"/>
+                <w:szCs w:val="20"/>
+                <w:u w:val="none"/>
                 <w:lang w:val="en-US" w:eastAsia="zh-CN" w:bidi="ar"/>
               </w:rPr>
               <w:t>US-02</w:t>
@@ -1120,12 +1214,12 @@
           <w:tcPr>
             <w:tcW w:w="960" w:type="dxa"/>
             <w:tcBorders>
-              <w:top w:val="single" w:color="000000" w:sz="4" w:space="0"/>
-              <w:left w:val="single" w:color="000000" w:sz="4" w:space="0"/>
-              <w:bottom w:val="single" w:color="000000" w:sz="4" w:space="0"/>
-              <w:right w:val="single" w:color="000000" w:sz="4" w:space="0"/>
-            </w:tcBorders>
-            <w:shd w:val="clear"/>
+              <w:top w:val="nil"/>
+              <w:left w:val="nil"/>
+              <w:bottom w:val="single" w:color="808080" w:sz="8" w:space="0"/>
+              <w:right w:val="single" w:color="808080" w:sz="8" w:space="0"/>
+            </w:tcBorders>
+            <w:shd w:val="clear" w:color="auto" w:fill="auto"/>
             <w:vAlign w:val="center"/>
           </w:tcPr>
           <w:p>
@@ -1141,38 +1235,37 @@
                 <w:i w:val="0"/>
                 <w:iCs w:val="0"/>
                 <w:color w:val="000000"/>
-                <w:sz w:val="22"/>
-                <w:szCs w:val="22"/>
-                <w:u w:val="none"/>
-              </w:rPr>
-            </w:pPr>
-            <w:r>
-              <w:rPr>
-                <w:rFonts w:hint="default" w:ascii="Calibri" w:hAnsi="Calibri" w:eastAsia="SimSun" w:cs="Calibri"/>
-                <w:i w:val="0"/>
-                <w:iCs w:val="0"/>
-                <w:color w:val="000000"/>
-                <w:kern w:val="0"/>
-                <w:sz w:val="22"/>
-                <w:szCs w:val="22"/>
-                <w:u w:val="none"/>
-                <w:bdr w:val="none" w:color="auto" w:sz="0" w:space="0"/>
-                <w:lang w:val="en-US" w:eastAsia="zh-CN" w:bidi="ar"/>
-              </w:rPr>
-              <w:t>Thiết kế 12 bộ sưu tập MongoDB, viết mô hình Mongoose, chỉ mục và mẫu dữ liệu</w:t>
-            </w:r>
-          </w:p>
-        </w:tc>
-        <w:tc>
-          <w:tcPr>
-            <w:tcW w:w="960" w:type="dxa"/>
-            <w:tcBorders>
-              <w:top w:val="single" w:color="000000" w:sz="4" w:space="0"/>
-              <w:left w:val="single" w:color="000000" w:sz="4" w:space="0"/>
-              <w:bottom w:val="single" w:color="000000" w:sz="4" w:space="0"/>
-              <w:right w:val="single" w:color="000000" w:sz="4" w:space="0"/>
-            </w:tcBorders>
-            <w:shd w:val="clear"/>
+                <w:sz w:val="20"/>
+                <w:szCs w:val="20"/>
+                <w:u w:val="none"/>
+              </w:rPr>
+            </w:pPr>
+            <w:r>
+              <w:rPr>
+                <w:rFonts w:hint="default" w:ascii="Calibri" w:hAnsi="Calibri" w:eastAsia="SimSun" w:cs="Calibri"/>
+                <w:i w:val="0"/>
+                <w:iCs w:val="0"/>
+                <w:color w:val="000000"/>
+                <w:kern w:val="0"/>
+                <w:sz w:val="20"/>
+                <w:szCs w:val="20"/>
+                <w:u w:val="none"/>
+                <w:lang w:val="en-US" w:eastAsia="zh-CN" w:bidi="ar"/>
+              </w:rPr>
+              <w:t>Thiết kế mô hình dữ liệu và sơ đồ lớp hệ thống: 12 collection MongoDB, Mongoose model, chỉ mục và dữ liệu mẫu</w:t>
+            </w:r>
+          </w:p>
+        </w:tc>
+        <w:tc>
+          <w:tcPr>
+            <w:tcW w:w="960" w:type="dxa"/>
+            <w:tcBorders>
+              <w:top w:val="nil"/>
+              <w:left w:val="nil"/>
+              <w:bottom w:val="single" w:color="808080" w:sz="8" w:space="0"/>
+              <w:right w:val="single" w:color="808080" w:sz="8" w:space="0"/>
+            </w:tcBorders>
+            <w:shd w:val="clear" w:color="auto" w:fill="auto"/>
             <w:vAlign w:val="center"/>
           </w:tcPr>
           <w:p>
@@ -1188,22 +1281,21 @@
                 <w:i w:val="0"/>
                 <w:iCs w:val="0"/>
                 <w:color w:val="000000"/>
-                <w:sz w:val="22"/>
-                <w:szCs w:val="22"/>
-                <w:u w:val="none"/>
-              </w:rPr>
-            </w:pPr>
-            <w:r>
-              <w:rPr>
-                <w:rFonts w:hint="default" w:ascii="Calibri" w:hAnsi="Calibri" w:eastAsia="SimSun" w:cs="Calibri"/>
-                <w:i w:val="0"/>
-                <w:iCs w:val="0"/>
-                <w:color w:val="000000"/>
-                <w:kern w:val="0"/>
-                <w:sz w:val="22"/>
-                <w:szCs w:val="22"/>
-                <w:u w:val="none"/>
-                <w:bdr w:val="none" w:color="auto" w:sz="0" w:space="0"/>
+                <w:sz w:val="20"/>
+                <w:szCs w:val="20"/>
+                <w:u w:val="none"/>
+              </w:rPr>
+            </w:pPr>
+            <w:r>
+              <w:rPr>
+                <w:rFonts w:hint="default" w:ascii="Calibri" w:hAnsi="Calibri" w:eastAsia="SimSun" w:cs="Calibri"/>
+                <w:i w:val="0"/>
+                <w:iCs w:val="0"/>
+                <w:color w:val="000000"/>
+                <w:kern w:val="0"/>
+                <w:sz w:val="20"/>
+                <w:szCs w:val="20"/>
+                <w:u w:val="none"/>
                 <w:lang w:val="en-US" w:eastAsia="zh-CN" w:bidi="ar"/>
               </w:rPr>
               <w:t>Cao</w:t>
@@ -1214,12 +1306,12 @@
           <w:tcPr>
             <w:tcW w:w="960" w:type="dxa"/>
             <w:tcBorders>
-              <w:top w:val="single" w:color="000000" w:sz="4" w:space="0"/>
-              <w:left w:val="single" w:color="000000" w:sz="4" w:space="0"/>
-              <w:bottom w:val="single" w:color="000000" w:sz="4" w:space="0"/>
-              <w:right w:val="single" w:color="000000" w:sz="4" w:space="0"/>
-            </w:tcBorders>
-            <w:shd w:val="clear"/>
+              <w:top w:val="nil"/>
+              <w:left w:val="nil"/>
+              <w:bottom w:val="single" w:color="808080" w:sz="8" w:space="0"/>
+              <w:right w:val="single" w:color="808080" w:sz="8" w:space="0"/>
+            </w:tcBorders>
+            <w:shd w:val="clear" w:color="auto" w:fill="auto"/>
             <w:vAlign w:val="center"/>
           </w:tcPr>
           <w:p>
@@ -1235,22 +1327,21 @@
                 <w:i w:val="0"/>
                 <w:iCs w:val="0"/>
                 <w:color w:val="000000"/>
-                <w:sz w:val="22"/>
-                <w:szCs w:val="22"/>
-                <w:u w:val="none"/>
-              </w:rPr>
-            </w:pPr>
-            <w:r>
-              <w:rPr>
-                <w:rFonts w:hint="default" w:ascii="Calibri" w:hAnsi="Calibri" w:eastAsia="SimSun" w:cs="Calibri"/>
-                <w:i w:val="0"/>
-                <w:iCs w:val="0"/>
-                <w:color w:val="000000"/>
-                <w:kern w:val="0"/>
-                <w:sz w:val="22"/>
-                <w:szCs w:val="22"/>
-                <w:u w:val="none"/>
-                <w:bdr w:val="none" w:color="auto" w:sz="0" w:space="0"/>
+                <w:sz w:val="20"/>
+                <w:szCs w:val="20"/>
+                <w:u w:val="none"/>
+              </w:rPr>
+            </w:pPr>
+            <w:r>
+              <w:rPr>
+                <w:rFonts w:hint="default" w:ascii="Calibri" w:hAnsi="Calibri" w:eastAsia="SimSun" w:cs="Calibri"/>
+                <w:i w:val="0"/>
+                <w:iCs w:val="0"/>
+                <w:color w:val="000000"/>
+                <w:kern w:val="0"/>
+                <w:sz w:val="20"/>
+                <w:szCs w:val="20"/>
+                <w:u w:val="none"/>
                 <w:lang w:val="en-US" w:eastAsia="zh-CN" w:bidi="ar"/>
               </w:rPr>
               <w:t>5</w:t>
@@ -1261,12 +1352,12 @@
           <w:tcPr>
             <w:tcW w:w="960" w:type="dxa"/>
             <w:tcBorders>
-              <w:top w:val="single" w:color="000000" w:sz="4" w:space="0"/>
-              <w:left w:val="single" w:color="000000" w:sz="4" w:space="0"/>
-              <w:bottom w:val="single" w:color="000000" w:sz="4" w:space="0"/>
-              <w:right w:val="single" w:color="000000" w:sz="4" w:space="0"/>
-            </w:tcBorders>
-            <w:shd w:val="clear"/>
+              <w:top w:val="nil"/>
+              <w:left w:val="nil"/>
+              <w:bottom w:val="single" w:color="808080" w:sz="8" w:space="0"/>
+              <w:right w:val="single" w:color="808080" w:sz="8" w:space="0"/>
+            </w:tcBorders>
+            <w:shd w:val="clear" w:color="auto" w:fill="auto"/>
             <w:vAlign w:val="center"/>
           </w:tcPr>
           <w:p>
@@ -1282,22 +1373,21 @@
                 <w:i w:val="0"/>
                 <w:iCs w:val="0"/>
                 <w:color w:val="000000"/>
-                <w:sz w:val="22"/>
-                <w:szCs w:val="22"/>
-                <w:u w:val="none"/>
-              </w:rPr>
-            </w:pPr>
-            <w:r>
-              <w:rPr>
-                <w:rFonts w:hint="default" w:ascii="Calibri" w:hAnsi="Calibri" w:eastAsia="SimSun" w:cs="Calibri"/>
-                <w:i w:val="0"/>
-                <w:iCs w:val="0"/>
-                <w:color w:val="000000"/>
-                <w:kern w:val="0"/>
-                <w:sz w:val="22"/>
-                <w:szCs w:val="22"/>
-                <w:u w:val="none"/>
-                <w:bdr w:val="none" w:color="auto" w:sz="0" w:space="0"/>
+                <w:sz w:val="20"/>
+                <w:szCs w:val="20"/>
+                <w:u w:val="none"/>
+              </w:rPr>
+            </w:pPr>
+            <w:r>
+              <w:rPr>
+                <w:rFonts w:hint="default" w:ascii="Calibri" w:hAnsi="Calibri" w:eastAsia="SimSun" w:cs="Calibri"/>
+                <w:i w:val="0"/>
+                <w:iCs w:val="0"/>
+                <w:color w:val="000000"/>
+                <w:kern w:val="0"/>
+                <w:sz w:val="20"/>
+                <w:szCs w:val="20"/>
+                <w:u w:val="none"/>
                 <w:lang w:val="en-US" w:eastAsia="zh-CN" w:bidi="ar"/>
               </w:rPr>
               <w:t>DEV 1</w:t>
@@ -1308,12 +1398,12 @@
           <w:tcPr>
             <w:tcW w:w="960" w:type="dxa"/>
             <w:tcBorders>
-              <w:top w:val="single" w:color="000000" w:sz="4" w:space="0"/>
-              <w:left w:val="single" w:color="000000" w:sz="4" w:space="0"/>
-              <w:bottom w:val="single" w:color="000000" w:sz="4" w:space="0"/>
-              <w:right w:val="single" w:color="000000" w:sz="4" w:space="0"/>
-            </w:tcBorders>
-            <w:shd w:val="clear"/>
+              <w:top w:val="nil"/>
+              <w:left w:val="nil"/>
+              <w:bottom w:val="single" w:color="808080" w:sz="8" w:space="0"/>
+              <w:right w:val="single" w:color="808080" w:sz="8" w:space="0"/>
+            </w:tcBorders>
+            <w:shd w:val="clear" w:color="auto" w:fill="auto"/>
             <w:vAlign w:val="center"/>
           </w:tcPr>
           <w:p>
@@ -1329,25 +1419,24 @@
                 <w:i w:val="0"/>
                 <w:iCs w:val="0"/>
                 <w:color w:val="000000"/>
-                <w:sz w:val="22"/>
-                <w:szCs w:val="22"/>
-                <w:u w:val="none"/>
-              </w:rPr>
-            </w:pPr>
-            <w:r>
-              <w:rPr>
-                <w:rFonts w:hint="default" w:ascii="Calibri" w:hAnsi="Calibri" w:eastAsia="SimSun" w:cs="Calibri"/>
-                <w:i w:val="0"/>
-                <w:iCs w:val="0"/>
-                <w:color w:val="000000"/>
-                <w:kern w:val="0"/>
-                <w:sz w:val="22"/>
-                <w:szCs w:val="22"/>
-                <w:u w:val="none"/>
-                <w:bdr w:val="none" w:color="auto" w:sz="0" w:space="0"/>
-                <w:lang w:val="en-US" w:eastAsia="zh-CN" w:bidi="ar"/>
-              </w:rPr>
-              <w:t>To Do</w:t>
+                <w:sz w:val="20"/>
+                <w:szCs w:val="20"/>
+                <w:u w:val="none"/>
+              </w:rPr>
+            </w:pPr>
+            <w:r>
+              <w:rPr>
+                <w:rFonts w:hint="default" w:ascii="Calibri" w:hAnsi="Calibri" w:eastAsia="SimSun" w:cs="Calibri"/>
+                <w:i w:val="0"/>
+                <w:iCs w:val="0"/>
+                <w:color w:val="000000"/>
+                <w:kern w:val="0"/>
+                <w:sz w:val="20"/>
+                <w:szCs w:val="20"/>
+                <w:u w:val="none"/>
+                <w:lang w:val="en-US" w:eastAsia="zh-CN" w:bidi="ar"/>
+              </w:rPr>
+              <w:t>Done</w:t>
             </w:r>
           </w:p>
         </w:tc>
@@ -1362,7 +1451,7 @@
             <w:insideH w:val="none" w:color="auto" w:sz="0" w:space="0"/>
             <w:insideV w:val="none" w:color="auto" w:sz="0" w:space="0"/>
           </w:tblBorders>
-          <w:shd w:val="clear"/>
+          <w:shd w:val="clear" w:color="auto" w:fill="auto"/>
           <w:tblCellMar>
             <w:top w:w="0" w:type="dxa"/>
             <w:left w:w="108" w:type="dxa"/>
@@ -1371,18 +1460,18 @@
           </w:tblCellMar>
         </w:tblPrEx>
         <w:trPr>
-          <w:trHeight w:val="2304" w:hRule="atLeast"/>
+          <w:trHeight w:val="3603" w:hRule="atLeast"/>
         </w:trPr>
         <w:tc>
           <w:tcPr>
             <w:tcW w:w="960" w:type="dxa"/>
             <w:tcBorders>
-              <w:top w:val="single" w:color="000000" w:sz="4" w:space="0"/>
-              <w:left w:val="single" w:color="000000" w:sz="4" w:space="0"/>
-              <w:bottom w:val="single" w:color="000000" w:sz="4" w:space="0"/>
-              <w:right w:val="single" w:color="000000" w:sz="4" w:space="0"/>
-            </w:tcBorders>
-            <w:shd w:val="clear"/>
+              <w:top w:val="nil"/>
+              <w:left w:val="single" w:color="808080" w:sz="8" w:space="0"/>
+              <w:bottom w:val="single" w:color="808080" w:sz="8" w:space="0"/>
+              <w:right w:val="single" w:color="808080" w:sz="8" w:space="0"/>
+            </w:tcBorders>
+            <w:shd w:val="clear" w:color="auto" w:fill="auto"/>
             <w:vAlign w:val="center"/>
           </w:tcPr>
           <w:p>
@@ -1398,22 +1487,21 @@
                 <w:i w:val="0"/>
                 <w:iCs w:val="0"/>
                 <w:color w:val="000000"/>
-                <w:sz w:val="22"/>
-                <w:szCs w:val="22"/>
-                <w:u w:val="none"/>
-              </w:rPr>
-            </w:pPr>
-            <w:r>
-              <w:rPr>
-                <w:rFonts w:hint="default" w:ascii="Calibri" w:hAnsi="Calibri" w:eastAsia="SimSun" w:cs="Calibri"/>
-                <w:i w:val="0"/>
-                <w:iCs w:val="0"/>
-                <w:color w:val="000000"/>
-                <w:kern w:val="0"/>
-                <w:sz w:val="22"/>
-                <w:szCs w:val="22"/>
-                <w:u w:val="none"/>
-                <w:bdr w:val="none" w:color="auto" w:sz="0" w:space="0"/>
+                <w:sz w:val="20"/>
+                <w:szCs w:val="20"/>
+                <w:u w:val="none"/>
+              </w:rPr>
+            </w:pPr>
+            <w:r>
+              <w:rPr>
+                <w:rFonts w:hint="default" w:ascii="Calibri" w:hAnsi="Calibri" w:eastAsia="SimSun" w:cs="Calibri"/>
+                <w:i w:val="0"/>
+                <w:iCs w:val="0"/>
+                <w:color w:val="000000"/>
+                <w:kern w:val="0"/>
+                <w:sz w:val="20"/>
+                <w:szCs w:val="20"/>
+                <w:u w:val="none"/>
                 <w:lang w:val="en-US" w:eastAsia="zh-CN" w:bidi="ar"/>
               </w:rPr>
               <w:t>US-03</w:t>
@@ -1424,12 +1512,12 @@
           <w:tcPr>
             <w:tcW w:w="960" w:type="dxa"/>
             <w:tcBorders>
-              <w:top w:val="single" w:color="000000" w:sz="4" w:space="0"/>
-              <w:left w:val="single" w:color="000000" w:sz="4" w:space="0"/>
-              <w:bottom w:val="single" w:color="000000" w:sz="4" w:space="0"/>
-              <w:right w:val="single" w:color="000000" w:sz="4" w:space="0"/>
-            </w:tcBorders>
-            <w:shd w:val="clear"/>
+              <w:top w:val="nil"/>
+              <w:left w:val="nil"/>
+              <w:bottom w:val="single" w:color="808080" w:sz="8" w:space="0"/>
+              <w:right w:val="single" w:color="808080" w:sz="8" w:space="0"/>
+            </w:tcBorders>
+            <w:shd w:val="clear" w:color="auto" w:fill="auto"/>
             <w:vAlign w:val="center"/>
           </w:tcPr>
           <w:p>
@@ -1445,38 +1533,37 @@
                 <w:i w:val="0"/>
                 <w:iCs w:val="0"/>
                 <w:color w:val="000000"/>
-                <w:sz w:val="22"/>
-                <w:szCs w:val="22"/>
-                <w:u w:val="none"/>
-              </w:rPr>
-            </w:pPr>
-            <w:r>
-              <w:rPr>
-                <w:rFonts w:hint="default" w:ascii="Calibri" w:hAnsi="Calibri" w:eastAsia="SimSun" w:cs="Calibri"/>
-                <w:i w:val="0"/>
-                <w:iCs w:val="0"/>
-                <w:color w:val="000000"/>
-                <w:kern w:val="0"/>
-                <w:sz w:val="22"/>
-                <w:szCs w:val="22"/>
-                <w:u w:val="none"/>
-                <w:bdr w:val="none" w:color="auto" w:sz="0" w:space="0"/>
-                <w:lang w:val="en-US" w:eastAsia="zh-CN" w:bidi="ar"/>
-              </w:rPr>
-              <w:t>Xây dựng JWT khung xác thực với Access Token và Refresh Token</w:t>
-            </w:r>
-          </w:p>
-        </w:tc>
-        <w:tc>
-          <w:tcPr>
-            <w:tcW w:w="960" w:type="dxa"/>
-            <w:tcBorders>
-              <w:top w:val="single" w:color="000000" w:sz="4" w:space="0"/>
-              <w:left w:val="single" w:color="000000" w:sz="4" w:space="0"/>
-              <w:bottom w:val="single" w:color="000000" w:sz="4" w:space="0"/>
-              <w:right w:val="single" w:color="000000" w:sz="4" w:space="0"/>
-            </w:tcBorders>
-            <w:shd w:val="clear"/>
+                <w:sz w:val="20"/>
+                <w:szCs w:val="20"/>
+                <w:u w:val="none"/>
+              </w:rPr>
+            </w:pPr>
+            <w:r>
+              <w:rPr>
+                <w:rFonts w:hint="default" w:ascii="Calibri" w:hAnsi="Calibri" w:eastAsia="SimSun" w:cs="Calibri"/>
+                <w:i w:val="0"/>
+                <w:iCs w:val="0"/>
+                <w:color w:val="000000"/>
+                <w:kern w:val="0"/>
+                <w:sz w:val="20"/>
+                <w:szCs w:val="20"/>
+                <w:u w:val="none"/>
+                <w:lang w:val="en-US" w:eastAsia="zh-CN" w:bidi="ar"/>
+              </w:rPr>
+              <w:t>Xây dựng khung xác thực JWT với cặp Access Token và Refresh Token, middleware phân quyền theo vai trò</w:t>
+            </w:r>
+          </w:p>
+        </w:tc>
+        <w:tc>
+          <w:tcPr>
+            <w:tcW w:w="960" w:type="dxa"/>
+            <w:tcBorders>
+              <w:top w:val="nil"/>
+              <w:left w:val="nil"/>
+              <w:bottom w:val="single" w:color="808080" w:sz="8" w:space="0"/>
+              <w:right w:val="single" w:color="808080" w:sz="8" w:space="0"/>
+            </w:tcBorders>
+            <w:shd w:val="clear" w:color="auto" w:fill="auto"/>
             <w:vAlign w:val="center"/>
           </w:tcPr>
           <w:p>
@@ -1492,22 +1579,21 @@
                 <w:i w:val="0"/>
                 <w:iCs w:val="0"/>
                 <w:color w:val="000000"/>
-                <w:sz w:val="22"/>
-                <w:szCs w:val="22"/>
-                <w:u w:val="none"/>
-              </w:rPr>
-            </w:pPr>
-            <w:r>
-              <w:rPr>
-                <w:rFonts w:hint="default" w:ascii="Calibri" w:hAnsi="Calibri" w:eastAsia="SimSun" w:cs="Calibri"/>
-                <w:i w:val="0"/>
-                <w:iCs w:val="0"/>
-                <w:color w:val="000000"/>
-                <w:kern w:val="0"/>
-                <w:sz w:val="22"/>
-                <w:szCs w:val="22"/>
-                <w:u w:val="none"/>
-                <w:bdr w:val="none" w:color="auto" w:sz="0" w:space="0"/>
+                <w:sz w:val="20"/>
+                <w:szCs w:val="20"/>
+                <w:u w:val="none"/>
+              </w:rPr>
+            </w:pPr>
+            <w:r>
+              <w:rPr>
+                <w:rFonts w:hint="default" w:ascii="Calibri" w:hAnsi="Calibri" w:eastAsia="SimSun" w:cs="Calibri"/>
+                <w:i w:val="0"/>
+                <w:iCs w:val="0"/>
+                <w:color w:val="000000"/>
+                <w:kern w:val="0"/>
+                <w:sz w:val="20"/>
+                <w:szCs w:val="20"/>
+                <w:u w:val="none"/>
                 <w:lang w:val="en-US" w:eastAsia="zh-CN" w:bidi="ar"/>
               </w:rPr>
               <w:t>Cao</w:t>
@@ -1518,12 +1604,12 @@
           <w:tcPr>
             <w:tcW w:w="960" w:type="dxa"/>
             <w:tcBorders>
-              <w:top w:val="single" w:color="000000" w:sz="4" w:space="0"/>
-              <w:left w:val="single" w:color="000000" w:sz="4" w:space="0"/>
-              <w:bottom w:val="single" w:color="000000" w:sz="4" w:space="0"/>
-              <w:right w:val="single" w:color="000000" w:sz="4" w:space="0"/>
-            </w:tcBorders>
-            <w:shd w:val="clear"/>
+              <w:top w:val="nil"/>
+              <w:left w:val="nil"/>
+              <w:bottom w:val="single" w:color="808080" w:sz="8" w:space="0"/>
+              <w:right w:val="single" w:color="808080" w:sz="8" w:space="0"/>
+            </w:tcBorders>
+            <w:shd w:val="clear" w:color="auto" w:fill="auto"/>
             <w:vAlign w:val="center"/>
           </w:tcPr>
           <w:p>
@@ -1539,22 +1625,21 @@
                 <w:i w:val="0"/>
                 <w:iCs w:val="0"/>
                 <w:color w:val="000000"/>
-                <w:sz w:val="22"/>
-                <w:szCs w:val="22"/>
-                <w:u w:val="none"/>
-              </w:rPr>
-            </w:pPr>
-            <w:r>
-              <w:rPr>
-                <w:rFonts w:hint="default" w:ascii="Calibri" w:hAnsi="Calibri" w:eastAsia="SimSun" w:cs="Calibri"/>
-                <w:i w:val="0"/>
-                <w:iCs w:val="0"/>
-                <w:color w:val="000000"/>
-                <w:kern w:val="0"/>
-                <w:sz w:val="22"/>
-                <w:szCs w:val="22"/>
-                <w:u w:val="none"/>
-                <w:bdr w:val="none" w:color="auto" w:sz="0" w:space="0"/>
+                <w:sz w:val="20"/>
+                <w:szCs w:val="20"/>
+                <w:u w:val="none"/>
+              </w:rPr>
+            </w:pPr>
+            <w:r>
+              <w:rPr>
+                <w:rFonts w:hint="default" w:ascii="Calibri" w:hAnsi="Calibri" w:eastAsia="SimSun" w:cs="Calibri"/>
+                <w:i w:val="0"/>
+                <w:iCs w:val="0"/>
+                <w:color w:val="000000"/>
+                <w:kern w:val="0"/>
+                <w:sz w:val="20"/>
+                <w:szCs w:val="20"/>
+                <w:u w:val="none"/>
                 <w:lang w:val="en-US" w:eastAsia="zh-CN" w:bidi="ar"/>
               </w:rPr>
               <w:t>5</w:t>
@@ -1565,12 +1650,12 @@
           <w:tcPr>
             <w:tcW w:w="960" w:type="dxa"/>
             <w:tcBorders>
-              <w:top w:val="single" w:color="000000" w:sz="4" w:space="0"/>
-              <w:left w:val="single" w:color="000000" w:sz="4" w:space="0"/>
-              <w:bottom w:val="single" w:color="000000" w:sz="4" w:space="0"/>
-              <w:right w:val="single" w:color="000000" w:sz="4" w:space="0"/>
-            </w:tcBorders>
-            <w:shd w:val="clear"/>
+              <w:top w:val="nil"/>
+              <w:left w:val="nil"/>
+              <w:bottom w:val="single" w:color="808080" w:sz="8" w:space="0"/>
+              <w:right w:val="single" w:color="808080" w:sz="8" w:space="0"/>
+            </w:tcBorders>
+            <w:shd w:val="clear" w:color="auto" w:fill="auto"/>
             <w:vAlign w:val="center"/>
           </w:tcPr>
           <w:p>
@@ -1586,22 +1671,21 @@
                 <w:i w:val="0"/>
                 <w:iCs w:val="0"/>
                 <w:color w:val="000000"/>
-                <w:sz w:val="22"/>
-                <w:szCs w:val="22"/>
-                <w:u w:val="none"/>
-              </w:rPr>
-            </w:pPr>
-            <w:r>
-              <w:rPr>
-                <w:rFonts w:hint="default" w:ascii="Calibri" w:hAnsi="Calibri" w:eastAsia="SimSun" w:cs="Calibri"/>
-                <w:i w:val="0"/>
-                <w:iCs w:val="0"/>
-                <w:color w:val="000000"/>
-                <w:kern w:val="0"/>
-                <w:sz w:val="22"/>
-                <w:szCs w:val="22"/>
-                <w:u w:val="none"/>
-                <w:bdr w:val="none" w:color="auto" w:sz="0" w:space="0"/>
+                <w:sz w:val="20"/>
+                <w:szCs w:val="20"/>
+                <w:u w:val="none"/>
+              </w:rPr>
+            </w:pPr>
+            <w:r>
+              <w:rPr>
+                <w:rFonts w:hint="default" w:ascii="Calibri" w:hAnsi="Calibri" w:eastAsia="SimSun" w:cs="Calibri"/>
+                <w:i w:val="0"/>
+                <w:iCs w:val="0"/>
+                <w:color w:val="000000"/>
+                <w:kern w:val="0"/>
+                <w:sz w:val="20"/>
+                <w:szCs w:val="20"/>
+                <w:u w:val="none"/>
                 <w:lang w:val="en-US" w:eastAsia="zh-CN" w:bidi="ar"/>
               </w:rPr>
               <w:t>DEV 1</w:t>
@@ -1612,12 +1696,12 @@
           <w:tcPr>
             <w:tcW w:w="960" w:type="dxa"/>
             <w:tcBorders>
-              <w:top w:val="single" w:color="000000" w:sz="4" w:space="0"/>
-              <w:left w:val="single" w:color="000000" w:sz="4" w:space="0"/>
-              <w:bottom w:val="single" w:color="000000" w:sz="4" w:space="0"/>
-              <w:right w:val="single" w:color="000000" w:sz="4" w:space="0"/>
-            </w:tcBorders>
-            <w:shd w:val="clear"/>
+              <w:top w:val="nil"/>
+              <w:left w:val="nil"/>
+              <w:bottom w:val="single" w:color="808080" w:sz="8" w:space="0"/>
+              <w:right w:val="single" w:color="808080" w:sz="8" w:space="0"/>
+            </w:tcBorders>
+            <w:shd w:val="clear" w:color="auto" w:fill="auto"/>
             <w:vAlign w:val="center"/>
           </w:tcPr>
           <w:p>
@@ -1633,25 +1717,24 @@
                 <w:i w:val="0"/>
                 <w:iCs w:val="0"/>
                 <w:color w:val="000000"/>
-                <w:sz w:val="22"/>
-                <w:szCs w:val="22"/>
-                <w:u w:val="none"/>
-              </w:rPr>
-            </w:pPr>
-            <w:r>
-              <w:rPr>
-                <w:rFonts w:hint="default" w:ascii="Calibri" w:hAnsi="Calibri" w:eastAsia="SimSun" w:cs="Calibri"/>
-                <w:i w:val="0"/>
-                <w:iCs w:val="0"/>
-                <w:color w:val="000000"/>
-                <w:kern w:val="0"/>
-                <w:sz w:val="22"/>
-                <w:szCs w:val="22"/>
-                <w:u w:val="none"/>
-                <w:bdr w:val="none" w:color="auto" w:sz="0" w:space="0"/>
-                <w:lang w:val="en-US" w:eastAsia="zh-CN" w:bidi="ar"/>
-              </w:rPr>
-              <w:t>To Do</w:t>
+                <w:sz w:val="20"/>
+                <w:szCs w:val="20"/>
+                <w:u w:val="none"/>
+              </w:rPr>
+            </w:pPr>
+            <w:r>
+              <w:rPr>
+                <w:rFonts w:hint="default" w:ascii="Calibri" w:hAnsi="Calibri" w:eastAsia="SimSun" w:cs="Calibri"/>
+                <w:i w:val="0"/>
+                <w:iCs w:val="0"/>
+                <w:color w:val="000000"/>
+                <w:kern w:val="0"/>
+                <w:sz w:val="20"/>
+                <w:szCs w:val="20"/>
+                <w:u w:val="none"/>
+                <w:lang w:val="en-US" w:eastAsia="zh-CN" w:bidi="ar"/>
+              </w:rPr>
+              <w:t>Done</w:t>
             </w:r>
           </w:p>
         </w:tc>
@@ -1666,7 +1749,7 @@
             <w:insideH w:val="none" w:color="auto" w:sz="0" w:space="0"/>
             <w:insideV w:val="none" w:color="auto" w:sz="0" w:space="0"/>
           </w:tblBorders>
-          <w:shd w:val="clear"/>
+          <w:shd w:val="clear" w:color="auto" w:fill="auto"/>
           <w:tblCellMar>
             <w:top w:w="0" w:type="dxa"/>
             <w:left w:w="108" w:type="dxa"/>
@@ -1675,18 +1758,18 @@
           </w:tblCellMar>
         </w:tblPrEx>
         <w:trPr>
-          <w:trHeight w:val="2592" w:hRule="atLeast"/>
+          <w:trHeight w:val="2223" w:hRule="atLeast"/>
         </w:trPr>
         <w:tc>
           <w:tcPr>
             <w:tcW w:w="960" w:type="dxa"/>
             <w:tcBorders>
-              <w:top w:val="single" w:color="000000" w:sz="4" w:space="0"/>
-              <w:left w:val="single" w:color="000000" w:sz="4" w:space="0"/>
-              <w:bottom w:val="single" w:color="000000" w:sz="4" w:space="0"/>
-              <w:right w:val="single" w:color="000000" w:sz="4" w:space="0"/>
-            </w:tcBorders>
-            <w:shd w:val="clear"/>
+              <w:top w:val="nil"/>
+              <w:left w:val="single" w:color="808080" w:sz="8" w:space="0"/>
+              <w:bottom w:val="single" w:color="808080" w:sz="8" w:space="0"/>
+              <w:right w:val="single" w:color="808080" w:sz="8" w:space="0"/>
+            </w:tcBorders>
+            <w:shd w:val="clear" w:color="auto" w:fill="auto"/>
             <w:vAlign w:val="center"/>
           </w:tcPr>
           <w:p>
@@ -1702,22 +1785,21 @@
                 <w:i w:val="0"/>
                 <w:iCs w:val="0"/>
                 <w:color w:val="000000"/>
-                <w:sz w:val="22"/>
-                <w:szCs w:val="22"/>
-                <w:u w:val="none"/>
-              </w:rPr>
-            </w:pPr>
-            <w:r>
-              <w:rPr>
-                <w:rFonts w:hint="default" w:ascii="Calibri" w:hAnsi="Calibri" w:eastAsia="SimSun" w:cs="Calibri"/>
-                <w:i w:val="0"/>
-                <w:iCs w:val="0"/>
-                <w:color w:val="000000"/>
-                <w:kern w:val="0"/>
-                <w:sz w:val="22"/>
-                <w:szCs w:val="22"/>
-                <w:u w:val="none"/>
-                <w:bdr w:val="none" w:color="auto" w:sz="0" w:space="0"/>
+                <w:sz w:val="20"/>
+                <w:szCs w:val="20"/>
+                <w:u w:val="none"/>
+              </w:rPr>
+            </w:pPr>
+            <w:r>
+              <w:rPr>
+                <w:rFonts w:hint="default" w:ascii="Calibri" w:hAnsi="Calibri" w:eastAsia="SimSun" w:cs="Calibri"/>
+                <w:i w:val="0"/>
+                <w:iCs w:val="0"/>
+                <w:color w:val="000000"/>
+                <w:kern w:val="0"/>
+                <w:sz w:val="20"/>
+                <w:szCs w:val="20"/>
+                <w:u w:val="none"/>
                 <w:lang w:val="en-US" w:eastAsia="zh-CN" w:bidi="ar"/>
               </w:rPr>
               <w:t>US-04</w:t>
@@ -1728,12 +1810,12 @@
           <w:tcPr>
             <w:tcW w:w="960" w:type="dxa"/>
             <w:tcBorders>
-              <w:top w:val="single" w:color="000000" w:sz="4" w:space="0"/>
-              <w:left w:val="single" w:color="000000" w:sz="4" w:space="0"/>
-              <w:bottom w:val="single" w:color="000000" w:sz="4" w:space="0"/>
-              <w:right w:val="single" w:color="000000" w:sz="4" w:space="0"/>
-            </w:tcBorders>
-            <w:shd w:val="clear"/>
+              <w:top w:val="nil"/>
+              <w:left w:val="nil"/>
+              <w:bottom w:val="single" w:color="808080" w:sz="8" w:space="0"/>
+              <w:right w:val="single" w:color="808080" w:sz="8" w:space="0"/>
+            </w:tcBorders>
+            <w:shd w:val="clear" w:color="auto" w:fill="auto"/>
             <w:vAlign w:val="center"/>
           </w:tcPr>
           <w:p>
@@ -1749,38 +1831,37 @@
                 <w:i w:val="0"/>
                 <w:iCs w:val="0"/>
                 <w:color w:val="000000"/>
-                <w:sz w:val="22"/>
-                <w:szCs w:val="22"/>
-                <w:u w:val="none"/>
-              </w:rPr>
-            </w:pPr>
-            <w:r>
-              <w:rPr>
-                <w:rFonts w:hint="default" w:ascii="Calibri" w:hAnsi="Calibri" w:eastAsia="SimSun" w:cs="Calibri"/>
-                <w:i w:val="0"/>
-                <w:iCs w:val="0"/>
-                <w:color w:val="000000"/>
-                <w:kern w:val="0"/>
-                <w:sz w:val="22"/>
-                <w:szCs w:val="22"/>
-                <w:u w:val="none"/>
-                <w:bdr w:val="none" w:color="auto" w:sz="0" w:space="0"/>
-                <w:lang w:val="en-US" w:eastAsia="zh-CN" w:bidi="ar"/>
-              </w:rPr>
-              <w:t>Chuẩn hóa phản hồi định dạng hóa, lỗi mã hóa và Swagger tài liệu sinh học</w:t>
-            </w:r>
-          </w:p>
-        </w:tc>
-        <w:tc>
-          <w:tcPr>
-            <w:tcW w:w="960" w:type="dxa"/>
-            <w:tcBorders>
-              <w:top w:val="single" w:color="000000" w:sz="4" w:space="0"/>
-              <w:left w:val="single" w:color="000000" w:sz="4" w:space="0"/>
-              <w:bottom w:val="single" w:color="000000" w:sz="4" w:space="0"/>
-              <w:right w:val="single" w:color="000000" w:sz="4" w:space="0"/>
-            </w:tcBorders>
-            <w:shd w:val="clear"/>
+                <w:sz w:val="20"/>
+                <w:szCs w:val="20"/>
+                <w:u w:val="none"/>
+              </w:rPr>
+            </w:pPr>
+            <w:r>
+              <w:rPr>
+                <w:rFonts w:hint="default" w:ascii="Calibri" w:hAnsi="Calibri" w:eastAsia="SimSun" w:cs="Calibri"/>
+                <w:i w:val="0"/>
+                <w:iCs w:val="0"/>
+                <w:color w:val="000000"/>
+                <w:kern w:val="0"/>
+                <w:sz w:val="20"/>
+                <w:szCs w:val="20"/>
+                <w:u w:val="none"/>
+                <w:lang w:val="en-US" w:eastAsia="zh-CN" w:bidi="ar"/>
+              </w:rPr>
+              <w:t>Chuẩn hóa định dạng response, bảng mã lỗi và sinh tài liệu Swagger</w:t>
+            </w:r>
+          </w:p>
+        </w:tc>
+        <w:tc>
+          <w:tcPr>
+            <w:tcW w:w="960" w:type="dxa"/>
+            <w:tcBorders>
+              <w:top w:val="nil"/>
+              <w:left w:val="nil"/>
+              <w:bottom w:val="single" w:color="808080" w:sz="8" w:space="0"/>
+              <w:right w:val="single" w:color="808080" w:sz="8" w:space="0"/>
+            </w:tcBorders>
+            <w:shd w:val="clear" w:color="auto" w:fill="auto"/>
             <w:vAlign w:val="center"/>
           </w:tcPr>
           <w:p>
@@ -1796,22 +1877,21 @@
                 <w:i w:val="0"/>
                 <w:iCs w:val="0"/>
                 <w:color w:val="000000"/>
-                <w:sz w:val="22"/>
-                <w:szCs w:val="22"/>
-                <w:u w:val="none"/>
-              </w:rPr>
-            </w:pPr>
-            <w:r>
-              <w:rPr>
-                <w:rFonts w:hint="default" w:ascii="Calibri" w:hAnsi="Calibri" w:eastAsia="SimSun" w:cs="Calibri"/>
-                <w:i w:val="0"/>
-                <w:iCs w:val="0"/>
-                <w:color w:val="000000"/>
-                <w:kern w:val="0"/>
-                <w:sz w:val="22"/>
-                <w:szCs w:val="22"/>
-                <w:u w:val="none"/>
-                <w:bdr w:val="none" w:color="auto" w:sz="0" w:space="0"/>
+                <w:sz w:val="20"/>
+                <w:szCs w:val="20"/>
+                <w:u w:val="none"/>
+              </w:rPr>
+            </w:pPr>
+            <w:r>
+              <w:rPr>
+                <w:rFonts w:hint="default" w:ascii="Calibri" w:hAnsi="Calibri" w:eastAsia="SimSun" w:cs="Calibri"/>
+                <w:i w:val="0"/>
+                <w:iCs w:val="0"/>
+                <w:color w:val="000000"/>
+                <w:kern w:val="0"/>
+                <w:sz w:val="20"/>
+                <w:szCs w:val="20"/>
+                <w:u w:val="none"/>
                 <w:lang w:val="en-US" w:eastAsia="zh-CN" w:bidi="ar"/>
               </w:rPr>
               <w:t>Trung bình</w:t>
@@ -1822,12 +1902,12 @@
           <w:tcPr>
             <w:tcW w:w="960" w:type="dxa"/>
             <w:tcBorders>
-              <w:top w:val="single" w:color="000000" w:sz="4" w:space="0"/>
-              <w:left w:val="single" w:color="000000" w:sz="4" w:space="0"/>
-              <w:bottom w:val="single" w:color="000000" w:sz="4" w:space="0"/>
-              <w:right w:val="single" w:color="000000" w:sz="4" w:space="0"/>
-            </w:tcBorders>
-            <w:shd w:val="clear"/>
+              <w:top w:val="nil"/>
+              <w:left w:val="nil"/>
+              <w:bottom w:val="single" w:color="808080" w:sz="8" w:space="0"/>
+              <w:right w:val="single" w:color="808080" w:sz="8" w:space="0"/>
+            </w:tcBorders>
+            <w:shd w:val="clear" w:color="auto" w:fill="auto"/>
             <w:vAlign w:val="center"/>
           </w:tcPr>
           <w:p>
@@ -1843,22 +1923,21 @@
                 <w:i w:val="0"/>
                 <w:iCs w:val="0"/>
                 <w:color w:val="000000"/>
-                <w:sz w:val="22"/>
-                <w:szCs w:val="22"/>
-                <w:u w:val="none"/>
-              </w:rPr>
-            </w:pPr>
-            <w:r>
-              <w:rPr>
-                <w:rFonts w:hint="default" w:ascii="Calibri" w:hAnsi="Calibri" w:eastAsia="SimSun" w:cs="Calibri"/>
-                <w:i w:val="0"/>
-                <w:iCs w:val="0"/>
-                <w:color w:val="000000"/>
-                <w:kern w:val="0"/>
-                <w:sz w:val="22"/>
-                <w:szCs w:val="22"/>
-                <w:u w:val="none"/>
-                <w:bdr w:val="none" w:color="auto" w:sz="0" w:space="0"/>
+                <w:sz w:val="20"/>
+                <w:szCs w:val="20"/>
+                <w:u w:val="none"/>
+              </w:rPr>
+            </w:pPr>
+            <w:r>
+              <w:rPr>
+                <w:rFonts w:hint="default" w:ascii="Calibri" w:hAnsi="Calibri" w:eastAsia="SimSun" w:cs="Calibri"/>
+                <w:i w:val="0"/>
+                <w:iCs w:val="0"/>
+                <w:color w:val="000000"/>
+                <w:kern w:val="0"/>
+                <w:sz w:val="20"/>
+                <w:szCs w:val="20"/>
+                <w:u w:val="none"/>
                 <w:lang w:val="en-US" w:eastAsia="zh-CN" w:bidi="ar"/>
               </w:rPr>
               <w:t>3</w:t>
@@ -1869,12 +1948,12 @@
           <w:tcPr>
             <w:tcW w:w="960" w:type="dxa"/>
             <w:tcBorders>
-              <w:top w:val="single" w:color="000000" w:sz="4" w:space="0"/>
-              <w:left w:val="single" w:color="000000" w:sz="4" w:space="0"/>
-              <w:bottom w:val="single" w:color="000000" w:sz="4" w:space="0"/>
-              <w:right w:val="single" w:color="000000" w:sz="4" w:space="0"/>
-            </w:tcBorders>
-            <w:shd w:val="clear"/>
+              <w:top w:val="nil"/>
+              <w:left w:val="nil"/>
+              <w:bottom w:val="single" w:color="808080" w:sz="8" w:space="0"/>
+              <w:right w:val="single" w:color="808080" w:sz="8" w:space="0"/>
+            </w:tcBorders>
+            <w:shd w:val="clear" w:color="auto" w:fill="auto"/>
             <w:vAlign w:val="center"/>
           </w:tcPr>
           <w:p>
@@ -1890,22 +1969,21 @@
                 <w:i w:val="0"/>
                 <w:iCs w:val="0"/>
                 <w:color w:val="000000"/>
-                <w:sz w:val="22"/>
-                <w:szCs w:val="22"/>
-                <w:u w:val="none"/>
-              </w:rPr>
-            </w:pPr>
-            <w:r>
-              <w:rPr>
-                <w:rFonts w:hint="default" w:ascii="Calibri" w:hAnsi="Calibri" w:eastAsia="SimSun" w:cs="Calibri"/>
-                <w:i w:val="0"/>
-                <w:iCs w:val="0"/>
-                <w:color w:val="000000"/>
-                <w:kern w:val="0"/>
-                <w:sz w:val="22"/>
-                <w:szCs w:val="22"/>
-                <w:u w:val="none"/>
-                <w:bdr w:val="none" w:color="auto" w:sz="0" w:space="0"/>
+                <w:sz w:val="20"/>
+                <w:szCs w:val="20"/>
+                <w:u w:val="none"/>
+              </w:rPr>
+            </w:pPr>
+            <w:r>
+              <w:rPr>
+                <w:rFonts w:hint="default" w:ascii="Calibri" w:hAnsi="Calibri" w:eastAsia="SimSun" w:cs="Calibri"/>
+                <w:i w:val="0"/>
+                <w:iCs w:val="0"/>
+                <w:color w:val="000000"/>
+                <w:kern w:val="0"/>
+                <w:sz w:val="20"/>
+                <w:szCs w:val="20"/>
+                <w:u w:val="none"/>
                 <w:lang w:val="en-US" w:eastAsia="zh-CN" w:bidi="ar"/>
               </w:rPr>
               <w:t>DEV 1</w:t>
@@ -1916,12 +1994,12 @@
           <w:tcPr>
             <w:tcW w:w="960" w:type="dxa"/>
             <w:tcBorders>
-              <w:top w:val="single" w:color="000000" w:sz="4" w:space="0"/>
-              <w:left w:val="single" w:color="000000" w:sz="4" w:space="0"/>
-              <w:bottom w:val="single" w:color="000000" w:sz="4" w:space="0"/>
-              <w:right w:val="single" w:color="000000" w:sz="4" w:space="0"/>
-            </w:tcBorders>
-            <w:shd w:val="clear"/>
+              <w:top w:val="nil"/>
+              <w:left w:val="nil"/>
+              <w:bottom w:val="single" w:color="808080" w:sz="8" w:space="0"/>
+              <w:right w:val="single" w:color="808080" w:sz="8" w:space="0"/>
+            </w:tcBorders>
+            <w:shd w:val="clear" w:color="auto" w:fill="auto"/>
             <w:vAlign w:val="center"/>
           </w:tcPr>
           <w:p>
@@ -1937,25 +2015,24 @@
                 <w:i w:val="0"/>
                 <w:iCs w:val="0"/>
                 <w:color w:val="000000"/>
-                <w:sz w:val="22"/>
-                <w:szCs w:val="22"/>
-                <w:u w:val="none"/>
-              </w:rPr>
-            </w:pPr>
-            <w:r>
-              <w:rPr>
-                <w:rFonts w:hint="default" w:ascii="Calibri" w:hAnsi="Calibri" w:eastAsia="SimSun" w:cs="Calibri"/>
-                <w:i w:val="0"/>
-                <w:iCs w:val="0"/>
-                <w:color w:val="000000"/>
-                <w:kern w:val="0"/>
-                <w:sz w:val="22"/>
-                <w:szCs w:val="22"/>
-                <w:u w:val="none"/>
-                <w:bdr w:val="none" w:color="auto" w:sz="0" w:space="0"/>
-                <w:lang w:val="en-US" w:eastAsia="zh-CN" w:bidi="ar"/>
-              </w:rPr>
-              <w:t>To Do</w:t>
+                <w:sz w:val="20"/>
+                <w:szCs w:val="20"/>
+                <w:u w:val="none"/>
+              </w:rPr>
+            </w:pPr>
+            <w:r>
+              <w:rPr>
+                <w:rFonts w:hint="default" w:ascii="Calibri" w:hAnsi="Calibri" w:eastAsia="SimSun" w:cs="Calibri"/>
+                <w:i w:val="0"/>
+                <w:iCs w:val="0"/>
+                <w:color w:val="000000"/>
+                <w:kern w:val="0"/>
+                <w:sz w:val="20"/>
+                <w:szCs w:val="20"/>
+                <w:u w:val="none"/>
+                <w:lang w:val="en-US" w:eastAsia="zh-CN" w:bidi="ar"/>
+              </w:rPr>
+              <w:t>Done</w:t>
             </w:r>
           </w:p>
         </w:tc>
@@ -1964,6 +2041,25 @@
     <w:p>
       <w:pPr>
         <w:numPr>
+          <w:ilvl w:val="0"/>
+          <w:numId w:val="0"/>
+        </w:numPr>
+        <w:spacing w:before="100" w:beforeAutospacing="1" w:after="100" w:afterAutospacing="1" w:line="240" w:lineRule="auto"/>
+        <w:ind w:leftChars="0" w:firstLine="720" w:firstLineChars="0"/>
+        <w:outlineLvl w:val="2"/>
+        <w:rPr>
+          <w:rFonts w:ascii="Times New Roman" w:hAnsi="Times New Roman" w:eastAsia="Times New Roman" w:cs="Times New Roman"/>
+          <w:b/>
+          <w:bCs/>
+          <w:sz w:val="27"/>
+          <w:szCs w:val="27"/>
+        </w:rPr>
+      </w:pPr>
+    </w:p>
+    <w:p>
+      <w:pPr>
+        <w:numPr>
+          <w:ilvl w:val="0"/>
           <w:numId w:val="0"/>
         </w:numPr>
         <w:spacing w:before="100" w:beforeAutospacing="1" w:after="100" w:afterAutospacing="1" w:line="240" w:lineRule="auto"/>
@@ -2008,7 +2104,8 @@
     </w:p>
     <w:tbl>
       <w:tblPr>
-        <w:tblW w:w="8400" w:type="dxa"/>
+        <w:tblStyle w:val="4"/>
+        <w:tblW w:w="6720" w:type="dxa"/>
         <w:tblInd w:w="93" w:type="dxa"/>
         <w:tblBorders>
           <w:top w:val="none" w:color="auto" w:sz="0" w:space="0"/>
@@ -2018,7 +2115,7 @@
           <w:insideH w:val="none" w:color="auto" w:sz="0" w:space="0"/>
           <w:insideV w:val="none" w:color="auto" w:sz="0" w:space="0"/>
         </w:tblBorders>
-        <w:shd w:val="clear"/>
+        <w:shd w:val="clear" w:color="auto" w:fill="auto"/>
         <w:tblLayout w:type="autofit"/>
         <w:tblCellMar>
           <w:top w:w="0" w:type="dxa"/>
@@ -2028,13 +2125,13 @@
         </w:tblCellMar>
       </w:tblPr>
       <w:tblGrid>
-        <w:gridCol w:w="951"/>
-        <w:gridCol w:w="1399"/>
-        <w:gridCol w:w="951"/>
-        <w:gridCol w:w="953"/>
-        <w:gridCol w:w="952"/>
-        <w:gridCol w:w="1167"/>
-        <w:gridCol w:w="2027"/>
+        <w:gridCol w:w="758"/>
+        <w:gridCol w:w="1099"/>
+        <w:gridCol w:w="857"/>
+        <w:gridCol w:w="849"/>
+        <w:gridCol w:w="865"/>
+        <w:gridCol w:w="994"/>
+        <w:gridCol w:w="1298"/>
       </w:tblGrid>
       <w:tr>
         <w:tblPrEx>
@@ -2046,7 +2143,7 @@
             <w:insideH w:val="none" w:color="auto" w:sz="0" w:space="0"/>
             <w:insideV w:val="none" w:color="auto" w:sz="0" w:space="0"/>
           </w:tblBorders>
-          <w:shd w:val="clear"/>
+          <w:shd w:val="clear" w:color="auto" w:fill="auto"/>
           <w:tblCellMar>
             <w:top w:w="0" w:type="dxa"/>
             <w:left w:w="108" w:type="dxa"/>
@@ -2055,18 +2152,18 @@
           </w:tblCellMar>
         </w:tblPrEx>
         <w:trPr>
-          <w:trHeight w:val="1152" w:hRule="atLeast"/>
+          <w:trHeight w:val="735" w:hRule="atLeast"/>
         </w:trPr>
         <w:tc>
           <w:tcPr>
             <w:tcW w:w="960" w:type="dxa"/>
             <w:tcBorders>
-              <w:top w:val="single" w:color="000000" w:sz="4" w:space="0"/>
-              <w:left w:val="single" w:color="000000" w:sz="4" w:space="0"/>
-              <w:bottom w:val="single" w:color="000000" w:sz="4" w:space="0"/>
-              <w:right w:val="single" w:color="000000" w:sz="4" w:space="0"/>
-            </w:tcBorders>
-            <w:shd w:val="clear"/>
+              <w:top w:val="single" w:color="808080" w:sz="8" w:space="0"/>
+              <w:left w:val="single" w:color="808080" w:sz="8" w:space="0"/>
+              <w:bottom w:val="single" w:color="808080" w:sz="8" w:space="0"/>
+              <w:right w:val="single" w:color="808080" w:sz="8" w:space="0"/>
+            </w:tcBorders>
+            <w:shd w:val="clear" w:color="auto" w:fill="D9D9D9"/>
             <w:vAlign w:val="center"/>
           </w:tcPr>
           <w:p>
@@ -2084,8 +2181,8 @@
                 <w:i w:val="0"/>
                 <w:iCs w:val="0"/>
                 <w:color w:val="000000"/>
-                <w:sz w:val="22"/>
-                <w:szCs w:val="22"/>
+                <w:sz w:val="18"/>
+                <w:szCs w:val="18"/>
                 <w:u w:val="none"/>
               </w:rPr>
             </w:pPr>
@@ -2098,26 +2195,25 @@
                 <w:iCs w:val="0"/>
                 <w:color w:val="000000"/>
                 <w:kern w:val="0"/>
-                <w:sz w:val="22"/>
-                <w:szCs w:val="22"/>
-                <w:u w:val="none"/>
-                <w:bdr w:val="none" w:color="auto" w:sz="0" w:space="0"/>
-                <w:lang w:val="en-US" w:eastAsia="zh-CN" w:bidi="ar"/>
-              </w:rPr>
-              <w:t>NHẬN DẠNG</w:t>
-            </w:r>
-          </w:p>
-        </w:tc>
-        <w:tc>
-          <w:tcPr>
-            <w:tcW w:w="1404" w:type="dxa"/>
-            <w:tcBorders>
-              <w:top w:val="single" w:color="000000" w:sz="4" w:space="0"/>
-              <w:left w:val="single" w:color="000000" w:sz="4" w:space="0"/>
-              <w:bottom w:val="single" w:color="000000" w:sz="4" w:space="0"/>
-              <w:right w:val="single" w:color="000000" w:sz="4" w:space="0"/>
-            </w:tcBorders>
-            <w:shd w:val="clear"/>
+                <w:sz w:val="18"/>
+                <w:szCs w:val="18"/>
+                <w:u w:val="none"/>
+                <w:lang w:val="en-US" w:eastAsia="zh-CN" w:bidi="ar"/>
+              </w:rPr>
+              <w:t>ID</w:t>
+            </w:r>
+          </w:p>
+        </w:tc>
+        <w:tc>
+          <w:tcPr>
+            <w:tcW w:w="960" w:type="dxa"/>
+            <w:tcBorders>
+              <w:top w:val="single" w:color="808080" w:sz="8" w:space="0"/>
+              <w:left w:val="nil"/>
+              <w:bottom w:val="single" w:color="808080" w:sz="8" w:space="0"/>
+              <w:right w:val="single" w:color="808080" w:sz="8" w:space="0"/>
+            </w:tcBorders>
+            <w:shd w:val="clear" w:color="auto" w:fill="D9D9D9"/>
             <w:vAlign w:val="center"/>
           </w:tcPr>
           <w:p>
@@ -2135,8 +2231,8 @@
                 <w:i w:val="0"/>
                 <w:iCs w:val="0"/>
                 <w:color w:val="000000"/>
-                <w:sz w:val="22"/>
-                <w:szCs w:val="22"/>
+                <w:sz w:val="18"/>
+                <w:szCs w:val="18"/>
                 <w:u w:val="none"/>
               </w:rPr>
             </w:pPr>
@@ -2149,26 +2245,25 @@
                 <w:iCs w:val="0"/>
                 <w:color w:val="000000"/>
                 <w:kern w:val="0"/>
-                <w:sz w:val="22"/>
-                <w:szCs w:val="22"/>
-                <w:u w:val="none"/>
-                <w:bdr w:val="none" w:color="auto" w:sz="0" w:space="0"/>
-                <w:lang w:val="en-US" w:eastAsia="zh-CN" w:bidi="ar"/>
-              </w:rPr>
-              <w:t>Tên công ty</w:t>
-            </w:r>
-          </w:p>
-        </w:tc>
-        <w:tc>
-          <w:tcPr>
-            <w:tcW w:w="960" w:type="dxa"/>
-            <w:tcBorders>
-              <w:top w:val="single" w:color="000000" w:sz="4" w:space="0"/>
-              <w:left w:val="single" w:color="000000" w:sz="4" w:space="0"/>
-              <w:bottom w:val="single" w:color="000000" w:sz="4" w:space="0"/>
-              <w:right w:val="single" w:color="000000" w:sz="4" w:space="0"/>
-            </w:tcBorders>
-            <w:shd w:val="clear"/>
+                <w:sz w:val="18"/>
+                <w:szCs w:val="18"/>
+                <w:u w:val="none"/>
+                <w:lang w:val="en-US" w:eastAsia="zh-CN" w:bidi="ar"/>
+              </w:rPr>
+              <w:t>Tên công việc</w:t>
+            </w:r>
+          </w:p>
+        </w:tc>
+        <w:tc>
+          <w:tcPr>
+            <w:tcW w:w="960" w:type="dxa"/>
+            <w:tcBorders>
+              <w:top w:val="single" w:color="808080" w:sz="8" w:space="0"/>
+              <w:left w:val="nil"/>
+              <w:bottom w:val="single" w:color="808080" w:sz="8" w:space="0"/>
+              <w:right w:val="single" w:color="808080" w:sz="8" w:space="0"/>
+            </w:tcBorders>
+            <w:shd w:val="clear" w:color="auto" w:fill="D9D9D9"/>
             <w:vAlign w:val="center"/>
           </w:tcPr>
           <w:p>
@@ -2186,8 +2281,8 @@
                 <w:i w:val="0"/>
                 <w:iCs w:val="0"/>
                 <w:color w:val="000000"/>
-                <w:sz w:val="22"/>
-                <w:szCs w:val="22"/>
+                <w:sz w:val="18"/>
+                <w:szCs w:val="18"/>
                 <w:u w:val="none"/>
               </w:rPr>
             </w:pPr>
@@ -2200,26 +2295,25 @@
                 <w:iCs w:val="0"/>
                 <w:color w:val="000000"/>
                 <w:kern w:val="0"/>
-                <w:sz w:val="22"/>
-                <w:szCs w:val="22"/>
-                <w:u w:val="none"/>
-                <w:bdr w:val="none" w:color="auto" w:sz="0" w:space="0"/>
-                <w:lang w:val="en-US" w:eastAsia="zh-CN" w:bidi="ar"/>
-              </w:rPr>
-              <w:t>Thành US</w:t>
-            </w:r>
-          </w:p>
-        </w:tc>
-        <w:tc>
-          <w:tcPr>
-            <w:tcW w:w="960" w:type="dxa"/>
-            <w:tcBorders>
-              <w:top w:val="single" w:color="000000" w:sz="4" w:space="0"/>
-              <w:left w:val="single" w:color="000000" w:sz="4" w:space="0"/>
-              <w:bottom w:val="single" w:color="000000" w:sz="4" w:space="0"/>
-              <w:right w:val="single" w:color="000000" w:sz="4" w:space="0"/>
-            </w:tcBorders>
-            <w:shd w:val="clear"/>
+                <w:sz w:val="18"/>
+                <w:szCs w:val="18"/>
+                <w:u w:val="none"/>
+                <w:lang w:val="en-US" w:eastAsia="zh-CN" w:bidi="ar"/>
+              </w:rPr>
+              <w:t>Thuộc US</w:t>
+            </w:r>
+          </w:p>
+        </w:tc>
+        <w:tc>
+          <w:tcPr>
+            <w:tcW w:w="960" w:type="dxa"/>
+            <w:tcBorders>
+              <w:top w:val="single" w:color="808080" w:sz="8" w:space="0"/>
+              <w:left w:val="nil"/>
+              <w:bottom w:val="single" w:color="808080" w:sz="8" w:space="0"/>
+              <w:right w:val="single" w:color="808080" w:sz="8" w:space="0"/>
+            </w:tcBorders>
+            <w:shd w:val="clear" w:color="auto" w:fill="D9D9D9"/>
             <w:vAlign w:val="center"/>
           </w:tcPr>
           <w:p>
@@ -2237,8 +2331,8 @@
                 <w:i w:val="0"/>
                 <w:iCs w:val="0"/>
                 <w:color w:val="000000"/>
-                <w:sz w:val="22"/>
-                <w:szCs w:val="22"/>
+                <w:sz w:val="18"/>
+                <w:szCs w:val="18"/>
                 <w:u w:val="none"/>
               </w:rPr>
             </w:pPr>
@@ -2251,26 +2345,25 @@
                 <w:iCs w:val="0"/>
                 <w:color w:val="000000"/>
                 <w:kern w:val="0"/>
-                <w:sz w:val="22"/>
-                <w:szCs w:val="22"/>
-                <w:u w:val="none"/>
-                <w:bdr w:val="none" w:color="auto" w:sz="0" w:space="0"/>
-                <w:lang w:val="en-US" w:eastAsia="zh-CN" w:bidi="ar"/>
-              </w:rPr>
-              <w:t>Nhiệm vụ cần làm trước</w:t>
-            </w:r>
-          </w:p>
-        </w:tc>
-        <w:tc>
-          <w:tcPr>
-            <w:tcW w:w="960" w:type="dxa"/>
-            <w:tcBorders>
-              <w:top w:val="single" w:color="000000" w:sz="4" w:space="0"/>
-              <w:left w:val="single" w:color="000000" w:sz="4" w:space="0"/>
-              <w:bottom w:val="single" w:color="000000" w:sz="4" w:space="0"/>
-              <w:right w:val="single" w:color="000000" w:sz="4" w:space="0"/>
-            </w:tcBorders>
-            <w:shd w:val="clear"/>
+                <w:sz w:val="18"/>
+                <w:szCs w:val="18"/>
+                <w:u w:val="none"/>
+                <w:lang w:val="en-US" w:eastAsia="zh-CN" w:bidi="ar"/>
+              </w:rPr>
+              <w:t>Task cần làm trước</w:t>
+            </w:r>
+          </w:p>
+        </w:tc>
+        <w:tc>
+          <w:tcPr>
+            <w:tcW w:w="960" w:type="dxa"/>
+            <w:tcBorders>
+              <w:top w:val="single" w:color="808080" w:sz="8" w:space="0"/>
+              <w:left w:val="nil"/>
+              <w:bottom w:val="single" w:color="808080" w:sz="8" w:space="0"/>
+              <w:right w:val="single" w:color="808080" w:sz="8" w:space="0"/>
+            </w:tcBorders>
+            <w:shd w:val="clear" w:color="auto" w:fill="D9D9D9"/>
             <w:vAlign w:val="center"/>
           </w:tcPr>
           <w:p>
@@ -2288,8 +2381,8 @@
                 <w:i w:val="0"/>
                 <w:iCs w:val="0"/>
                 <w:color w:val="000000"/>
-                <w:sz w:val="22"/>
-                <w:szCs w:val="22"/>
+                <w:sz w:val="18"/>
+                <w:szCs w:val="18"/>
                 <w:u w:val="none"/>
               </w:rPr>
             </w:pPr>
@@ -2302,10 +2395,9 @@
                 <w:iCs w:val="0"/>
                 <w:color w:val="000000"/>
                 <w:kern w:val="0"/>
-                <w:sz w:val="22"/>
-                <w:szCs w:val="22"/>
-                <w:u w:val="none"/>
-                <w:bdr w:val="none" w:color="auto" w:sz="0" w:space="0"/>
+                <w:sz w:val="18"/>
+                <w:szCs w:val="18"/>
+                <w:u w:val="none"/>
                 <w:lang w:val="en-US" w:eastAsia="zh-CN" w:bidi="ar"/>
               </w:rPr>
               <w:t>Người thực hiện</w:t>
@@ -2314,14 +2406,14 @@
         </w:tc>
         <w:tc>
           <w:tcPr>
-            <w:tcW w:w="1104" w:type="dxa"/>
-            <w:tcBorders>
-              <w:top w:val="single" w:color="000000" w:sz="4" w:space="0"/>
-              <w:left w:val="single" w:color="000000" w:sz="4" w:space="0"/>
-              <w:bottom w:val="single" w:color="000000" w:sz="4" w:space="0"/>
-              <w:right w:val="single" w:color="000000" w:sz="4" w:space="0"/>
-            </w:tcBorders>
-            <w:shd w:val="clear"/>
+            <w:tcW w:w="960" w:type="dxa"/>
+            <w:tcBorders>
+              <w:top w:val="single" w:color="808080" w:sz="8" w:space="0"/>
+              <w:left w:val="nil"/>
+              <w:bottom w:val="single" w:color="808080" w:sz="8" w:space="0"/>
+              <w:right w:val="single" w:color="808080" w:sz="8" w:space="0"/>
+            </w:tcBorders>
+            <w:shd w:val="clear" w:color="auto" w:fill="D9D9D9"/>
             <w:vAlign w:val="center"/>
           </w:tcPr>
           <w:p>
@@ -2339,8 +2431,8 @@
                 <w:i w:val="0"/>
                 <w:iCs w:val="0"/>
                 <w:color w:val="000000"/>
-                <w:sz w:val="22"/>
-                <w:szCs w:val="22"/>
+                <w:sz w:val="18"/>
+                <w:szCs w:val="18"/>
                 <w:u w:val="none"/>
               </w:rPr>
             </w:pPr>
@@ -2353,26 +2445,25 @@
                 <w:iCs w:val="0"/>
                 <w:color w:val="000000"/>
                 <w:kern w:val="0"/>
-                <w:sz w:val="22"/>
-                <w:szCs w:val="22"/>
-                <w:u w:val="none"/>
-                <w:bdr w:val="none" w:color="auto" w:sz="0" w:space="0"/>
-                <w:lang w:val="en-US" w:eastAsia="zh-CN" w:bidi="ar"/>
-              </w:rPr>
-              <w:t>Thời hạn</w:t>
-            </w:r>
-          </w:p>
-        </w:tc>
-        <w:tc>
-          <w:tcPr>
-            <w:tcW w:w="2052" w:type="dxa"/>
-            <w:tcBorders>
-              <w:top w:val="single" w:color="000000" w:sz="4" w:space="0"/>
-              <w:left w:val="single" w:color="000000" w:sz="4" w:space="0"/>
-              <w:bottom w:val="single" w:color="000000" w:sz="4" w:space="0"/>
-              <w:right w:val="single" w:color="000000" w:sz="4" w:space="0"/>
-            </w:tcBorders>
-            <w:shd w:val="clear"/>
+                <w:sz w:val="18"/>
+                <w:szCs w:val="18"/>
+                <w:u w:val="none"/>
+                <w:lang w:val="en-US" w:eastAsia="zh-CN" w:bidi="ar"/>
+              </w:rPr>
+              <w:t>Deadline</w:t>
+            </w:r>
+          </w:p>
+        </w:tc>
+        <w:tc>
+          <w:tcPr>
+            <w:tcW w:w="960" w:type="dxa"/>
+            <w:tcBorders>
+              <w:top w:val="single" w:color="808080" w:sz="8" w:space="0"/>
+              <w:left w:val="nil"/>
+              <w:bottom w:val="single" w:color="808080" w:sz="8" w:space="0"/>
+              <w:right w:val="single" w:color="808080" w:sz="8" w:space="0"/>
+            </w:tcBorders>
+            <w:shd w:val="clear" w:color="auto" w:fill="D9D9D9"/>
             <w:vAlign w:val="center"/>
           </w:tcPr>
           <w:p>
@@ -2390,8 +2481,8 @@
                 <w:i w:val="0"/>
                 <w:iCs w:val="0"/>
                 <w:color w:val="000000"/>
-                <w:sz w:val="22"/>
-                <w:szCs w:val="22"/>
+                <w:sz w:val="18"/>
+                <w:szCs w:val="18"/>
                 <w:u w:val="none"/>
               </w:rPr>
             </w:pPr>
@@ -2404,13 +2495,12 @@
                 <w:iCs w:val="0"/>
                 <w:color w:val="000000"/>
                 <w:kern w:val="0"/>
-                <w:sz w:val="22"/>
-                <w:szCs w:val="22"/>
-                <w:u w:val="none"/>
-                <w:bdr w:val="none" w:color="auto" w:sz="0" w:space="0"/>
-                <w:lang w:val="en-US" w:eastAsia="zh-CN" w:bidi="ar"/>
-              </w:rPr>
-              <w:t>Công nghệ / công cụ / thư viện</w:t>
+                <w:sz w:val="18"/>
+                <w:szCs w:val="18"/>
+                <w:u w:val="none"/>
+                <w:lang w:val="en-US" w:eastAsia="zh-CN" w:bidi="ar"/>
+              </w:rPr>
+              <w:t>Công nghệ / tool / thư viện</w:t>
             </w:r>
           </w:p>
         </w:tc>
@@ -2425,7 +2515,7 @@
             <w:insideH w:val="none" w:color="auto" w:sz="0" w:space="0"/>
             <w:insideV w:val="none" w:color="auto" w:sz="0" w:space="0"/>
           </w:tblBorders>
-          <w:shd w:val="clear"/>
+          <w:shd w:val="clear" w:color="auto" w:fill="auto"/>
           <w:tblCellMar>
             <w:top w:w="0" w:type="dxa"/>
             <w:left w:w="108" w:type="dxa"/>
@@ -2434,18 +2524,18 @@
           </w:tblCellMar>
         </w:tblPrEx>
         <w:trPr>
-          <w:trHeight w:val="2304" w:hRule="atLeast"/>
+          <w:trHeight w:val="1695" w:hRule="atLeast"/>
         </w:trPr>
         <w:tc>
           <w:tcPr>
             <w:tcW w:w="960" w:type="dxa"/>
             <w:tcBorders>
-              <w:top w:val="single" w:color="000000" w:sz="4" w:space="0"/>
-              <w:left w:val="single" w:color="000000" w:sz="4" w:space="0"/>
-              <w:bottom w:val="single" w:color="000000" w:sz="4" w:space="0"/>
-              <w:right w:val="single" w:color="000000" w:sz="4" w:space="0"/>
-            </w:tcBorders>
-            <w:shd w:val="clear"/>
+              <w:top w:val="nil"/>
+              <w:left w:val="single" w:color="808080" w:sz="8" w:space="0"/>
+              <w:bottom w:val="single" w:color="808080" w:sz="8" w:space="0"/>
+              <w:right w:val="single" w:color="808080" w:sz="8" w:space="0"/>
+            </w:tcBorders>
+            <w:shd w:val="clear" w:color="auto" w:fill="auto"/>
             <w:vAlign w:val="center"/>
           </w:tcPr>
           <w:p>
@@ -2461,22 +2551,21 @@
                 <w:i w:val="0"/>
                 <w:iCs w:val="0"/>
                 <w:color w:val="000000"/>
-                <w:sz w:val="22"/>
-                <w:szCs w:val="22"/>
-                <w:u w:val="none"/>
-              </w:rPr>
-            </w:pPr>
-            <w:r>
-              <w:rPr>
-                <w:rFonts w:hint="default" w:ascii="Calibri" w:hAnsi="Calibri" w:eastAsia="SimSun" w:cs="Calibri"/>
-                <w:i w:val="0"/>
-                <w:iCs w:val="0"/>
-                <w:color w:val="000000"/>
-                <w:kern w:val="0"/>
-                <w:sz w:val="22"/>
-                <w:szCs w:val="22"/>
-                <w:u w:val="none"/>
-                <w:bdr w:val="none" w:color="auto" w:sz="0" w:space="0"/>
+                <w:sz w:val="18"/>
+                <w:szCs w:val="18"/>
+                <w:u w:val="none"/>
+              </w:rPr>
+            </w:pPr>
+            <w:r>
+              <w:rPr>
+                <w:rFonts w:hint="default" w:ascii="Calibri" w:hAnsi="Calibri" w:eastAsia="SimSun" w:cs="Calibri"/>
+                <w:i w:val="0"/>
+                <w:iCs w:val="0"/>
+                <w:color w:val="000000"/>
+                <w:kern w:val="0"/>
+                <w:sz w:val="18"/>
+                <w:szCs w:val="18"/>
+                <w:u w:val="none"/>
                 <w:lang w:val="en-US" w:eastAsia="zh-CN" w:bidi="ar"/>
               </w:rPr>
               <w:t>T1</w:t>
@@ -2485,14 +2574,14 @@
         </w:tc>
         <w:tc>
           <w:tcPr>
-            <w:tcW w:w="1404" w:type="dxa"/>
-            <w:tcBorders>
-              <w:top w:val="single" w:color="000000" w:sz="4" w:space="0"/>
-              <w:left w:val="single" w:color="000000" w:sz="4" w:space="0"/>
-              <w:bottom w:val="single" w:color="000000" w:sz="4" w:space="0"/>
-              <w:right w:val="single" w:color="000000" w:sz="4" w:space="0"/>
-            </w:tcBorders>
-            <w:shd w:val="clear"/>
+            <w:tcW w:w="960" w:type="dxa"/>
+            <w:tcBorders>
+              <w:top w:val="nil"/>
+              <w:left w:val="nil"/>
+              <w:bottom w:val="single" w:color="808080" w:sz="8" w:space="0"/>
+              <w:right w:val="single" w:color="808080" w:sz="8" w:space="0"/>
+            </w:tcBorders>
+            <w:shd w:val="clear" w:color="auto" w:fill="auto"/>
             <w:vAlign w:val="center"/>
           </w:tcPr>
           <w:p>
@@ -2508,38 +2597,37 @@
                 <w:i w:val="0"/>
                 <w:iCs w:val="0"/>
                 <w:color w:val="000000"/>
-                <w:sz w:val="22"/>
-                <w:szCs w:val="22"/>
-                <w:u w:val="none"/>
-              </w:rPr>
-            </w:pPr>
-            <w:r>
-              <w:rPr>
-                <w:rFonts w:hint="default" w:ascii="Calibri" w:hAnsi="Calibri" w:eastAsia="SimSun" w:cs="Calibri"/>
-                <w:i w:val="0"/>
-                <w:iCs w:val="0"/>
-                <w:color w:val="000000"/>
-                <w:kern w:val="0"/>
-                <w:sz w:val="22"/>
-                <w:szCs w:val="22"/>
-                <w:u w:val="none"/>
-                <w:bdr w:val="none" w:color="auto" w:sz="0" w:space="0"/>
-                <w:lang w:val="en-US" w:eastAsia="zh-CN" w:bidi="ar"/>
-              </w:rPr>
-              <w:t>Khởi tạo kho lưu trữ, cấu hình mã nguồn và quy ước cam kết</w:t>
-            </w:r>
-          </w:p>
-        </w:tc>
-        <w:tc>
-          <w:tcPr>
-            <w:tcW w:w="960" w:type="dxa"/>
-            <w:tcBorders>
-              <w:top w:val="single" w:color="000000" w:sz="4" w:space="0"/>
-              <w:left w:val="single" w:color="000000" w:sz="4" w:space="0"/>
-              <w:bottom w:val="single" w:color="000000" w:sz="4" w:space="0"/>
-              <w:right w:val="single" w:color="000000" w:sz="4" w:space="0"/>
-            </w:tcBorders>
-            <w:shd w:val="clear"/>
+                <w:sz w:val="18"/>
+                <w:szCs w:val="18"/>
+                <w:u w:val="none"/>
+              </w:rPr>
+            </w:pPr>
+            <w:r>
+              <w:rPr>
+                <w:rFonts w:hint="default" w:ascii="Calibri" w:hAnsi="Calibri" w:eastAsia="SimSun" w:cs="Calibri"/>
+                <w:i w:val="0"/>
+                <w:iCs w:val="0"/>
+                <w:color w:val="000000"/>
+                <w:kern w:val="0"/>
+                <w:sz w:val="18"/>
+                <w:szCs w:val="18"/>
+                <w:u w:val="none"/>
+                <w:lang w:val="en-US" w:eastAsia="zh-CN" w:bidi="ar"/>
+              </w:rPr>
+              <w:t>Khởi tạo repository, cấu hình chuẩn mã nguồn và quy ước commit</w:t>
+            </w:r>
+          </w:p>
+        </w:tc>
+        <w:tc>
+          <w:tcPr>
+            <w:tcW w:w="960" w:type="dxa"/>
+            <w:tcBorders>
+              <w:top w:val="nil"/>
+              <w:left w:val="nil"/>
+              <w:bottom w:val="single" w:color="808080" w:sz="8" w:space="0"/>
+              <w:right w:val="single" w:color="808080" w:sz="8" w:space="0"/>
+            </w:tcBorders>
+            <w:shd w:val="clear" w:color="auto" w:fill="auto"/>
             <w:vAlign w:val="center"/>
           </w:tcPr>
           <w:p>
@@ -2555,22 +2643,21 @@
                 <w:i w:val="0"/>
                 <w:iCs w:val="0"/>
                 <w:color w:val="000000"/>
-                <w:sz w:val="22"/>
-                <w:szCs w:val="22"/>
-                <w:u w:val="none"/>
-              </w:rPr>
-            </w:pPr>
-            <w:r>
-              <w:rPr>
-                <w:rFonts w:hint="default" w:ascii="Calibri" w:hAnsi="Calibri" w:eastAsia="SimSun" w:cs="Calibri"/>
-                <w:i w:val="0"/>
-                <w:iCs w:val="0"/>
-                <w:color w:val="000000"/>
-                <w:kern w:val="0"/>
-                <w:sz w:val="22"/>
-                <w:szCs w:val="22"/>
-                <w:u w:val="none"/>
-                <w:bdr w:val="none" w:color="auto" w:sz="0" w:space="0"/>
+                <w:sz w:val="18"/>
+                <w:szCs w:val="18"/>
+                <w:u w:val="none"/>
+              </w:rPr>
+            </w:pPr>
+            <w:r>
+              <w:rPr>
+                <w:rFonts w:hint="default" w:ascii="Calibri" w:hAnsi="Calibri" w:eastAsia="SimSun" w:cs="Calibri"/>
+                <w:i w:val="0"/>
+                <w:iCs w:val="0"/>
+                <w:color w:val="000000"/>
+                <w:kern w:val="0"/>
+                <w:sz w:val="18"/>
+                <w:szCs w:val="18"/>
+                <w:u w:val="none"/>
                 <w:lang w:val="en-US" w:eastAsia="zh-CN" w:bidi="ar"/>
               </w:rPr>
               <w:t>US-01</w:t>
@@ -2581,12 +2668,12 @@
           <w:tcPr>
             <w:tcW w:w="960" w:type="dxa"/>
             <w:tcBorders>
-              <w:top w:val="single" w:color="000000" w:sz="4" w:space="0"/>
-              <w:left w:val="single" w:color="000000" w:sz="4" w:space="0"/>
-              <w:bottom w:val="single" w:color="000000" w:sz="4" w:space="0"/>
-              <w:right w:val="single" w:color="000000" w:sz="4" w:space="0"/>
-            </w:tcBorders>
-            <w:shd w:val="clear"/>
+              <w:top w:val="nil"/>
+              <w:left w:val="nil"/>
+              <w:bottom w:val="single" w:color="808080" w:sz="8" w:space="0"/>
+              <w:right w:val="single" w:color="808080" w:sz="8" w:space="0"/>
+            </w:tcBorders>
+            <w:shd w:val="clear" w:color="auto" w:fill="auto"/>
             <w:vAlign w:val="center"/>
           </w:tcPr>
           <w:p>
@@ -2602,22 +2689,21 @@
                 <w:i w:val="0"/>
                 <w:iCs w:val="0"/>
                 <w:color w:val="000000"/>
-                <w:sz w:val="22"/>
-                <w:szCs w:val="22"/>
-                <w:u w:val="none"/>
-              </w:rPr>
-            </w:pPr>
-            <w:r>
-              <w:rPr>
-                <w:rFonts w:hint="default" w:ascii="Calibri" w:hAnsi="Calibri" w:eastAsia="SimSun" w:cs="Calibri"/>
-                <w:i w:val="0"/>
-                <w:iCs w:val="0"/>
-                <w:color w:val="000000"/>
-                <w:kern w:val="0"/>
-                <w:sz w:val="22"/>
-                <w:szCs w:val="22"/>
-                <w:u w:val="none"/>
-                <w:bdr w:val="none" w:color="auto" w:sz="0" w:space="0"/>
+                <w:sz w:val="18"/>
+                <w:szCs w:val="18"/>
+                <w:u w:val="none"/>
+              </w:rPr>
+            </w:pPr>
+            <w:r>
+              <w:rPr>
+                <w:rFonts w:hint="default" w:ascii="Calibri" w:hAnsi="Calibri" w:eastAsia="SimSun" w:cs="Calibri"/>
+                <w:i w:val="0"/>
+                <w:iCs w:val="0"/>
+                <w:color w:val="000000"/>
+                <w:kern w:val="0"/>
+                <w:sz w:val="18"/>
+                <w:szCs w:val="18"/>
+                <w:u w:val="none"/>
                 <w:lang w:val="en-US" w:eastAsia="zh-CN" w:bidi="ar"/>
               </w:rPr>
               <w:t>—</w:t>
@@ -2628,12 +2714,12 @@
           <w:tcPr>
             <w:tcW w:w="960" w:type="dxa"/>
             <w:tcBorders>
-              <w:top w:val="single" w:color="000000" w:sz="4" w:space="0"/>
-              <w:left w:val="single" w:color="000000" w:sz="4" w:space="0"/>
-              <w:bottom w:val="single" w:color="000000" w:sz="4" w:space="0"/>
-              <w:right w:val="single" w:color="000000" w:sz="4" w:space="0"/>
-            </w:tcBorders>
-            <w:shd w:val="clear"/>
+              <w:top w:val="nil"/>
+              <w:left w:val="nil"/>
+              <w:bottom w:val="single" w:color="808080" w:sz="8" w:space="0"/>
+              <w:right w:val="single" w:color="808080" w:sz="8" w:space="0"/>
+            </w:tcBorders>
+            <w:shd w:val="clear" w:color="auto" w:fill="auto"/>
             <w:vAlign w:val="center"/>
           </w:tcPr>
           <w:p>
@@ -2649,22 +2735,21 @@
                 <w:i w:val="0"/>
                 <w:iCs w:val="0"/>
                 <w:color w:val="000000"/>
-                <w:sz w:val="22"/>
-                <w:szCs w:val="22"/>
-                <w:u w:val="none"/>
-              </w:rPr>
-            </w:pPr>
-            <w:r>
-              <w:rPr>
-                <w:rFonts w:hint="default" w:ascii="Calibri" w:hAnsi="Calibri" w:eastAsia="SimSun" w:cs="Calibri"/>
-                <w:i w:val="0"/>
-                <w:iCs w:val="0"/>
-                <w:color w:val="000000"/>
-                <w:kern w:val="0"/>
-                <w:sz w:val="22"/>
-                <w:szCs w:val="22"/>
-                <w:u w:val="none"/>
-                <w:bdr w:val="none" w:color="auto" w:sz="0" w:space="0"/>
+                <w:sz w:val="18"/>
+                <w:szCs w:val="18"/>
+                <w:u w:val="none"/>
+              </w:rPr>
+            </w:pPr>
+            <w:r>
+              <w:rPr>
+                <w:rFonts w:hint="default" w:ascii="Calibri" w:hAnsi="Calibri" w:eastAsia="SimSun" w:cs="Calibri"/>
+                <w:i w:val="0"/>
+                <w:iCs w:val="0"/>
+                <w:color w:val="000000"/>
+                <w:kern w:val="0"/>
+                <w:sz w:val="18"/>
+                <w:szCs w:val="18"/>
+                <w:u w:val="none"/>
                 <w:lang w:val="en-US" w:eastAsia="zh-CN" w:bidi="ar"/>
               </w:rPr>
               <w:t>DEV 1</w:t>
@@ -2673,14 +2758,14 @@
         </w:tc>
         <w:tc>
           <w:tcPr>
-            <w:tcW w:w="1104" w:type="dxa"/>
-            <w:tcBorders>
-              <w:top w:val="single" w:color="000000" w:sz="4" w:space="0"/>
-              <w:left w:val="single" w:color="000000" w:sz="4" w:space="0"/>
-              <w:bottom w:val="single" w:color="000000" w:sz="4" w:space="0"/>
-              <w:right w:val="single" w:color="000000" w:sz="4" w:space="0"/>
-            </w:tcBorders>
-            <w:shd w:val="clear"/>
+            <w:tcW w:w="960" w:type="dxa"/>
+            <w:tcBorders>
+              <w:top w:val="nil"/>
+              <w:left w:val="nil"/>
+              <w:bottom w:val="single" w:color="808080" w:sz="8" w:space="0"/>
+              <w:right w:val="single" w:color="808080" w:sz="8" w:space="0"/>
+            </w:tcBorders>
+            <w:shd w:val="clear" w:color="auto" w:fill="auto"/>
             <w:vAlign w:val="center"/>
           </w:tcPr>
           <w:p>
@@ -2696,22 +2781,21 @@
                 <w:i w:val="0"/>
                 <w:iCs w:val="0"/>
                 <w:color w:val="000000"/>
-                <w:sz w:val="22"/>
-                <w:szCs w:val="22"/>
-                <w:u w:val="none"/>
-              </w:rPr>
-            </w:pPr>
-            <w:r>
-              <w:rPr>
-                <w:rFonts w:hint="default" w:ascii="Calibri" w:hAnsi="Calibri" w:eastAsia="SimSun" w:cs="Calibri"/>
-                <w:i w:val="0"/>
-                <w:iCs w:val="0"/>
-                <w:color w:val="000000"/>
-                <w:kern w:val="0"/>
-                <w:sz w:val="22"/>
-                <w:szCs w:val="22"/>
-                <w:u w:val="none"/>
-                <w:bdr w:val="none" w:color="auto" w:sz="0" w:space="0"/>
+                <w:sz w:val="18"/>
+                <w:szCs w:val="18"/>
+                <w:u w:val="none"/>
+              </w:rPr>
+            </w:pPr>
+            <w:r>
+              <w:rPr>
+                <w:rFonts w:hint="default" w:ascii="Calibri" w:hAnsi="Calibri" w:eastAsia="SimSun" w:cs="Calibri"/>
+                <w:i w:val="0"/>
+                <w:iCs w:val="0"/>
+                <w:color w:val="000000"/>
+                <w:kern w:val="0"/>
+                <w:sz w:val="18"/>
+                <w:szCs w:val="18"/>
+                <w:u w:val="none"/>
                 <w:lang w:val="en-US" w:eastAsia="zh-CN" w:bidi="ar"/>
               </w:rPr>
               <w:t>3/9/2026</w:t>
@@ -2720,14 +2804,14 @@
         </w:tc>
         <w:tc>
           <w:tcPr>
-            <w:tcW w:w="2052" w:type="dxa"/>
-            <w:tcBorders>
-              <w:top w:val="single" w:color="000000" w:sz="4" w:space="0"/>
-              <w:left w:val="single" w:color="000000" w:sz="4" w:space="0"/>
-              <w:bottom w:val="single" w:color="000000" w:sz="4" w:space="0"/>
-              <w:right w:val="single" w:color="000000" w:sz="4" w:space="0"/>
-            </w:tcBorders>
-            <w:shd w:val="clear"/>
+            <w:tcW w:w="960" w:type="dxa"/>
+            <w:tcBorders>
+              <w:top w:val="nil"/>
+              <w:left w:val="nil"/>
+              <w:bottom w:val="single" w:color="808080" w:sz="8" w:space="0"/>
+              <w:right w:val="single" w:color="808080" w:sz="8" w:space="0"/>
+            </w:tcBorders>
+            <w:shd w:val="clear" w:color="auto" w:fill="auto"/>
             <w:vAlign w:val="center"/>
           </w:tcPr>
           <w:p>
@@ -2743,25 +2827,24 @@
                 <w:i w:val="0"/>
                 <w:iCs w:val="0"/>
                 <w:color w:val="000000"/>
-                <w:sz w:val="22"/>
-                <w:szCs w:val="22"/>
-                <w:u w:val="none"/>
-              </w:rPr>
-            </w:pPr>
-            <w:r>
-              <w:rPr>
-                <w:rFonts w:hint="default" w:ascii="Calibri" w:hAnsi="Calibri" w:eastAsia="SimSun" w:cs="Calibri"/>
-                <w:i w:val="0"/>
-                <w:iCs w:val="0"/>
-                <w:color w:val="000000"/>
-                <w:kern w:val="0"/>
-                <w:sz w:val="22"/>
-                <w:szCs w:val="22"/>
-                <w:u w:val="none"/>
-                <w:bdr w:val="none" w:color="auto" w:sz="0" w:space="0"/>
-                <w:lang w:val="en-US" w:eastAsia="zh-CN" w:bidi="ar"/>
-              </w:rPr>
-              <w:t>Git, GitHub, ESLint, Prettier, Husky, Commit thông thường</w:t>
+                <w:sz w:val="18"/>
+                <w:szCs w:val="18"/>
+                <w:u w:val="none"/>
+              </w:rPr>
+            </w:pPr>
+            <w:r>
+              <w:rPr>
+                <w:rFonts w:hint="default" w:ascii="Calibri" w:hAnsi="Calibri" w:eastAsia="SimSun" w:cs="Calibri"/>
+                <w:i w:val="0"/>
+                <w:iCs w:val="0"/>
+                <w:color w:val="000000"/>
+                <w:kern w:val="0"/>
+                <w:sz w:val="18"/>
+                <w:szCs w:val="18"/>
+                <w:u w:val="none"/>
+                <w:lang w:val="en-US" w:eastAsia="zh-CN" w:bidi="ar"/>
+              </w:rPr>
+              <w:t>Git, GitHub, ESLint, Prettier, Husky, Conventional Commits</w:t>
             </w:r>
           </w:p>
         </w:tc>
@@ -2776,7 +2859,7 @@
             <w:insideH w:val="none" w:color="auto" w:sz="0" w:space="0"/>
             <w:insideV w:val="none" w:color="auto" w:sz="0" w:space="0"/>
           </w:tblBorders>
-          <w:shd w:val="clear"/>
+          <w:shd w:val="clear" w:color="auto" w:fill="auto"/>
           <w:tblCellMar>
             <w:top w:w="0" w:type="dxa"/>
             <w:left w:w="108" w:type="dxa"/>
@@ -2785,18 +2868,18 @@
           </w:tblCellMar>
         </w:tblPrEx>
         <w:trPr>
-          <w:trHeight w:val="2304" w:hRule="atLeast"/>
+          <w:trHeight w:val="1695" w:hRule="atLeast"/>
         </w:trPr>
         <w:tc>
           <w:tcPr>
             <w:tcW w:w="960" w:type="dxa"/>
             <w:tcBorders>
-              <w:top w:val="single" w:color="000000" w:sz="4" w:space="0"/>
-              <w:left w:val="single" w:color="000000" w:sz="4" w:space="0"/>
-              <w:bottom w:val="single" w:color="000000" w:sz="4" w:space="0"/>
-              <w:right w:val="single" w:color="000000" w:sz="4" w:space="0"/>
-            </w:tcBorders>
-            <w:shd w:val="clear"/>
+              <w:top w:val="nil"/>
+              <w:left w:val="single" w:color="808080" w:sz="8" w:space="0"/>
+              <w:bottom w:val="single" w:color="808080" w:sz="8" w:space="0"/>
+              <w:right w:val="single" w:color="808080" w:sz="8" w:space="0"/>
+            </w:tcBorders>
+            <w:shd w:val="clear" w:color="auto" w:fill="auto"/>
             <w:vAlign w:val="center"/>
           </w:tcPr>
           <w:p>
@@ -2812,22 +2895,21 @@
                 <w:i w:val="0"/>
                 <w:iCs w:val="0"/>
                 <w:color w:val="000000"/>
-                <w:sz w:val="22"/>
-                <w:szCs w:val="22"/>
-                <w:u w:val="none"/>
-              </w:rPr>
-            </w:pPr>
-            <w:r>
-              <w:rPr>
-                <w:rFonts w:hint="default" w:ascii="Calibri" w:hAnsi="Calibri" w:eastAsia="SimSun" w:cs="Calibri"/>
-                <w:i w:val="0"/>
-                <w:iCs w:val="0"/>
-                <w:color w:val="000000"/>
-                <w:kern w:val="0"/>
-                <w:sz w:val="22"/>
-                <w:szCs w:val="22"/>
-                <w:u w:val="none"/>
-                <w:bdr w:val="none" w:color="auto" w:sz="0" w:space="0"/>
+                <w:sz w:val="18"/>
+                <w:szCs w:val="18"/>
+                <w:u w:val="none"/>
+              </w:rPr>
+            </w:pPr>
+            <w:r>
+              <w:rPr>
+                <w:rFonts w:hint="default" w:ascii="Calibri" w:hAnsi="Calibri" w:eastAsia="SimSun" w:cs="Calibri"/>
+                <w:i w:val="0"/>
+                <w:iCs w:val="0"/>
+                <w:color w:val="000000"/>
+                <w:kern w:val="0"/>
+                <w:sz w:val="18"/>
+                <w:szCs w:val="18"/>
+                <w:u w:val="none"/>
                 <w:lang w:val="en-US" w:eastAsia="zh-CN" w:bidi="ar"/>
               </w:rPr>
               <w:t>T2</w:t>
@@ -2836,14 +2918,14 @@
         </w:tc>
         <w:tc>
           <w:tcPr>
-            <w:tcW w:w="1404" w:type="dxa"/>
-            <w:tcBorders>
-              <w:top w:val="single" w:color="000000" w:sz="4" w:space="0"/>
-              <w:left w:val="single" w:color="000000" w:sz="4" w:space="0"/>
-              <w:bottom w:val="single" w:color="000000" w:sz="4" w:space="0"/>
-              <w:right w:val="single" w:color="000000" w:sz="4" w:space="0"/>
-            </w:tcBorders>
-            <w:shd w:val="clear"/>
+            <w:tcW w:w="960" w:type="dxa"/>
+            <w:tcBorders>
+              <w:top w:val="nil"/>
+              <w:left w:val="nil"/>
+              <w:bottom w:val="single" w:color="808080" w:sz="8" w:space="0"/>
+              <w:right w:val="single" w:color="808080" w:sz="8" w:space="0"/>
+            </w:tcBorders>
+            <w:shd w:val="clear" w:color="auto" w:fill="auto"/>
             <w:vAlign w:val="center"/>
           </w:tcPr>
           <w:p>
@@ -2859,38 +2941,37 @@
                 <w:i w:val="0"/>
                 <w:iCs w:val="0"/>
                 <w:color w:val="000000"/>
-                <w:sz w:val="22"/>
-                <w:szCs w:val="22"/>
-                <w:u w:val="none"/>
-              </w:rPr>
-            </w:pPr>
-            <w:r>
-              <w:rPr>
-                <w:rFonts w:hint="default" w:ascii="Calibri" w:hAnsi="Calibri" w:eastAsia="SimSun" w:cs="Calibri"/>
-                <w:i w:val="0"/>
-                <w:iCs w:val="0"/>
-                <w:color w:val="000000"/>
-                <w:kern w:val="0"/>
-                <w:sz w:val="22"/>
-                <w:szCs w:val="22"/>
-                <w:u w:val="none"/>
-                <w:bdr w:val="none" w:color="auto" w:sz="0" w:space="0"/>
-                <w:lang w:val="en-US" w:eastAsia="zh-CN" w:bidi="ar"/>
-              </w:rPr>
-              <w:t>Build Docker Compose cho API, bộ bản sao MongoDB và Redis</w:t>
-            </w:r>
-          </w:p>
-        </w:tc>
-        <w:tc>
-          <w:tcPr>
-            <w:tcW w:w="960" w:type="dxa"/>
-            <w:tcBorders>
-              <w:top w:val="single" w:color="000000" w:sz="4" w:space="0"/>
-              <w:left w:val="single" w:color="000000" w:sz="4" w:space="0"/>
-              <w:bottom w:val="single" w:color="000000" w:sz="4" w:space="0"/>
-              <w:right w:val="single" w:color="000000" w:sz="4" w:space="0"/>
-            </w:tcBorders>
-            <w:shd w:val="clear"/>
+                <w:sz w:val="18"/>
+                <w:szCs w:val="18"/>
+                <w:u w:val="none"/>
+              </w:rPr>
+            </w:pPr>
+            <w:r>
+              <w:rPr>
+                <w:rFonts w:hint="default" w:ascii="Calibri" w:hAnsi="Calibri" w:eastAsia="SimSun" w:cs="Calibri"/>
+                <w:i w:val="0"/>
+                <w:iCs w:val="0"/>
+                <w:color w:val="000000"/>
+                <w:kern w:val="0"/>
+                <w:sz w:val="18"/>
+                <w:szCs w:val="18"/>
+                <w:u w:val="none"/>
+                <w:lang w:val="en-US" w:eastAsia="zh-CN" w:bidi="ar"/>
+              </w:rPr>
+              <w:t>Dựng Docker Compose cho API, MongoDB replica set và Redis</w:t>
+            </w:r>
+          </w:p>
+        </w:tc>
+        <w:tc>
+          <w:tcPr>
+            <w:tcW w:w="960" w:type="dxa"/>
+            <w:tcBorders>
+              <w:top w:val="nil"/>
+              <w:left w:val="nil"/>
+              <w:bottom w:val="single" w:color="808080" w:sz="8" w:space="0"/>
+              <w:right w:val="single" w:color="808080" w:sz="8" w:space="0"/>
+            </w:tcBorders>
+            <w:shd w:val="clear" w:color="auto" w:fill="auto"/>
             <w:vAlign w:val="center"/>
           </w:tcPr>
           <w:p>
@@ -2906,22 +2987,21 @@
                 <w:i w:val="0"/>
                 <w:iCs w:val="0"/>
                 <w:color w:val="000000"/>
-                <w:sz w:val="22"/>
-                <w:szCs w:val="22"/>
-                <w:u w:val="none"/>
-              </w:rPr>
-            </w:pPr>
-            <w:r>
-              <w:rPr>
-                <w:rFonts w:hint="default" w:ascii="Calibri" w:hAnsi="Calibri" w:eastAsia="SimSun" w:cs="Calibri"/>
-                <w:i w:val="0"/>
-                <w:iCs w:val="0"/>
-                <w:color w:val="000000"/>
-                <w:kern w:val="0"/>
-                <w:sz w:val="22"/>
-                <w:szCs w:val="22"/>
-                <w:u w:val="none"/>
-                <w:bdr w:val="none" w:color="auto" w:sz="0" w:space="0"/>
+                <w:sz w:val="18"/>
+                <w:szCs w:val="18"/>
+                <w:u w:val="none"/>
+              </w:rPr>
+            </w:pPr>
+            <w:r>
+              <w:rPr>
+                <w:rFonts w:hint="default" w:ascii="Calibri" w:hAnsi="Calibri" w:eastAsia="SimSun" w:cs="Calibri"/>
+                <w:i w:val="0"/>
+                <w:iCs w:val="0"/>
+                <w:color w:val="000000"/>
+                <w:kern w:val="0"/>
+                <w:sz w:val="18"/>
+                <w:szCs w:val="18"/>
+                <w:u w:val="none"/>
                 <w:lang w:val="en-US" w:eastAsia="zh-CN" w:bidi="ar"/>
               </w:rPr>
               <w:t>US-01</w:t>
@@ -2932,12 +3012,12 @@
           <w:tcPr>
             <w:tcW w:w="960" w:type="dxa"/>
             <w:tcBorders>
-              <w:top w:val="single" w:color="000000" w:sz="4" w:space="0"/>
-              <w:left w:val="single" w:color="000000" w:sz="4" w:space="0"/>
-              <w:bottom w:val="single" w:color="000000" w:sz="4" w:space="0"/>
-              <w:right w:val="single" w:color="000000" w:sz="4" w:space="0"/>
-            </w:tcBorders>
-            <w:shd w:val="clear"/>
+              <w:top w:val="nil"/>
+              <w:left w:val="nil"/>
+              <w:bottom w:val="single" w:color="808080" w:sz="8" w:space="0"/>
+              <w:right w:val="single" w:color="808080" w:sz="8" w:space="0"/>
+            </w:tcBorders>
+            <w:shd w:val="clear" w:color="auto" w:fill="auto"/>
             <w:vAlign w:val="center"/>
           </w:tcPr>
           <w:p>
@@ -2953,22 +3033,21 @@
                 <w:i w:val="0"/>
                 <w:iCs w:val="0"/>
                 <w:color w:val="000000"/>
-                <w:sz w:val="22"/>
-                <w:szCs w:val="22"/>
-                <w:u w:val="none"/>
-              </w:rPr>
-            </w:pPr>
-            <w:r>
-              <w:rPr>
-                <w:rFonts w:hint="default" w:ascii="Calibri" w:hAnsi="Calibri" w:eastAsia="SimSun" w:cs="Calibri"/>
-                <w:i w:val="0"/>
-                <w:iCs w:val="0"/>
-                <w:color w:val="000000"/>
-                <w:kern w:val="0"/>
-                <w:sz w:val="22"/>
-                <w:szCs w:val="22"/>
-                <w:u w:val="none"/>
-                <w:bdr w:val="none" w:color="auto" w:sz="0" w:space="0"/>
+                <w:sz w:val="18"/>
+                <w:szCs w:val="18"/>
+                <w:u w:val="none"/>
+              </w:rPr>
+            </w:pPr>
+            <w:r>
+              <w:rPr>
+                <w:rFonts w:hint="default" w:ascii="Calibri" w:hAnsi="Calibri" w:eastAsia="SimSun" w:cs="Calibri"/>
+                <w:i w:val="0"/>
+                <w:iCs w:val="0"/>
+                <w:color w:val="000000"/>
+                <w:kern w:val="0"/>
+                <w:sz w:val="18"/>
+                <w:szCs w:val="18"/>
+                <w:u w:val="none"/>
                 <w:lang w:val="en-US" w:eastAsia="zh-CN" w:bidi="ar"/>
               </w:rPr>
               <w:t>T1</w:t>
@@ -2979,12 +3058,12 @@
           <w:tcPr>
             <w:tcW w:w="960" w:type="dxa"/>
             <w:tcBorders>
-              <w:top w:val="single" w:color="000000" w:sz="4" w:space="0"/>
-              <w:left w:val="single" w:color="000000" w:sz="4" w:space="0"/>
-              <w:bottom w:val="single" w:color="000000" w:sz="4" w:space="0"/>
-              <w:right w:val="single" w:color="000000" w:sz="4" w:space="0"/>
-            </w:tcBorders>
-            <w:shd w:val="clear"/>
+              <w:top w:val="nil"/>
+              <w:left w:val="nil"/>
+              <w:bottom w:val="single" w:color="808080" w:sz="8" w:space="0"/>
+              <w:right w:val="single" w:color="808080" w:sz="8" w:space="0"/>
+            </w:tcBorders>
+            <w:shd w:val="clear" w:color="auto" w:fill="auto"/>
             <w:vAlign w:val="center"/>
           </w:tcPr>
           <w:p>
@@ -3000,22 +3079,21 @@
                 <w:i w:val="0"/>
                 <w:iCs w:val="0"/>
                 <w:color w:val="000000"/>
-                <w:sz w:val="22"/>
-                <w:szCs w:val="22"/>
-                <w:u w:val="none"/>
-              </w:rPr>
-            </w:pPr>
-            <w:r>
-              <w:rPr>
-                <w:rFonts w:hint="default" w:ascii="Calibri" w:hAnsi="Calibri" w:eastAsia="SimSun" w:cs="Calibri"/>
-                <w:i w:val="0"/>
-                <w:iCs w:val="0"/>
-                <w:color w:val="000000"/>
-                <w:kern w:val="0"/>
-                <w:sz w:val="22"/>
-                <w:szCs w:val="22"/>
-                <w:u w:val="none"/>
-                <w:bdr w:val="none" w:color="auto" w:sz="0" w:space="0"/>
+                <w:sz w:val="18"/>
+                <w:szCs w:val="18"/>
+                <w:u w:val="none"/>
+              </w:rPr>
+            </w:pPr>
+            <w:r>
+              <w:rPr>
+                <w:rFonts w:hint="default" w:ascii="Calibri" w:hAnsi="Calibri" w:eastAsia="SimSun" w:cs="Calibri"/>
+                <w:i w:val="0"/>
+                <w:iCs w:val="0"/>
+                <w:color w:val="000000"/>
+                <w:kern w:val="0"/>
+                <w:sz w:val="18"/>
+                <w:szCs w:val="18"/>
+                <w:u w:val="none"/>
                 <w:lang w:val="en-US" w:eastAsia="zh-CN" w:bidi="ar"/>
               </w:rPr>
               <w:t>DEV 1</w:t>
@@ -3024,14 +3102,14 @@
         </w:tc>
         <w:tc>
           <w:tcPr>
-            <w:tcW w:w="1104" w:type="dxa"/>
-            <w:tcBorders>
-              <w:top w:val="single" w:color="000000" w:sz="4" w:space="0"/>
-              <w:left w:val="single" w:color="000000" w:sz="4" w:space="0"/>
-              <w:bottom w:val="single" w:color="000000" w:sz="4" w:space="0"/>
-              <w:right w:val="single" w:color="000000" w:sz="4" w:space="0"/>
-            </w:tcBorders>
-            <w:shd w:val="clear"/>
+            <w:tcW w:w="960" w:type="dxa"/>
+            <w:tcBorders>
+              <w:top w:val="nil"/>
+              <w:left w:val="nil"/>
+              <w:bottom w:val="single" w:color="808080" w:sz="8" w:space="0"/>
+              <w:right w:val="single" w:color="808080" w:sz="8" w:space="0"/>
+            </w:tcBorders>
+            <w:shd w:val="clear" w:color="auto" w:fill="auto"/>
             <w:vAlign w:val="center"/>
           </w:tcPr>
           <w:p>
@@ -3047,22 +3125,21 @@
                 <w:i w:val="0"/>
                 <w:iCs w:val="0"/>
                 <w:color w:val="000000"/>
-                <w:sz w:val="22"/>
-                <w:szCs w:val="22"/>
-                <w:u w:val="none"/>
-              </w:rPr>
-            </w:pPr>
-            <w:r>
-              <w:rPr>
-                <w:rFonts w:hint="default" w:ascii="Calibri" w:hAnsi="Calibri" w:eastAsia="SimSun" w:cs="Calibri"/>
-                <w:i w:val="0"/>
-                <w:iCs w:val="0"/>
-                <w:color w:val="000000"/>
-                <w:kern w:val="0"/>
-                <w:sz w:val="22"/>
-                <w:szCs w:val="22"/>
-                <w:u w:val="none"/>
-                <w:bdr w:val="none" w:color="auto" w:sz="0" w:space="0"/>
+                <w:sz w:val="18"/>
+                <w:szCs w:val="18"/>
+                <w:u w:val="none"/>
+              </w:rPr>
+            </w:pPr>
+            <w:r>
+              <w:rPr>
+                <w:rFonts w:hint="default" w:ascii="Calibri" w:hAnsi="Calibri" w:eastAsia="SimSun" w:cs="Calibri"/>
+                <w:i w:val="0"/>
+                <w:iCs w:val="0"/>
+                <w:color w:val="000000"/>
+                <w:kern w:val="0"/>
+                <w:sz w:val="18"/>
+                <w:szCs w:val="18"/>
+                <w:u w:val="none"/>
                 <w:lang w:val="en-US" w:eastAsia="zh-CN" w:bidi="ar"/>
               </w:rPr>
               <w:t>4/9/2026</w:t>
@@ -3071,14 +3148,14 @@
         </w:tc>
         <w:tc>
           <w:tcPr>
-            <w:tcW w:w="2052" w:type="dxa"/>
-            <w:tcBorders>
-              <w:top w:val="single" w:color="000000" w:sz="4" w:space="0"/>
-              <w:left w:val="single" w:color="000000" w:sz="4" w:space="0"/>
-              <w:bottom w:val="single" w:color="000000" w:sz="4" w:space="0"/>
-              <w:right w:val="single" w:color="000000" w:sz="4" w:space="0"/>
-            </w:tcBorders>
-            <w:shd w:val="clear"/>
+            <w:tcW w:w="960" w:type="dxa"/>
+            <w:tcBorders>
+              <w:top w:val="nil"/>
+              <w:left w:val="nil"/>
+              <w:bottom w:val="single" w:color="808080" w:sz="8" w:space="0"/>
+              <w:right w:val="single" w:color="808080" w:sz="8" w:space="0"/>
+            </w:tcBorders>
+            <w:shd w:val="clear" w:color="auto" w:fill="auto"/>
             <w:vAlign w:val="center"/>
           </w:tcPr>
           <w:p>
@@ -3094,22 +3171,21 @@
                 <w:i w:val="0"/>
                 <w:iCs w:val="0"/>
                 <w:color w:val="000000"/>
-                <w:sz w:val="22"/>
-                <w:szCs w:val="22"/>
-                <w:u w:val="none"/>
-              </w:rPr>
-            </w:pPr>
-            <w:r>
-              <w:rPr>
-                <w:rFonts w:hint="default" w:ascii="Calibri" w:hAnsi="Calibri" w:eastAsia="SimSun" w:cs="Calibri"/>
-                <w:i w:val="0"/>
-                <w:iCs w:val="0"/>
-                <w:color w:val="000000"/>
-                <w:kern w:val="0"/>
-                <w:sz w:val="22"/>
-                <w:szCs w:val="22"/>
-                <w:u w:val="none"/>
-                <w:bdr w:val="none" w:color="auto" w:sz="0" w:space="0"/>
+                <w:sz w:val="18"/>
+                <w:szCs w:val="18"/>
+                <w:u w:val="none"/>
+              </w:rPr>
+            </w:pPr>
+            <w:r>
+              <w:rPr>
+                <w:rFonts w:hint="default" w:ascii="Calibri" w:hAnsi="Calibri" w:eastAsia="SimSun" w:cs="Calibri"/>
+                <w:i w:val="0"/>
+                <w:iCs w:val="0"/>
+                <w:color w:val="000000"/>
+                <w:kern w:val="0"/>
+                <w:sz w:val="18"/>
+                <w:szCs w:val="18"/>
+                <w:u w:val="none"/>
                 <w:lang w:val="en-US" w:eastAsia="zh-CN" w:bidi="ar"/>
               </w:rPr>
               <w:t>Docker, Docker Compose, MongoDB 7, Redis 7</w:t>
@@ -3127,7 +3203,7 @@
             <w:insideH w:val="none" w:color="auto" w:sz="0" w:space="0"/>
             <w:insideV w:val="none" w:color="auto" w:sz="0" w:space="0"/>
           </w:tblBorders>
-          <w:shd w:val="clear"/>
+          <w:shd w:val="clear" w:color="auto" w:fill="auto"/>
           <w:tblCellMar>
             <w:top w:w="0" w:type="dxa"/>
             <w:left w:w="108" w:type="dxa"/>
@@ -3136,18 +3212,18 @@
           </w:tblCellMar>
         </w:tblPrEx>
         <w:trPr>
-          <w:trHeight w:val="1728" w:hRule="atLeast"/>
+          <w:trHeight w:val="1455" w:hRule="atLeast"/>
         </w:trPr>
         <w:tc>
           <w:tcPr>
             <w:tcW w:w="960" w:type="dxa"/>
             <w:tcBorders>
-              <w:top w:val="single" w:color="000000" w:sz="4" w:space="0"/>
-              <w:left w:val="single" w:color="000000" w:sz="4" w:space="0"/>
-              <w:bottom w:val="single" w:color="000000" w:sz="4" w:space="0"/>
-              <w:right w:val="single" w:color="000000" w:sz="4" w:space="0"/>
-            </w:tcBorders>
-            <w:shd w:val="clear"/>
+              <w:top w:val="nil"/>
+              <w:left w:val="single" w:color="808080" w:sz="8" w:space="0"/>
+              <w:bottom w:val="single" w:color="808080" w:sz="8" w:space="0"/>
+              <w:right w:val="single" w:color="808080" w:sz="8" w:space="0"/>
+            </w:tcBorders>
+            <w:shd w:val="clear" w:color="auto" w:fill="auto"/>
             <w:vAlign w:val="center"/>
           </w:tcPr>
           <w:p>
@@ -3163,22 +3239,21 @@
                 <w:i w:val="0"/>
                 <w:iCs w:val="0"/>
                 <w:color w:val="000000"/>
-                <w:sz w:val="22"/>
-                <w:szCs w:val="22"/>
-                <w:u w:val="none"/>
-              </w:rPr>
-            </w:pPr>
-            <w:r>
-              <w:rPr>
-                <w:rFonts w:hint="default" w:ascii="Calibri" w:hAnsi="Calibri" w:eastAsia="SimSun" w:cs="Calibri"/>
-                <w:i w:val="0"/>
-                <w:iCs w:val="0"/>
-                <w:color w:val="000000"/>
-                <w:kern w:val="0"/>
-                <w:sz w:val="22"/>
-                <w:szCs w:val="22"/>
-                <w:u w:val="none"/>
-                <w:bdr w:val="none" w:color="auto" w:sz="0" w:space="0"/>
+                <w:sz w:val="18"/>
+                <w:szCs w:val="18"/>
+                <w:u w:val="none"/>
+              </w:rPr>
+            </w:pPr>
+            <w:r>
+              <w:rPr>
+                <w:rFonts w:hint="default" w:ascii="Calibri" w:hAnsi="Calibri" w:eastAsia="SimSun" w:cs="Calibri"/>
+                <w:i w:val="0"/>
+                <w:iCs w:val="0"/>
+                <w:color w:val="000000"/>
+                <w:kern w:val="0"/>
+                <w:sz w:val="18"/>
+                <w:szCs w:val="18"/>
+                <w:u w:val="none"/>
                 <w:lang w:val="en-US" w:eastAsia="zh-CN" w:bidi="ar"/>
               </w:rPr>
               <w:t>T3</w:t>
@@ -3187,14 +3262,14 @@
         </w:tc>
         <w:tc>
           <w:tcPr>
-            <w:tcW w:w="1404" w:type="dxa"/>
-            <w:tcBorders>
-              <w:top w:val="single" w:color="000000" w:sz="4" w:space="0"/>
-              <w:left w:val="single" w:color="000000" w:sz="4" w:space="0"/>
-              <w:bottom w:val="single" w:color="000000" w:sz="4" w:space="0"/>
-              <w:right w:val="single" w:color="000000" w:sz="4" w:space="0"/>
-            </w:tcBorders>
-            <w:shd w:val="clear"/>
+            <w:tcW w:w="960" w:type="dxa"/>
+            <w:tcBorders>
+              <w:top w:val="nil"/>
+              <w:left w:val="nil"/>
+              <w:bottom w:val="single" w:color="808080" w:sz="8" w:space="0"/>
+              <w:right w:val="single" w:color="808080" w:sz="8" w:space="0"/>
+            </w:tcBorders>
+            <w:shd w:val="clear" w:color="auto" w:fill="auto"/>
             <w:vAlign w:val="center"/>
           </w:tcPr>
           <w:p>
@@ -3210,38 +3285,37 @@
                 <w:i w:val="0"/>
                 <w:iCs w:val="0"/>
                 <w:color w:val="000000"/>
-                <w:sz w:val="22"/>
-                <w:szCs w:val="22"/>
-                <w:u w:val="none"/>
-              </w:rPr>
-            </w:pPr>
-            <w:r>
-              <w:rPr>
-                <w:rFonts w:hint="default" w:ascii="Calibri" w:hAnsi="Calibri" w:eastAsia="SimSun" w:cs="Calibri"/>
-                <w:i w:val="0"/>
-                <w:iCs w:val="0"/>
-                <w:color w:val="000000"/>
-                <w:kern w:val="0"/>
-                <w:sz w:val="22"/>
-                <w:szCs w:val="22"/>
-                <w:u w:val="none"/>
-                <w:bdr w:val="none" w:color="auto" w:sz="0" w:space="0"/>
-                <w:lang w:val="en-US" w:eastAsia="zh-CN" w:bidi="ar"/>
-              </w:rPr>
-              <w:t>Vẽ sơ đồ thực thể và quan hệ cho 12 bộ sưu tập</w:t>
-            </w:r>
-          </w:p>
-        </w:tc>
-        <w:tc>
-          <w:tcPr>
-            <w:tcW w:w="960" w:type="dxa"/>
-            <w:tcBorders>
-              <w:top w:val="single" w:color="000000" w:sz="4" w:space="0"/>
-              <w:left w:val="single" w:color="000000" w:sz="4" w:space="0"/>
-              <w:bottom w:val="single" w:color="000000" w:sz="4" w:space="0"/>
-              <w:right w:val="single" w:color="000000" w:sz="4" w:space="0"/>
-            </w:tcBorders>
-            <w:shd w:val="clear"/>
+                <w:sz w:val="18"/>
+                <w:szCs w:val="18"/>
+                <w:u w:val="none"/>
+              </w:rPr>
+            </w:pPr>
+            <w:r>
+              <w:rPr>
+                <w:rFonts w:hint="default" w:ascii="Calibri" w:hAnsi="Calibri" w:eastAsia="SimSun" w:cs="Calibri"/>
+                <w:i w:val="0"/>
+                <w:iCs w:val="0"/>
+                <w:color w:val="000000"/>
+                <w:kern w:val="0"/>
+                <w:sz w:val="18"/>
+                <w:szCs w:val="18"/>
+                <w:u w:val="none"/>
+                <w:lang w:val="en-US" w:eastAsia="zh-CN" w:bidi="ar"/>
+              </w:rPr>
+              <w:t>Vẽ sơ đồ thực thể, quan hệ và sơ đồ lớp cho 12 collection</w:t>
+            </w:r>
+          </w:p>
+        </w:tc>
+        <w:tc>
+          <w:tcPr>
+            <w:tcW w:w="960" w:type="dxa"/>
+            <w:tcBorders>
+              <w:top w:val="nil"/>
+              <w:left w:val="nil"/>
+              <w:bottom w:val="single" w:color="808080" w:sz="8" w:space="0"/>
+              <w:right w:val="single" w:color="808080" w:sz="8" w:space="0"/>
+            </w:tcBorders>
+            <w:shd w:val="clear" w:color="auto" w:fill="auto"/>
             <w:vAlign w:val="center"/>
           </w:tcPr>
           <w:p>
@@ -3257,38 +3331,37 @@
                 <w:i w:val="0"/>
                 <w:iCs w:val="0"/>
                 <w:color w:val="000000"/>
-                <w:sz w:val="22"/>
-                <w:szCs w:val="22"/>
-                <w:u w:val="none"/>
-              </w:rPr>
-            </w:pPr>
-            <w:r>
-              <w:rPr>
-                <w:rFonts w:hint="default" w:ascii="Calibri" w:hAnsi="Calibri" w:eastAsia="SimSun" w:cs="Calibri"/>
-                <w:i w:val="0"/>
-                <w:iCs w:val="0"/>
-                <w:color w:val="000000"/>
-                <w:kern w:val="0"/>
-                <w:sz w:val="22"/>
-                <w:szCs w:val="22"/>
-                <w:u w:val="none"/>
-                <w:bdr w:val="none" w:color="auto" w:sz="0" w:space="0"/>
-                <w:lang w:val="en-US" w:eastAsia="zh-CN" w:bidi="ar"/>
-              </w:rPr>
-              <w:t>Hoa Kỳ-02</w:t>
-            </w:r>
-          </w:p>
-        </w:tc>
-        <w:tc>
-          <w:tcPr>
-            <w:tcW w:w="960" w:type="dxa"/>
-            <w:tcBorders>
-              <w:top w:val="single" w:color="000000" w:sz="4" w:space="0"/>
-              <w:left w:val="single" w:color="000000" w:sz="4" w:space="0"/>
-              <w:bottom w:val="single" w:color="000000" w:sz="4" w:space="0"/>
-              <w:right w:val="single" w:color="000000" w:sz="4" w:space="0"/>
-            </w:tcBorders>
-            <w:shd w:val="clear"/>
+                <w:sz w:val="18"/>
+                <w:szCs w:val="18"/>
+                <w:u w:val="none"/>
+              </w:rPr>
+            </w:pPr>
+            <w:r>
+              <w:rPr>
+                <w:rFonts w:hint="default" w:ascii="Calibri" w:hAnsi="Calibri" w:eastAsia="SimSun" w:cs="Calibri"/>
+                <w:i w:val="0"/>
+                <w:iCs w:val="0"/>
+                <w:color w:val="000000"/>
+                <w:kern w:val="0"/>
+                <w:sz w:val="18"/>
+                <w:szCs w:val="18"/>
+                <w:u w:val="none"/>
+                <w:lang w:val="en-US" w:eastAsia="zh-CN" w:bidi="ar"/>
+              </w:rPr>
+              <w:t>US-02</w:t>
+            </w:r>
+          </w:p>
+        </w:tc>
+        <w:tc>
+          <w:tcPr>
+            <w:tcW w:w="960" w:type="dxa"/>
+            <w:tcBorders>
+              <w:top w:val="nil"/>
+              <w:left w:val="nil"/>
+              <w:bottom w:val="single" w:color="808080" w:sz="8" w:space="0"/>
+              <w:right w:val="single" w:color="808080" w:sz="8" w:space="0"/>
+            </w:tcBorders>
+            <w:shd w:val="clear" w:color="auto" w:fill="auto"/>
             <w:vAlign w:val="center"/>
           </w:tcPr>
           <w:p>
@@ -3304,22 +3377,21 @@
                 <w:i w:val="0"/>
                 <w:iCs w:val="0"/>
                 <w:color w:val="000000"/>
-                <w:sz w:val="22"/>
-                <w:szCs w:val="22"/>
-                <w:u w:val="none"/>
-              </w:rPr>
-            </w:pPr>
-            <w:r>
-              <w:rPr>
-                <w:rFonts w:hint="default" w:ascii="Calibri" w:hAnsi="Calibri" w:eastAsia="SimSun" w:cs="Calibri"/>
-                <w:i w:val="0"/>
-                <w:iCs w:val="0"/>
-                <w:color w:val="000000"/>
-                <w:kern w:val="0"/>
-                <w:sz w:val="22"/>
-                <w:szCs w:val="22"/>
-                <w:u w:val="none"/>
-                <w:bdr w:val="none" w:color="auto" w:sz="0" w:space="0"/>
+                <w:sz w:val="18"/>
+                <w:szCs w:val="18"/>
+                <w:u w:val="none"/>
+              </w:rPr>
+            </w:pPr>
+            <w:r>
+              <w:rPr>
+                <w:rFonts w:hint="default" w:ascii="Calibri" w:hAnsi="Calibri" w:eastAsia="SimSun" w:cs="Calibri"/>
+                <w:i w:val="0"/>
+                <w:iCs w:val="0"/>
+                <w:color w:val="000000"/>
+                <w:kern w:val="0"/>
+                <w:sz w:val="18"/>
+                <w:szCs w:val="18"/>
+                <w:u w:val="none"/>
                 <w:lang w:val="en-US" w:eastAsia="zh-CN" w:bidi="ar"/>
               </w:rPr>
               <w:t>T2</w:t>
@@ -3330,12 +3402,12 @@
           <w:tcPr>
             <w:tcW w:w="960" w:type="dxa"/>
             <w:tcBorders>
-              <w:top w:val="single" w:color="000000" w:sz="4" w:space="0"/>
-              <w:left w:val="single" w:color="000000" w:sz="4" w:space="0"/>
-              <w:bottom w:val="single" w:color="000000" w:sz="4" w:space="0"/>
-              <w:right w:val="single" w:color="000000" w:sz="4" w:space="0"/>
-            </w:tcBorders>
-            <w:shd w:val="clear"/>
+              <w:top w:val="nil"/>
+              <w:left w:val="nil"/>
+              <w:bottom w:val="single" w:color="808080" w:sz="8" w:space="0"/>
+              <w:right w:val="single" w:color="808080" w:sz="8" w:space="0"/>
+            </w:tcBorders>
+            <w:shd w:val="clear" w:color="auto" w:fill="auto"/>
             <w:vAlign w:val="center"/>
           </w:tcPr>
           <w:p>
@@ -3351,22 +3423,21 @@
                 <w:i w:val="0"/>
                 <w:iCs w:val="0"/>
                 <w:color w:val="000000"/>
-                <w:sz w:val="22"/>
-                <w:szCs w:val="22"/>
-                <w:u w:val="none"/>
-              </w:rPr>
-            </w:pPr>
-            <w:r>
-              <w:rPr>
-                <w:rFonts w:hint="default" w:ascii="Calibri" w:hAnsi="Calibri" w:eastAsia="SimSun" w:cs="Calibri"/>
-                <w:i w:val="0"/>
-                <w:iCs w:val="0"/>
-                <w:color w:val="000000"/>
-                <w:kern w:val="0"/>
-                <w:sz w:val="22"/>
-                <w:szCs w:val="22"/>
-                <w:u w:val="none"/>
-                <w:bdr w:val="none" w:color="auto" w:sz="0" w:space="0"/>
+                <w:sz w:val="18"/>
+                <w:szCs w:val="18"/>
+                <w:u w:val="none"/>
+              </w:rPr>
+            </w:pPr>
+            <w:r>
+              <w:rPr>
+                <w:rFonts w:hint="default" w:ascii="Calibri" w:hAnsi="Calibri" w:eastAsia="SimSun" w:cs="Calibri"/>
+                <w:i w:val="0"/>
+                <w:iCs w:val="0"/>
+                <w:color w:val="000000"/>
+                <w:kern w:val="0"/>
+                <w:sz w:val="18"/>
+                <w:szCs w:val="18"/>
+                <w:u w:val="none"/>
                 <w:lang w:val="en-US" w:eastAsia="zh-CN" w:bidi="ar"/>
               </w:rPr>
               <w:t>DEV 1</w:t>
@@ -3375,14 +3446,14 @@
         </w:tc>
         <w:tc>
           <w:tcPr>
-            <w:tcW w:w="1104" w:type="dxa"/>
-            <w:tcBorders>
-              <w:top w:val="single" w:color="000000" w:sz="4" w:space="0"/>
-              <w:left w:val="single" w:color="000000" w:sz="4" w:space="0"/>
-              <w:bottom w:val="single" w:color="000000" w:sz="4" w:space="0"/>
-              <w:right w:val="single" w:color="000000" w:sz="4" w:space="0"/>
-            </w:tcBorders>
-            <w:shd w:val="clear"/>
+            <w:tcW w:w="960" w:type="dxa"/>
+            <w:tcBorders>
+              <w:top w:val="nil"/>
+              <w:left w:val="nil"/>
+              <w:bottom w:val="single" w:color="808080" w:sz="8" w:space="0"/>
+              <w:right w:val="single" w:color="808080" w:sz="8" w:space="0"/>
+            </w:tcBorders>
+            <w:shd w:val="clear" w:color="auto" w:fill="auto"/>
             <w:vAlign w:val="center"/>
           </w:tcPr>
           <w:p>
@@ -3398,22 +3469,21 @@
                 <w:i w:val="0"/>
                 <w:iCs w:val="0"/>
                 <w:color w:val="000000"/>
-                <w:sz w:val="22"/>
-                <w:szCs w:val="22"/>
-                <w:u w:val="none"/>
-              </w:rPr>
-            </w:pPr>
-            <w:r>
-              <w:rPr>
-                <w:rFonts w:hint="default" w:ascii="Calibri" w:hAnsi="Calibri" w:eastAsia="SimSun" w:cs="Calibri"/>
-                <w:i w:val="0"/>
-                <w:iCs w:val="0"/>
-                <w:color w:val="000000"/>
-                <w:kern w:val="0"/>
-                <w:sz w:val="22"/>
-                <w:szCs w:val="22"/>
-                <w:u w:val="none"/>
-                <w:bdr w:val="none" w:color="auto" w:sz="0" w:space="0"/>
+                <w:sz w:val="18"/>
+                <w:szCs w:val="18"/>
+                <w:u w:val="none"/>
+              </w:rPr>
+            </w:pPr>
+            <w:r>
+              <w:rPr>
+                <w:rFonts w:hint="default" w:ascii="Calibri" w:hAnsi="Calibri" w:eastAsia="SimSun" w:cs="Calibri"/>
+                <w:i w:val="0"/>
+                <w:iCs w:val="0"/>
+                <w:color w:val="000000"/>
+                <w:kern w:val="0"/>
+                <w:sz w:val="18"/>
+                <w:szCs w:val="18"/>
+                <w:u w:val="none"/>
                 <w:lang w:val="en-US" w:eastAsia="zh-CN" w:bidi="ar"/>
               </w:rPr>
               <w:t>7/9/2026</w:t>
@@ -3422,14 +3492,14 @@
         </w:tc>
         <w:tc>
           <w:tcPr>
-            <w:tcW w:w="2052" w:type="dxa"/>
-            <w:tcBorders>
-              <w:top w:val="single" w:color="000000" w:sz="4" w:space="0"/>
-              <w:left w:val="single" w:color="000000" w:sz="4" w:space="0"/>
-              <w:bottom w:val="single" w:color="000000" w:sz="4" w:space="0"/>
-              <w:right w:val="single" w:color="000000" w:sz="4" w:space="0"/>
-            </w:tcBorders>
-            <w:shd w:val="clear"/>
+            <w:tcW w:w="960" w:type="dxa"/>
+            <w:tcBorders>
+              <w:top w:val="nil"/>
+              <w:left w:val="nil"/>
+              <w:bottom w:val="single" w:color="808080" w:sz="8" w:space="0"/>
+              <w:right w:val="single" w:color="808080" w:sz="8" w:space="0"/>
+            </w:tcBorders>
+            <w:shd w:val="clear" w:color="auto" w:fill="auto"/>
             <w:vAlign w:val="center"/>
           </w:tcPr>
           <w:p>
@@ -3445,22 +3515,21 @@
                 <w:i w:val="0"/>
                 <w:iCs w:val="0"/>
                 <w:color w:val="000000"/>
-                <w:sz w:val="22"/>
-                <w:szCs w:val="22"/>
-                <w:u w:val="none"/>
-              </w:rPr>
-            </w:pPr>
-            <w:r>
-              <w:rPr>
-                <w:rFonts w:hint="default" w:ascii="Calibri" w:hAnsi="Calibri" w:eastAsia="SimSun" w:cs="Calibri"/>
-                <w:i w:val="0"/>
-                <w:iCs w:val="0"/>
-                <w:color w:val="000000"/>
-                <w:kern w:val="0"/>
-                <w:sz w:val="22"/>
-                <w:szCs w:val="22"/>
-                <w:u w:val="none"/>
-                <w:bdr w:val="none" w:color="auto" w:sz="0" w:space="0"/>
+                <w:sz w:val="18"/>
+                <w:szCs w:val="18"/>
+                <w:u w:val="none"/>
+              </w:rPr>
+            </w:pPr>
+            <w:r>
+              <w:rPr>
+                <w:rFonts w:hint="default" w:ascii="Calibri" w:hAnsi="Calibri" w:eastAsia="SimSun" w:cs="Calibri"/>
+                <w:i w:val="0"/>
+                <w:iCs w:val="0"/>
+                <w:color w:val="000000"/>
+                <w:kern w:val="0"/>
+                <w:sz w:val="18"/>
+                <w:szCs w:val="18"/>
+                <w:u w:val="none"/>
                 <w:lang w:val="en-US" w:eastAsia="zh-CN" w:bidi="ar"/>
               </w:rPr>
               <w:t>draw.io, MongoDB Compass</w:t>
@@ -3478,7 +3547,7 @@
             <w:insideH w:val="none" w:color="auto" w:sz="0" w:space="0"/>
             <w:insideV w:val="none" w:color="auto" w:sz="0" w:space="0"/>
           </w:tblBorders>
-          <w:shd w:val="clear"/>
+          <w:shd w:val="clear" w:color="auto" w:fill="auto"/>
           <w:tblCellMar>
             <w:top w:w="0" w:type="dxa"/>
             <w:left w:w="108" w:type="dxa"/>
@@ -3487,18 +3556,18 @@
           </w:tblCellMar>
         </w:tblPrEx>
         <w:trPr>
-          <w:trHeight w:val="2016" w:hRule="atLeast"/>
+          <w:trHeight w:val="1695" w:hRule="atLeast"/>
         </w:trPr>
         <w:tc>
           <w:tcPr>
             <w:tcW w:w="960" w:type="dxa"/>
             <w:tcBorders>
-              <w:top w:val="single" w:color="000000" w:sz="4" w:space="0"/>
-              <w:left w:val="single" w:color="000000" w:sz="4" w:space="0"/>
-              <w:bottom w:val="single" w:color="000000" w:sz="4" w:space="0"/>
-              <w:right w:val="single" w:color="000000" w:sz="4" w:space="0"/>
-            </w:tcBorders>
-            <w:shd w:val="clear"/>
+              <w:top w:val="nil"/>
+              <w:left w:val="single" w:color="808080" w:sz="8" w:space="0"/>
+              <w:bottom w:val="single" w:color="808080" w:sz="8" w:space="0"/>
+              <w:right w:val="single" w:color="808080" w:sz="8" w:space="0"/>
+            </w:tcBorders>
+            <w:shd w:val="clear" w:color="auto" w:fill="auto"/>
             <w:vAlign w:val="center"/>
           </w:tcPr>
           <w:p>
@@ -3514,22 +3583,21 @@
                 <w:i w:val="0"/>
                 <w:iCs w:val="0"/>
                 <w:color w:val="000000"/>
-                <w:sz w:val="22"/>
-                <w:szCs w:val="22"/>
-                <w:u w:val="none"/>
-              </w:rPr>
-            </w:pPr>
-            <w:r>
-              <w:rPr>
-                <w:rFonts w:hint="default" w:ascii="Calibri" w:hAnsi="Calibri" w:eastAsia="SimSun" w:cs="Calibri"/>
-                <w:i w:val="0"/>
-                <w:iCs w:val="0"/>
-                <w:color w:val="000000"/>
-                <w:kern w:val="0"/>
-                <w:sz w:val="22"/>
-                <w:szCs w:val="22"/>
-                <w:u w:val="none"/>
-                <w:bdr w:val="none" w:color="auto" w:sz="0" w:space="0"/>
+                <w:sz w:val="18"/>
+                <w:szCs w:val="18"/>
+                <w:u w:val="none"/>
+              </w:rPr>
+            </w:pPr>
+            <w:r>
+              <w:rPr>
+                <w:rFonts w:hint="default" w:ascii="Calibri" w:hAnsi="Calibri" w:eastAsia="SimSun" w:cs="Calibri"/>
+                <w:i w:val="0"/>
+                <w:iCs w:val="0"/>
+                <w:color w:val="000000"/>
+                <w:kern w:val="0"/>
+                <w:sz w:val="18"/>
+                <w:szCs w:val="18"/>
+                <w:u w:val="none"/>
                 <w:lang w:val="en-US" w:eastAsia="zh-CN" w:bidi="ar"/>
               </w:rPr>
               <w:t>T4</w:t>
@@ -3538,14 +3606,14 @@
         </w:tc>
         <w:tc>
           <w:tcPr>
-            <w:tcW w:w="1404" w:type="dxa"/>
-            <w:tcBorders>
-              <w:top w:val="single" w:color="000000" w:sz="4" w:space="0"/>
-              <w:left w:val="single" w:color="000000" w:sz="4" w:space="0"/>
-              <w:bottom w:val="single" w:color="000000" w:sz="4" w:space="0"/>
-              <w:right w:val="single" w:color="000000" w:sz="4" w:space="0"/>
-            </w:tcBorders>
-            <w:shd w:val="clear"/>
+            <w:tcW w:w="960" w:type="dxa"/>
+            <w:tcBorders>
+              <w:top w:val="nil"/>
+              <w:left w:val="nil"/>
+              <w:bottom w:val="single" w:color="808080" w:sz="8" w:space="0"/>
+              <w:right w:val="single" w:color="808080" w:sz="8" w:space="0"/>
+            </w:tcBorders>
+            <w:shd w:val="clear" w:color="auto" w:fill="auto"/>
             <w:vAlign w:val="center"/>
           </w:tcPr>
           <w:p>
@@ -3561,38 +3629,37 @@
                 <w:i w:val="0"/>
                 <w:iCs w:val="0"/>
                 <w:color w:val="000000"/>
-                <w:sz w:val="22"/>
-                <w:szCs w:val="22"/>
-                <w:u w:val="none"/>
-              </w:rPr>
-            </w:pPr>
-            <w:r>
-              <w:rPr>
-                <w:rFonts w:hint="default" w:ascii="Calibri" w:hAnsi="Calibri" w:eastAsia="SimSun" w:cs="Calibri"/>
-                <w:i w:val="0"/>
-                <w:iCs w:val="0"/>
-                <w:color w:val="000000"/>
-                <w:kern w:val="0"/>
-                <w:sz w:val="22"/>
-                <w:szCs w:val="22"/>
-                <w:u w:val="none"/>
-                <w:bdr w:val="none" w:color="auto" w:sz="0" w:space="0"/>
-                <w:lang w:val="en-US" w:eastAsia="zh-CN" w:bidi="ar"/>
-              </w:rPr>
-              <w:t>Hiển thị mô hình Mongoose thực tế, chỉ mục và mẫu dữ liệu</w:t>
-            </w:r>
-          </w:p>
-        </w:tc>
-        <w:tc>
-          <w:tcPr>
-            <w:tcW w:w="960" w:type="dxa"/>
-            <w:tcBorders>
-              <w:top w:val="single" w:color="000000" w:sz="4" w:space="0"/>
-              <w:left w:val="single" w:color="000000" w:sz="4" w:space="0"/>
-              <w:bottom w:val="single" w:color="000000" w:sz="4" w:space="0"/>
-              <w:right w:val="single" w:color="000000" w:sz="4" w:space="0"/>
-            </w:tcBorders>
-            <w:shd w:val="clear"/>
+                <w:sz w:val="18"/>
+                <w:szCs w:val="18"/>
+                <w:u w:val="none"/>
+              </w:rPr>
+            </w:pPr>
+            <w:r>
+              <w:rPr>
+                <w:rFonts w:hint="default" w:ascii="Calibri" w:hAnsi="Calibri" w:eastAsia="SimSun" w:cs="Calibri"/>
+                <w:i w:val="0"/>
+                <w:iCs w:val="0"/>
+                <w:color w:val="000000"/>
+                <w:kern w:val="0"/>
+                <w:sz w:val="18"/>
+                <w:szCs w:val="18"/>
+                <w:u w:val="none"/>
+                <w:lang w:val="en-US" w:eastAsia="zh-CN" w:bidi="ar"/>
+              </w:rPr>
+              <w:t>Hiện thực Mongoose model, chỉ mục và dữ liệu mẫu</w:t>
+            </w:r>
+          </w:p>
+        </w:tc>
+        <w:tc>
+          <w:tcPr>
+            <w:tcW w:w="960" w:type="dxa"/>
+            <w:tcBorders>
+              <w:top w:val="nil"/>
+              <w:left w:val="nil"/>
+              <w:bottom w:val="single" w:color="808080" w:sz="8" w:space="0"/>
+              <w:right w:val="single" w:color="808080" w:sz="8" w:space="0"/>
+            </w:tcBorders>
+            <w:shd w:val="clear" w:color="auto" w:fill="auto"/>
             <w:vAlign w:val="center"/>
           </w:tcPr>
           <w:p>
@@ -3608,38 +3675,37 @@
                 <w:i w:val="0"/>
                 <w:iCs w:val="0"/>
                 <w:color w:val="000000"/>
-                <w:sz w:val="22"/>
-                <w:szCs w:val="22"/>
-                <w:u w:val="none"/>
-              </w:rPr>
-            </w:pPr>
-            <w:r>
-              <w:rPr>
-                <w:rFonts w:hint="default" w:ascii="Calibri" w:hAnsi="Calibri" w:eastAsia="SimSun" w:cs="Calibri"/>
-                <w:i w:val="0"/>
-                <w:iCs w:val="0"/>
-                <w:color w:val="000000"/>
-                <w:kern w:val="0"/>
-                <w:sz w:val="22"/>
-                <w:szCs w:val="22"/>
-                <w:u w:val="none"/>
-                <w:bdr w:val="none" w:color="auto" w:sz="0" w:space="0"/>
-                <w:lang w:val="en-US" w:eastAsia="zh-CN" w:bidi="ar"/>
-              </w:rPr>
-              <w:t>Hoa Kỳ-02</w:t>
-            </w:r>
-          </w:p>
-        </w:tc>
-        <w:tc>
-          <w:tcPr>
-            <w:tcW w:w="960" w:type="dxa"/>
-            <w:tcBorders>
-              <w:top w:val="single" w:color="000000" w:sz="4" w:space="0"/>
-              <w:left w:val="single" w:color="000000" w:sz="4" w:space="0"/>
-              <w:bottom w:val="single" w:color="000000" w:sz="4" w:space="0"/>
-              <w:right w:val="single" w:color="000000" w:sz="4" w:space="0"/>
-            </w:tcBorders>
-            <w:shd w:val="clear"/>
+                <w:sz w:val="18"/>
+                <w:szCs w:val="18"/>
+                <w:u w:val="none"/>
+              </w:rPr>
+            </w:pPr>
+            <w:r>
+              <w:rPr>
+                <w:rFonts w:hint="default" w:ascii="Calibri" w:hAnsi="Calibri" w:eastAsia="SimSun" w:cs="Calibri"/>
+                <w:i w:val="0"/>
+                <w:iCs w:val="0"/>
+                <w:color w:val="000000"/>
+                <w:kern w:val="0"/>
+                <w:sz w:val="18"/>
+                <w:szCs w:val="18"/>
+                <w:u w:val="none"/>
+                <w:lang w:val="en-US" w:eastAsia="zh-CN" w:bidi="ar"/>
+              </w:rPr>
+              <w:t>US-02</w:t>
+            </w:r>
+          </w:p>
+        </w:tc>
+        <w:tc>
+          <w:tcPr>
+            <w:tcW w:w="960" w:type="dxa"/>
+            <w:tcBorders>
+              <w:top w:val="nil"/>
+              <w:left w:val="nil"/>
+              <w:bottom w:val="single" w:color="808080" w:sz="8" w:space="0"/>
+              <w:right w:val="single" w:color="808080" w:sz="8" w:space="0"/>
+            </w:tcBorders>
+            <w:shd w:val="clear" w:color="auto" w:fill="auto"/>
             <w:vAlign w:val="center"/>
           </w:tcPr>
           <w:p>
@@ -3655,22 +3721,21 @@
                 <w:i w:val="0"/>
                 <w:iCs w:val="0"/>
                 <w:color w:val="000000"/>
-                <w:sz w:val="22"/>
-                <w:szCs w:val="22"/>
-                <w:u w:val="none"/>
-              </w:rPr>
-            </w:pPr>
-            <w:r>
-              <w:rPr>
-                <w:rFonts w:hint="default" w:ascii="Calibri" w:hAnsi="Calibri" w:eastAsia="SimSun" w:cs="Calibri"/>
-                <w:i w:val="0"/>
-                <w:iCs w:val="0"/>
-                <w:color w:val="000000"/>
-                <w:kern w:val="0"/>
-                <w:sz w:val="22"/>
-                <w:szCs w:val="22"/>
-                <w:u w:val="none"/>
-                <w:bdr w:val="none" w:color="auto" w:sz="0" w:space="0"/>
+                <w:sz w:val="18"/>
+                <w:szCs w:val="18"/>
+                <w:u w:val="none"/>
+              </w:rPr>
+            </w:pPr>
+            <w:r>
+              <w:rPr>
+                <w:rFonts w:hint="default" w:ascii="Calibri" w:hAnsi="Calibri" w:eastAsia="SimSun" w:cs="Calibri"/>
+                <w:i w:val="0"/>
+                <w:iCs w:val="0"/>
+                <w:color w:val="000000"/>
+                <w:kern w:val="0"/>
+                <w:sz w:val="18"/>
+                <w:szCs w:val="18"/>
+                <w:u w:val="none"/>
                 <w:lang w:val="en-US" w:eastAsia="zh-CN" w:bidi="ar"/>
               </w:rPr>
               <w:t>T3</w:t>
@@ -3681,12 +3746,12 @@
           <w:tcPr>
             <w:tcW w:w="960" w:type="dxa"/>
             <w:tcBorders>
-              <w:top w:val="single" w:color="000000" w:sz="4" w:space="0"/>
-              <w:left w:val="single" w:color="000000" w:sz="4" w:space="0"/>
-              <w:bottom w:val="single" w:color="000000" w:sz="4" w:space="0"/>
-              <w:right w:val="single" w:color="000000" w:sz="4" w:space="0"/>
-            </w:tcBorders>
-            <w:shd w:val="clear"/>
+              <w:top w:val="nil"/>
+              <w:left w:val="nil"/>
+              <w:bottom w:val="single" w:color="808080" w:sz="8" w:space="0"/>
+              <w:right w:val="single" w:color="808080" w:sz="8" w:space="0"/>
+            </w:tcBorders>
+            <w:shd w:val="clear" w:color="auto" w:fill="auto"/>
             <w:vAlign w:val="center"/>
           </w:tcPr>
           <w:p>
@@ -3702,22 +3767,21 @@
                 <w:i w:val="0"/>
                 <w:iCs w:val="0"/>
                 <w:color w:val="000000"/>
-                <w:sz w:val="22"/>
-                <w:szCs w:val="22"/>
-                <w:u w:val="none"/>
-              </w:rPr>
-            </w:pPr>
-            <w:r>
-              <w:rPr>
-                <w:rFonts w:hint="default" w:ascii="Calibri" w:hAnsi="Calibri" w:eastAsia="SimSun" w:cs="Calibri"/>
-                <w:i w:val="0"/>
-                <w:iCs w:val="0"/>
-                <w:color w:val="000000"/>
-                <w:kern w:val="0"/>
-                <w:sz w:val="22"/>
-                <w:szCs w:val="22"/>
-                <w:u w:val="none"/>
-                <w:bdr w:val="none" w:color="auto" w:sz="0" w:space="0"/>
+                <w:sz w:val="18"/>
+                <w:szCs w:val="18"/>
+                <w:u w:val="none"/>
+              </w:rPr>
+            </w:pPr>
+            <w:r>
+              <w:rPr>
+                <w:rFonts w:hint="default" w:ascii="Calibri" w:hAnsi="Calibri" w:eastAsia="SimSun" w:cs="Calibri"/>
+                <w:i w:val="0"/>
+                <w:iCs w:val="0"/>
+                <w:color w:val="000000"/>
+                <w:kern w:val="0"/>
+                <w:sz w:val="18"/>
+                <w:szCs w:val="18"/>
+                <w:u w:val="none"/>
                 <w:lang w:val="en-US" w:eastAsia="zh-CN" w:bidi="ar"/>
               </w:rPr>
               <w:t>DEV 1</w:t>
@@ -3726,14 +3790,14 @@
         </w:tc>
         <w:tc>
           <w:tcPr>
-            <w:tcW w:w="1104" w:type="dxa"/>
-            <w:tcBorders>
-              <w:top w:val="single" w:color="000000" w:sz="4" w:space="0"/>
-              <w:left w:val="single" w:color="000000" w:sz="4" w:space="0"/>
-              <w:bottom w:val="single" w:color="000000" w:sz="4" w:space="0"/>
-              <w:right w:val="single" w:color="000000" w:sz="4" w:space="0"/>
-            </w:tcBorders>
-            <w:shd w:val="clear"/>
+            <w:tcW w:w="960" w:type="dxa"/>
+            <w:tcBorders>
+              <w:top w:val="nil"/>
+              <w:left w:val="nil"/>
+              <w:bottom w:val="single" w:color="808080" w:sz="8" w:space="0"/>
+              <w:right w:val="single" w:color="808080" w:sz="8" w:space="0"/>
+            </w:tcBorders>
+            <w:shd w:val="clear" w:color="auto" w:fill="auto"/>
             <w:vAlign w:val="center"/>
           </w:tcPr>
           <w:p>
@@ -3749,22 +3813,21 @@
                 <w:i w:val="0"/>
                 <w:iCs w:val="0"/>
                 <w:color w:val="000000"/>
-                <w:sz w:val="22"/>
-                <w:szCs w:val="22"/>
-                <w:u w:val="none"/>
-              </w:rPr>
-            </w:pPr>
-            <w:r>
-              <w:rPr>
-                <w:rFonts w:hint="default" w:ascii="Calibri" w:hAnsi="Calibri" w:eastAsia="SimSun" w:cs="Calibri"/>
-                <w:i w:val="0"/>
-                <w:iCs w:val="0"/>
-                <w:color w:val="000000"/>
-                <w:kern w:val="0"/>
-                <w:sz w:val="22"/>
-                <w:szCs w:val="22"/>
-                <w:u w:val="none"/>
-                <w:bdr w:val="none" w:color="auto" w:sz="0" w:space="0"/>
+                <w:sz w:val="18"/>
+                <w:szCs w:val="18"/>
+                <w:u w:val="none"/>
+              </w:rPr>
+            </w:pPr>
+            <w:r>
+              <w:rPr>
+                <w:rFonts w:hint="default" w:ascii="Calibri" w:hAnsi="Calibri" w:eastAsia="SimSun" w:cs="Calibri"/>
+                <w:i w:val="0"/>
+                <w:iCs w:val="0"/>
+                <w:color w:val="000000"/>
+                <w:kern w:val="0"/>
+                <w:sz w:val="18"/>
+                <w:szCs w:val="18"/>
+                <w:u w:val="none"/>
                 <w:lang w:val="en-US" w:eastAsia="zh-CN" w:bidi="ar"/>
               </w:rPr>
               <w:t>8/9/2026</w:t>
@@ -3773,14 +3836,14 @@
         </w:tc>
         <w:tc>
           <w:tcPr>
-            <w:tcW w:w="2052" w:type="dxa"/>
-            <w:tcBorders>
-              <w:top w:val="single" w:color="000000" w:sz="4" w:space="0"/>
-              <w:left w:val="single" w:color="000000" w:sz="4" w:space="0"/>
-              <w:bottom w:val="single" w:color="000000" w:sz="4" w:space="0"/>
-              <w:right w:val="single" w:color="000000" w:sz="4" w:space="0"/>
-            </w:tcBorders>
-            <w:shd w:val="clear"/>
+            <w:tcW w:w="960" w:type="dxa"/>
+            <w:tcBorders>
+              <w:top w:val="nil"/>
+              <w:left w:val="nil"/>
+              <w:bottom w:val="single" w:color="808080" w:sz="8" w:space="0"/>
+              <w:right w:val="single" w:color="808080" w:sz="8" w:space="0"/>
+            </w:tcBorders>
+            <w:shd w:val="clear" w:color="auto" w:fill="auto"/>
             <w:vAlign w:val="center"/>
           </w:tcPr>
           <w:p>
@@ -3796,22 +3859,21 @@
                 <w:i w:val="0"/>
                 <w:iCs w:val="0"/>
                 <w:color w:val="000000"/>
-                <w:sz w:val="22"/>
-                <w:szCs w:val="22"/>
-                <w:u w:val="none"/>
-              </w:rPr>
-            </w:pPr>
-            <w:r>
-              <w:rPr>
-                <w:rFonts w:hint="default" w:ascii="Calibri" w:hAnsi="Calibri" w:eastAsia="SimSun" w:cs="Calibri"/>
-                <w:i w:val="0"/>
-                <w:iCs w:val="0"/>
-                <w:color w:val="000000"/>
-                <w:kern w:val="0"/>
-                <w:sz w:val="22"/>
-                <w:szCs w:val="22"/>
-                <w:u w:val="none"/>
-                <w:bdr w:val="none" w:color="auto" w:sz="0" w:space="0"/>
+                <w:sz w:val="18"/>
+                <w:szCs w:val="18"/>
+                <w:u w:val="none"/>
+              </w:rPr>
+            </w:pPr>
+            <w:r>
+              <w:rPr>
+                <w:rFonts w:hint="default" w:ascii="Calibri" w:hAnsi="Calibri" w:eastAsia="SimSun" w:cs="Calibri"/>
+                <w:i w:val="0"/>
+                <w:iCs w:val="0"/>
+                <w:color w:val="000000"/>
+                <w:kern w:val="0"/>
+                <w:sz w:val="18"/>
+                <w:szCs w:val="18"/>
+                <w:u w:val="none"/>
                 <w:lang w:val="en-US" w:eastAsia="zh-CN" w:bidi="ar"/>
               </w:rPr>
               <w:t>Mongoose 8, mongodb-memory-server, @faker-js/faker</w:t>
@@ -3829,7 +3891,7 @@
             <w:insideH w:val="none" w:color="auto" w:sz="0" w:space="0"/>
             <w:insideV w:val="none" w:color="auto" w:sz="0" w:space="0"/>
           </w:tblBorders>
-          <w:shd w:val="clear"/>
+          <w:shd w:val="clear" w:color="auto" w:fill="auto"/>
           <w:tblCellMar>
             <w:top w:w="0" w:type="dxa"/>
             <w:left w:w="108" w:type="dxa"/>
@@ -3838,18 +3900,18 @@
           </w:tblCellMar>
         </w:tblPrEx>
         <w:trPr>
-          <w:trHeight w:val="3168" w:hRule="atLeast"/>
+          <w:trHeight w:val="1695" w:hRule="atLeast"/>
         </w:trPr>
         <w:tc>
           <w:tcPr>
             <w:tcW w:w="960" w:type="dxa"/>
             <w:tcBorders>
-              <w:top w:val="single" w:color="000000" w:sz="4" w:space="0"/>
-              <w:left w:val="single" w:color="000000" w:sz="4" w:space="0"/>
-              <w:bottom w:val="single" w:color="000000" w:sz="4" w:space="0"/>
-              <w:right w:val="single" w:color="000000" w:sz="4" w:space="0"/>
-            </w:tcBorders>
-            <w:shd w:val="clear"/>
+              <w:top w:val="nil"/>
+              <w:left w:val="single" w:color="808080" w:sz="8" w:space="0"/>
+              <w:bottom w:val="single" w:color="808080" w:sz="8" w:space="0"/>
+              <w:right w:val="single" w:color="808080" w:sz="8" w:space="0"/>
+            </w:tcBorders>
+            <w:shd w:val="clear" w:color="auto" w:fill="auto"/>
             <w:vAlign w:val="center"/>
           </w:tcPr>
           <w:p>
@@ -3865,22 +3927,21 @@
                 <w:i w:val="0"/>
                 <w:iCs w:val="0"/>
                 <w:color w:val="000000"/>
-                <w:sz w:val="22"/>
-                <w:szCs w:val="22"/>
-                <w:u w:val="none"/>
-              </w:rPr>
-            </w:pPr>
-            <w:r>
-              <w:rPr>
-                <w:rFonts w:hint="default" w:ascii="Calibri" w:hAnsi="Calibri" w:eastAsia="SimSun" w:cs="Calibri"/>
-                <w:i w:val="0"/>
-                <w:iCs w:val="0"/>
-                <w:color w:val="000000"/>
-                <w:kern w:val="0"/>
-                <w:sz w:val="22"/>
-                <w:szCs w:val="22"/>
-                <w:u w:val="none"/>
-                <w:bdr w:val="none" w:color="auto" w:sz="0" w:space="0"/>
+                <w:sz w:val="18"/>
+                <w:szCs w:val="18"/>
+                <w:u w:val="none"/>
+              </w:rPr>
+            </w:pPr>
+            <w:r>
+              <w:rPr>
+                <w:rFonts w:hint="default" w:ascii="Calibri" w:hAnsi="Calibri" w:eastAsia="SimSun" w:cs="Calibri"/>
+                <w:i w:val="0"/>
+                <w:iCs w:val="0"/>
+                <w:color w:val="000000"/>
+                <w:kern w:val="0"/>
+                <w:sz w:val="18"/>
+                <w:szCs w:val="18"/>
+                <w:u w:val="none"/>
                 <w:lang w:val="en-US" w:eastAsia="zh-CN" w:bidi="ar"/>
               </w:rPr>
               <w:t>T5</w:t>
@@ -3889,14 +3950,14 @@
         </w:tc>
         <w:tc>
           <w:tcPr>
-            <w:tcW w:w="1404" w:type="dxa"/>
-            <w:tcBorders>
-              <w:top w:val="single" w:color="000000" w:sz="4" w:space="0"/>
-              <w:left w:val="single" w:color="000000" w:sz="4" w:space="0"/>
-              <w:bottom w:val="single" w:color="000000" w:sz="4" w:space="0"/>
-              <w:right w:val="single" w:color="000000" w:sz="4" w:space="0"/>
-            </w:tcBorders>
-            <w:shd w:val="clear"/>
+            <w:tcW w:w="960" w:type="dxa"/>
+            <w:tcBorders>
+              <w:top w:val="nil"/>
+              <w:left w:val="nil"/>
+              <w:bottom w:val="single" w:color="808080" w:sz="8" w:space="0"/>
+              <w:right w:val="single" w:color="808080" w:sz="8" w:space="0"/>
+            </w:tcBorders>
+            <w:shd w:val="clear" w:color="auto" w:fill="auto"/>
             <w:vAlign w:val="center"/>
           </w:tcPr>
           <w:p>
@@ -3912,38 +3973,37 @@
                 <w:i w:val="0"/>
                 <w:iCs w:val="0"/>
                 <w:color w:val="000000"/>
-                <w:sz w:val="22"/>
-                <w:szCs w:val="22"/>
-                <w:u w:val="none"/>
-              </w:rPr>
-            </w:pPr>
-            <w:r>
-              <w:rPr>
-                <w:rFonts w:hint="default" w:ascii="Calibri" w:hAnsi="Calibri" w:eastAsia="SimSun" w:cs="Calibri"/>
-                <w:i w:val="0"/>
-                <w:iCs w:val="0"/>
-                <w:color w:val="000000"/>
-                <w:kern w:val="0"/>
-                <w:sz w:val="22"/>
-                <w:szCs w:val="22"/>
-                <w:u w:val="none"/>
-                <w:bdr w:val="none" w:color="auto" w:sz="0" w:space="0"/>
-                <w:lang w:val="en-US" w:eastAsia="zh-CN" w:bidi="ar"/>
-              </w:rPr>
-              <w:t>Hiển thị xác thực đăng nhập, đăng nhập và cặp sinh viên Access / Refresh Token</w:t>
-            </w:r>
-          </w:p>
-        </w:tc>
-        <w:tc>
-          <w:tcPr>
-            <w:tcW w:w="960" w:type="dxa"/>
-            <w:tcBorders>
-              <w:top w:val="single" w:color="000000" w:sz="4" w:space="0"/>
-              <w:left w:val="single" w:color="000000" w:sz="4" w:space="0"/>
-              <w:bottom w:val="single" w:color="000000" w:sz="4" w:space="0"/>
-              <w:right w:val="single" w:color="000000" w:sz="4" w:space="0"/>
-            </w:tcBorders>
-            <w:shd w:val="clear"/>
+                <w:sz w:val="18"/>
+                <w:szCs w:val="18"/>
+                <w:u w:val="none"/>
+              </w:rPr>
+            </w:pPr>
+            <w:r>
+              <w:rPr>
+                <w:rFonts w:hint="default" w:ascii="Calibri" w:hAnsi="Calibri" w:eastAsia="SimSun" w:cs="Calibri"/>
+                <w:i w:val="0"/>
+                <w:iCs w:val="0"/>
+                <w:color w:val="000000"/>
+                <w:kern w:val="0"/>
+                <w:sz w:val="18"/>
+                <w:szCs w:val="18"/>
+                <w:u w:val="none"/>
+                <w:lang w:val="en-US" w:eastAsia="zh-CN" w:bidi="ar"/>
+              </w:rPr>
+              <w:t>Hiện thực đăng ký, đăng nhập và sinh cặp Access / Refresh Token</w:t>
+            </w:r>
+          </w:p>
+        </w:tc>
+        <w:tc>
+          <w:tcPr>
+            <w:tcW w:w="960" w:type="dxa"/>
+            <w:tcBorders>
+              <w:top w:val="nil"/>
+              <w:left w:val="nil"/>
+              <w:bottom w:val="single" w:color="808080" w:sz="8" w:space="0"/>
+              <w:right w:val="single" w:color="808080" w:sz="8" w:space="0"/>
+            </w:tcBorders>
+            <w:shd w:val="clear" w:color="auto" w:fill="auto"/>
             <w:vAlign w:val="center"/>
           </w:tcPr>
           <w:p>
@@ -3959,38 +4019,37 @@
                 <w:i w:val="0"/>
                 <w:iCs w:val="0"/>
                 <w:color w:val="000000"/>
-                <w:sz w:val="22"/>
-                <w:szCs w:val="22"/>
-                <w:u w:val="none"/>
-              </w:rPr>
-            </w:pPr>
-            <w:r>
-              <w:rPr>
-                <w:rFonts w:hint="default" w:ascii="Calibri" w:hAnsi="Calibri" w:eastAsia="SimSun" w:cs="Calibri"/>
-                <w:i w:val="0"/>
-                <w:iCs w:val="0"/>
-                <w:color w:val="000000"/>
-                <w:kern w:val="0"/>
-                <w:sz w:val="22"/>
-                <w:szCs w:val="22"/>
-                <w:u w:val="none"/>
-                <w:bdr w:val="none" w:color="auto" w:sz="0" w:space="0"/>
-                <w:lang w:val="en-US" w:eastAsia="zh-CN" w:bidi="ar"/>
-              </w:rPr>
-              <w:t>Hoa Kỳ-03</w:t>
-            </w:r>
-          </w:p>
-        </w:tc>
-        <w:tc>
-          <w:tcPr>
-            <w:tcW w:w="960" w:type="dxa"/>
-            <w:tcBorders>
-              <w:top w:val="single" w:color="000000" w:sz="4" w:space="0"/>
-              <w:left w:val="single" w:color="000000" w:sz="4" w:space="0"/>
-              <w:bottom w:val="single" w:color="000000" w:sz="4" w:space="0"/>
-              <w:right w:val="single" w:color="000000" w:sz="4" w:space="0"/>
-            </w:tcBorders>
-            <w:shd w:val="clear"/>
+                <w:sz w:val="18"/>
+                <w:szCs w:val="18"/>
+                <w:u w:val="none"/>
+              </w:rPr>
+            </w:pPr>
+            <w:r>
+              <w:rPr>
+                <w:rFonts w:hint="default" w:ascii="Calibri" w:hAnsi="Calibri" w:eastAsia="SimSun" w:cs="Calibri"/>
+                <w:i w:val="0"/>
+                <w:iCs w:val="0"/>
+                <w:color w:val="000000"/>
+                <w:kern w:val="0"/>
+                <w:sz w:val="18"/>
+                <w:szCs w:val="18"/>
+                <w:u w:val="none"/>
+                <w:lang w:val="en-US" w:eastAsia="zh-CN" w:bidi="ar"/>
+              </w:rPr>
+              <w:t>US-03</w:t>
+            </w:r>
+          </w:p>
+        </w:tc>
+        <w:tc>
+          <w:tcPr>
+            <w:tcW w:w="960" w:type="dxa"/>
+            <w:tcBorders>
+              <w:top w:val="nil"/>
+              <w:left w:val="nil"/>
+              <w:bottom w:val="single" w:color="808080" w:sz="8" w:space="0"/>
+              <w:right w:val="single" w:color="808080" w:sz="8" w:space="0"/>
+            </w:tcBorders>
+            <w:shd w:val="clear" w:color="auto" w:fill="auto"/>
             <w:vAlign w:val="center"/>
           </w:tcPr>
           <w:p>
@@ -4006,22 +4065,21 @@
                 <w:i w:val="0"/>
                 <w:iCs w:val="0"/>
                 <w:color w:val="000000"/>
-                <w:sz w:val="22"/>
-                <w:szCs w:val="22"/>
-                <w:u w:val="none"/>
-              </w:rPr>
-            </w:pPr>
-            <w:r>
-              <w:rPr>
-                <w:rFonts w:hint="default" w:ascii="Calibri" w:hAnsi="Calibri" w:eastAsia="SimSun" w:cs="Calibri"/>
-                <w:i w:val="0"/>
-                <w:iCs w:val="0"/>
-                <w:color w:val="000000"/>
-                <w:kern w:val="0"/>
-                <w:sz w:val="22"/>
-                <w:szCs w:val="22"/>
-                <w:u w:val="none"/>
-                <w:bdr w:val="none" w:color="auto" w:sz="0" w:space="0"/>
+                <w:sz w:val="18"/>
+                <w:szCs w:val="18"/>
+                <w:u w:val="none"/>
+              </w:rPr>
+            </w:pPr>
+            <w:r>
+              <w:rPr>
+                <w:rFonts w:hint="default" w:ascii="Calibri" w:hAnsi="Calibri" w:eastAsia="SimSun" w:cs="Calibri"/>
+                <w:i w:val="0"/>
+                <w:iCs w:val="0"/>
+                <w:color w:val="000000"/>
+                <w:kern w:val="0"/>
+                <w:sz w:val="18"/>
+                <w:szCs w:val="18"/>
+                <w:u w:val="none"/>
                 <w:lang w:val="en-US" w:eastAsia="zh-CN" w:bidi="ar"/>
               </w:rPr>
               <w:t>T4</w:t>
@@ -4032,12 +4090,12 @@
           <w:tcPr>
             <w:tcW w:w="960" w:type="dxa"/>
             <w:tcBorders>
-              <w:top w:val="single" w:color="000000" w:sz="4" w:space="0"/>
-              <w:left w:val="single" w:color="000000" w:sz="4" w:space="0"/>
-              <w:bottom w:val="single" w:color="000000" w:sz="4" w:space="0"/>
-              <w:right w:val="single" w:color="000000" w:sz="4" w:space="0"/>
-            </w:tcBorders>
-            <w:shd w:val="clear"/>
+              <w:top w:val="nil"/>
+              <w:left w:val="nil"/>
+              <w:bottom w:val="single" w:color="808080" w:sz="8" w:space="0"/>
+              <w:right w:val="single" w:color="808080" w:sz="8" w:space="0"/>
+            </w:tcBorders>
+            <w:shd w:val="clear" w:color="auto" w:fill="auto"/>
             <w:vAlign w:val="center"/>
           </w:tcPr>
           <w:p>
@@ -4053,22 +4111,21 @@
                 <w:i w:val="0"/>
                 <w:iCs w:val="0"/>
                 <w:color w:val="000000"/>
-                <w:sz w:val="22"/>
-                <w:szCs w:val="22"/>
-                <w:u w:val="none"/>
-              </w:rPr>
-            </w:pPr>
-            <w:r>
-              <w:rPr>
-                <w:rFonts w:hint="default" w:ascii="Calibri" w:hAnsi="Calibri" w:eastAsia="SimSun" w:cs="Calibri"/>
-                <w:i w:val="0"/>
-                <w:iCs w:val="0"/>
-                <w:color w:val="000000"/>
-                <w:kern w:val="0"/>
-                <w:sz w:val="22"/>
-                <w:szCs w:val="22"/>
-                <w:u w:val="none"/>
-                <w:bdr w:val="none" w:color="auto" w:sz="0" w:space="0"/>
+                <w:sz w:val="18"/>
+                <w:szCs w:val="18"/>
+                <w:u w:val="none"/>
+              </w:rPr>
+            </w:pPr>
+            <w:r>
+              <w:rPr>
+                <w:rFonts w:hint="default" w:ascii="Calibri" w:hAnsi="Calibri" w:eastAsia="SimSun" w:cs="Calibri"/>
+                <w:i w:val="0"/>
+                <w:iCs w:val="0"/>
+                <w:color w:val="000000"/>
+                <w:kern w:val="0"/>
+                <w:sz w:val="18"/>
+                <w:szCs w:val="18"/>
+                <w:u w:val="none"/>
                 <w:lang w:val="en-US" w:eastAsia="zh-CN" w:bidi="ar"/>
               </w:rPr>
               <w:t>DEV 1</w:t>
@@ -4077,14 +4134,14 @@
         </w:tc>
         <w:tc>
           <w:tcPr>
-            <w:tcW w:w="1104" w:type="dxa"/>
-            <w:tcBorders>
-              <w:top w:val="single" w:color="000000" w:sz="4" w:space="0"/>
-              <w:left w:val="single" w:color="000000" w:sz="4" w:space="0"/>
-              <w:bottom w:val="single" w:color="000000" w:sz="4" w:space="0"/>
-              <w:right w:val="single" w:color="000000" w:sz="4" w:space="0"/>
-            </w:tcBorders>
-            <w:shd w:val="clear"/>
+            <w:tcW w:w="960" w:type="dxa"/>
+            <w:tcBorders>
+              <w:top w:val="nil"/>
+              <w:left w:val="nil"/>
+              <w:bottom w:val="single" w:color="808080" w:sz="8" w:space="0"/>
+              <w:right w:val="single" w:color="808080" w:sz="8" w:space="0"/>
+            </w:tcBorders>
+            <w:shd w:val="clear" w:color="auto" w:fill="auto"/>
             <w:vAlign w:val="center"/>
           </w:tcPr>
           <w:p>
@@ -4100,22 +4157,21 @@
                 <w:i w:val="0"/>
                 <w:iCs w:val="0"/>
                 <w:color w:val="000000"/>
-                <w:sz w:val="22"/>
-                <w:szCs w:val="22"/>
-                <w:u w:val="none"/>
-              </w:rPr>
-            </w:pPr>
-            <w:r>
-              <w:rPr>
-                <w:rFonts w:hint="default" w:ascii="Calibri" w:hAnsi="Calibri" w:eastAsia="SimSun" w:cs="Calibri"/>
-                <w:i w:val="0"/>
-                <w:iCs w:val="0"/>
-                <w:color w:val="000000"/>
-                <w:kern w:val="0"/>
-                <w:sz w:val="22"/>
-                <w:szCs w:val="22"/>
-                <w:u w:val="none"/>
-                <w:bdr w:val="none" w:color="auto" w:sz="0" w:space="0"/>
+                <w:sz w:val="18"/>
+                <w:szCs w:val="18"/>
+                <w:u w:val="none"/>
+              </w:rPr>
+            </w:pPr>
+            <w:r>
+              <w:rPr>
+                <w:rFonts w:hint="default" w:ascii="Calibri" w:hAnsi="Calibri" w:eastAsia="SimSun" w:cs="Calibri"/>
+                <w:i w:val="0"/>
+                <w:iCs w:val="0"/>
+                <w:color w:val="000000"/>
+                <w:kern w:val="0"/>
+                <w:sz w:val="18"/>
+                <w:szCs w:val="18"/>
+                <w:u w:val="none"/>
                 <w:lang w:val="en-US" w:eastAsia="zh-CN" w:bidi="ar"/>
               </w:rPr>
               <w:t>9/9/2026</w:t>
@@ -4124,14 +4180,14 @@
         </w:tc>
         <w:tc>
           <w:tcPr>
-            <w:tcW w:w="2052" w:type="dxa"/>
-            <w:tcBorders>
-              <w:top w:val="single" w:color="000000" w:sz="4" w:space="0"/>
-              <w:left w:val="single" w:color="000000" w:sz="4" w:space="0"/>
-              <w:bottom w:val="single" w:color="000000" w:sz="4" w:space="0"/>
-              <w:right w:val="single" w:color="000000" w:sz="4" w:space="0"/>
-            </w:tcBorders>
-            <w:shd w:val="clear"/>
+            <w:tcW w:w="960" w:type="dxa"/>
+            <w:tcBorders>
+              <w:top w:val="nil"/>
+              <w:left w:val="nil"/>
+              <w:bottom w:val="single" w:color="808080" w:sz="8" w:space="0"/>
+              <w:right w:val="single" w:color="808080" w:sz="8" w:space="0"/>
+            </w:tcBorders>
+            <w:shd w:val="clear" w:color="auto" w:fill="auto"/>
             <w:vAlign w:val="center"/>
           </w:tcPr>
           <w:p>
@@ -4147,22 +4203,21 @@
                 <w:i w:val="0"/>
                 <w:iCs w:val="0"/>
                 <w:color w:val="000000"/>
-                <w:sz w:val="22"/>
-                <w:szCs w:val="22"/>
-                <w:u w:val="none"/>
-              </w:rPr>
-            </w:pPr>
-            <w:r>
-              <w:rPr>
-                <w:rFonts w:hint="default" w:ascii="Calibri" w:hAnsi="Calibri" w:eastAsia="SimSun" w:cs="Calibri"/>
-                <w:i w:val="0"/>
-                <w:iCs w:val="0"/>
-                <w:color w:val="000000"/>
-                <w:kern w:val="0"/>
-                <w:sz w:val="22"/>
-                <w:szCs w:val="22"/>
-                <w:u w:val="none"/>
-                <w:bdr w:val="none" w:color="auto" w:sz="0" w:space="0"/>
+                <w:sz w:val="18"/>
+                <w:szCs w:val="18"/>
+                <w:u w:val="none"/>
+              </w:rPr>
+            </w:pPr>
+            <w:r>
+              <w:rPr>
+                <w:rFonts w:hint="default" w:ascii="Calibri" w:hAnsi="Calibri" w:eastAsia="SimSun" w:cs="Calibri"/>
+                <w:i w:val="0"/>
+                <w:iCs w:val="0"/>
+                <w:color w:val="000000"/>
+                <w:kern w:val="0"/>
+                <w:sz w:val="18"/>
+                <w:szCs w:val="18"/>
+                <w:u w:val="none"/>
                 <w:lang w:val="en-US" w:eastAsia="zh-CN" w:bidi="ar"/>
               </w:rPr>
               <w:t>jsonwebtoken, bcrypt, ioredis</w:t>
@@ -4180,6 +4235,7 @@
             <w:insideH w:val="none" w:color="auto" w:sz="0" w:space="0"/>
             <w:insideV w:val="none" w:color="auto" w:sz="0" w:space="0"/>
           </w:tblBorders>
+          <w:shd w:val="clear" w:color="auto" w:fill="auto"/>
           <w:tblCellMar>
             <w:top w:w="0" w:type="dxa"/>
             <w:left w:w="108" w:type="dxa"/>
@@ -4188,18 +4244,18 @@
           </w:tblCellMar>
         </w:tblPrEx>
         <w:trPr>
-          <w:trHeight w:val="2016" w:hRule="atLeast"/>
+          <w:trHeight w:val="975" w:hRule="atLeast"/>
         </w:trPr>
         <w:tc>
           <w:tcPr>
             <w:tcW w:w="960" w:type="dxa"/>
             <w:tcBorders>
-              <w:top w:val="single" w:color="000000" w:sz="4" w:space="0"/>
-              <w:left w:val="single" w:color="000000" w:sz="4" w:space="0"/>
-              <w:bottom w:val="single" w:color="000000" w:sz="4" w:space="0"/>
-              <w:right w:val="single" w:color="000000" w:sz="4" w:space="0"/>
-            </w:tcBorders>
-            <w:shd w:val="clear"/>
+              <w:top w:val="nil"/>
+              <w:left w:val="single" w:color="808080" w:sz="8" w:space="0"/>
+              <w:bottom w:val="single" w:color="808080" w:sz="8" w:space="0"/>
+              <w:right w:val="single" w:color="808080" w:sz="8" w:space="0"/>
+            </w:tcBorders>
+            <w:shd w:val="clear" w:color="auto" w:fill="auto"/>
             <w:vAlign w:val="center"/>
           </w:tcPr>
           <w:p>
@@ -4215,22 +4271,21 @@
                 <w:i w:val="0"/>
                 <w:iCs w:val="0"/>
                 <w:color w:val="000000"/>
-                <w:sz w:val="22"/>
-                <w:szCs w:val="22"/>
-                <w:u w:val="none"/>
-              </w:rPr>
-            </w:pPr>
-            <w:r>
-              <w:rPr>
-                <w:rFonts w:hint="default" w:ascii="Calibri" w:hAnsi="Calibri" w:eastAsia="SimSun" w:cs="Calibri"/>
-                <w:i w:val="0"/>
-                <w:iCs w:val="0"/>
-                <w:color w:val="000000"/>
-                <w:kern w:val="0"/>
-                <w:sz w:val="22"/>
-                <w:szCs w:val="22"/>
-                <w:u w:val="none"/>
-                <w:bdr w:val="none" w:color="auto" w:sz="0" w:space="0"/>
+                <w:sz w:val="18"/>
+                <w:szCs w:val="18"/>
+                <w:u w:val="none"/>
+              </w:rPr>
+            </w:pPr>
+            <w:r>
+              <w:rPr>
+                <w:rFonts w:hint="default" w:ascii="Calibri" w:hAnsi="Calibri" w:eastAsia="SimSun" w:cs="Calibri"/>
+                <w:i w:val="0"/>
+                <w:iCs w:val="0"/>
+                <w:color w:val="000000"/>
+                <w:kern w:val="0"/>
+                <w:sz w:val="18"/>
+                <w:szCs w:val="18"/>
+                <w:u w:val="none"/>
                 <w:lang w:val="en-US" w:eastAsia="zh-CN" w:bidi="ar"/>
               </w:rPr>
               <w:t>T6</w:t>
@@ -4239,14 +4294,14 @@
         </w:tc>
         <w:tc>
           <w:tcPr>
-            <w:tcW w:w="1404" w:type="dxa"/>
-            <w:tcBorders>
-              <w:top w:val="single" w:color="000000" w:sz="4" w:space="0"/>
-              <w:left w:val="single" w:color="000000" w:sz="4" w:space="0"/>
-              <w:bottom w:val="single" w:color="000000" w:sz="4" w:space="0"/>
-              <w:right w:val="single" w:color="000000" w:sz="4" w:space="0"/>
-            </w:tcBorders>
-            <w:shd w:val="clear"/>
+            <w:tcW w:w="960" w:type="dxa"/>
+            <w:tcBorders>
+              <w:top w:val="nil"/>
+              <w:left w:val="nil"/>
+              <w:bottom w:val="single" w:color="808080" w:sz="8" w:space="0"/>
+              <w:right w:val="single" w:color="808080" w:sz="8" w:space="0"/>
+            </w:tcBorders>
+            <w:shd w:val="clear" w:color="auto" w:fill="auto"/>
             <w:vAlign w:val="center"/>
           </w:tcPr>
           <w:p>
@@ -4262,22 +4317,21 @@
                 <w:i w:val="0"/>
                 <w:iCs w:val="0"/>
                 <w:color w:val="000000"/>
-                <w:sz w:val="22"/>
-                <w:szCs w:val="22"/>
-                <w:u w:val="none"/>
-              </w:rPr>
-            </w:pPr>
-            <w:r>
-              <w:rPr>
-                <w:rFonts w:hint="default" w:ascii="Calibri" w:hAnsi="Calibri" w:eastAsia="SimSun" w:cs="Calibri"/>
-                <w:i w:val="0"/>
-                <w:iCs w:val="0"/>
-                <w:color w:val="000000"/>
-                <w:kern w:val="0"/>
-                <w:sz w:val="22"/>
-                <w:szCs w:val="22"/>
-                <w:u w:val="none"/>
-                <w:bdr w:val="none" w:color="auto" w:sz="0" w:space="0"/>
+                <w:sz w:val="18"/>
+                <w:szCs w:val="18"/>
+                <w:u w:val="none"/>
+              </w:rPr>
+            </w:pPr>
+            <w:r>
+              <w:rPr>
+                <w:rFonts w:hint="default" w:ascii="Calibri" w:hAnsi="Calibri" w:eastAsia="SimSun" w:cs="Calibri"/>
+                <w:i w:val="0"/>
+                <w:iCs w:val="0"/>
+                <w:color w:val="000000"/>
+                <w:kern w:val="0"/>
+                <w:sz w:val="18"/>
+                <w:szCs w:val="18"/>
+                <w:u w:val="none"/>
                 <w:lang w:val="en-US" w:eastAsia="zh-CN" w:bidi="ar"/>
               </w:rPr>
               <w:t>Middleware xác thực và phân quyền theo vai trò</w:t>
@@ -4288,12 +4342,12 @@
           <w:tcPr>
             <w:tcW w:w="960" w:type="dxa"/>
             <w:tcBorders>
-              <w:top w:val="single" w:color="000000" w:sz="4" w:space="0"/>
-              <w:left w:val="single" w:color="000000" w:sz="4" w:space="0"/>
-              <w:bottom w:val="single" w:color="000000" w:sz="4" w:space="0"/>
-              <w:right w:val="single" w:color="000000" w:sz="4" w:space="0"/>
-            </w:tcBorders>
-            <w:shd w:val="clear"/>
+              <w:top w:val="nil"/>
+              <w:left w:val="nil"/>
+              <w:bottom w:val="single" w:color="808080" w:sz="8" w:space="0"/>
+              <w:right w:val="single" w:color="808080" w:sz="8" w:space="0"/>
+            </w:tcBorders>
+            <w:shd w:val="clear" w:color="auto" w:fill="auto"/>
             <w:vAlign w:val="center"/>
           </w:tcPr>
           <w:p>
@@ -4309,38 +4363,37 @@
                 <w:i w:val="0"/>
                 <w:iCs w:val="0"/>
                 <w:color w:val="000000"/>
-                <w:sz w:val="22"/>
-                <w:szCs w:val="22"/>
-                <w:u w:val="none"/>
-              </w:rPr>
-            </w:pPr>
-            <w:r>
-              <w:rPr>
-                <w:rFonts w:hint="default" w:ascii="Calibri" w:hAnsi="Calibri" w:eastAsia="SimSun" w:cs="Calibri"/>
-                <w:i w:val="0"/>
-                <w:iCs w:val="0"/>
-                <w:color w:val="000000"/>
-                <w:kern w:val="0"/>
-                <w:sz w:val="22"/>
-                <w:szCs w:val="22"/>
-                <w:u w:val="none"/>
-                <w:bdr w:val="none" w:color="auto" w:sz="0" w:space="0"/>
-                <w:lang w:val="en-US" w:eastAsia="zh-CN" w:bidi="ar"/>
-              </w:rPr>
-              <w:t>Hoa Kỳ-03</w:t>
-            </w:r>
-          </w:p>
-        </w:tc>
-        <w:tc>
-          <w:tcPr>
-            <w:tcW w:w="960" w:type="dxa"/>
-            <w:tcBorders>
-              <w:top w:val="single" w:color="000000" w:sz="4" w:space="0"/>
-              <w:left w:val="single" w:color="000000" w:sz="4" w:space="0"/>
-              <w:bottom w:val="single" w:color="000000" w:sz="4" w:space="0"/>
-              <w:right w:val="single" w:color="000000" w:sz="4" w:space="0"/>
-            </w:tcBorders>
-            <w:shd w:val="clear"/>
+                <w:sz w:val="18"/>
+                <w:szCs w:val="18"/>
+                <w:u w:val="none"/>
+              </w:rPr>
+            </w:pPr>
+            <w:r>
+              <w:rPr>
+                <w:rFonts w:hint="default" w:ascii="Calibri" w:hAnsi="Calibri" w:eastAsia="SimSun" w:cs="Calibri"/>
+                <w:i w:val="0"/>
+                <w:iCs w:val="0"/>
+                <w:color w:val="000000"/>
+                <w:kern w:val="0"/>
+                <w:sz w:val="18"/>
+                <w:szCs w:val="18"/>
+                <w:u w:val="none"/>
+                <w:lang w:val="en-US" w:eastAsia="zh-CN" w:bidi="ar"/>
+              </w:rPr>
+              <w:t>US-03</w:t>
+            </w:r>
+          </w:p>
+        </w:tc>
+        <w:tc>
+          <w:tcPr>
+            <w:tcW w:w="960" w:type="dxa"/>
+            <w:tcBorders>
+              <w:top w:val="nil"/>
+              <w:left w:val="nil"/>
+              <w:bottom w:val="single" w:color="808080" w:sz="8" w:space="0"/>
+              <w:right w:val="single" w:color="808080" w:sz="8" w:space="0"/>
+            </w:tcBorders>
+            <w:shd w:val="clear" w:color="auto" w:fill="auto"/>
             <w:vAlign w:val="center"/>
           </w:tcPr>
           <w:p>
@@ -4356,22 +4409,21 @@
                 <w:i w:val="0"/>
                 <w:iCs w:val="0"/>
                 <w:color w:val="000000"/>
-                <w:sz w:val="22"/>
-                <w:szCs w:val="22"/>
-                <w:u w:val="none"/>
-              </w:rPr>
-            </w:pPr>
-            <w:r>
-              <w:rPr>
-                <w:rFonts w:hint="default" w:ascii="Calibri" w:hAnsi="Calibri" w:eastAsia="SimSun" w:cs="Calibri"/>
-                <w:i w:val="0"/>
-                <w:iCs w:val="0"/>
-                <w:color w:val="000000"/>
-                <w:kern w:val="0"/>
-                <w:sz w:val="22"/>
-                <w:szCs w:val="22"/>
-                <w:u w:val="none"/>
-                <w:bdr w:val="none" w:color="auto" w:sz="0" w:space="0"/>
+                <w:sz w:val="18"/>
+                <w:szCs w:val="18"/>
+                <w:u w:val="none"/>
+              </w:rPr>
+            </w:pPr>
+            <w:r>
+              <w:rPr>
+                <w:rFonts w:hint="default" w:ascii="Calibri" w:hAnsi="Calibri" w:eastAsia="SimSun" w:cs="Calibri"/>
+                <w:i w:val="0"/>
+                <w:iCs w:val="0"/>
+                <w:color w:val="000000"/>
+                <w:kern w:val="0"/>
+                <w:sz w:val="18"/>
+                <w:szCs w:val="18"/>
+                <w:u w:val="none"/>
                 <w:lang w:val="en-US" w:eastAsia="zh-CN" w:bidi="ar"/>
               </w:rPr>
               <w:t>T5</w:t>
@@ -4382,12 +4434,12 @@
           <w:tcPr>
             <w:tcW w:w="960" w:type="dxa"/>
             <w:tcBorders>
-              <w:top w:val="single" w:color="000000" w:sz="4" w:space="0"/>
-              <w:left w:val="single" w:color="000000" w:sz="4" w:space="0"/>
-              <w:bottom w:val="single" w:color="000000" w:sz="4" w:space="0"/>
-              <w:right w:val="single" w:color="000000" w:sz="4" w:space="0"/>
-            </w:tcBorders>
-            <w:shd w:val="clear"/>
+              <w:top w:val="nil"/>
+              <w:left w:val="nil"/>
+              <w:bottom w:val="single" w:color="808080" w:sz="8" w:space="0"/>
+              <w:right w:val="single" w:color="808080" w:sz="8" w:space="0"/>
+            </w:tcBorders>
+            <w:shd w:val="clear" w:color="auto" w:fill="auto"/>
             <w:vAlign w:val="center"/>
           </w:tcPr>
           <w:p>
@@ -4403,22 +4455,21 @@
                 <w:i w:val="0"/>
                 <w:iCs w:val="0"/>
                 <w:color w:val="000000"/>
-                <w:sz w:val="22"/>
-                <w:szCs w:val="22"/>
-                <w:u w:val="none"/>
-              </w:rPr>
-            </w:pPr>
-            <w:r>
-              <w:rPr>
-                <w:rFonts w:hint="default" w:ascii="Calibri" w:hAnsi="Calibri" w:eastAsia="SimSun" w:cs="Calibri"/>
-                <w:i w:val="0"/>
-                <w:iCs w:val="0"/>
-                <w:color w:val="000000"/>
-                <w:kern w:val="0"/>
-                <w:sz w:val="22"/>
-                <w:szCs w:val="22"/>
-                <w:u w:val="none"/>
-                <w:bdr w:val="none" w:color="auto" w:sz="0" w:space="0"/>
+                <w:sz w:val="18"/>
+                <w:szCs w:val="18"/>
+                <w:u w:val="none"/>
+              </w:rPr>
+            </w:pPr>
+            <w:r>
+              <w:rPr>
+                <w:rFonts w:hint="default" w:ascii="Calibri" w:hAnsi="Calibri" w:eastAsia="SimSun" w:cs="Calibri"/>
+                <w:i w:val="0"/>
+                <w:iCs w:val="0"/>
+                <w:color w:val="000000"/>
+                <w:kern w:val="0"/>
+                <w:sz w:val="18"/>
+                <w:szCs w:val="18"/>
+                <w:u w:val="none"/>
                 <w:lang w:val="en-US" w:eastAsia="zh-CN" w:bidi="ar"/>
               </w:rPr>
               <w:t>DEV 1</w:t>
@@ -4427,14 +4478,14 @@
         </w:tc>
         <w:tc>
           <w:tcPr>
-            <w:tcW w:w="1104" w:type="dxa"/>
-            <w:tcBorders>
-              <w:top w:val="single" w:color="000000" w:sz="4" w:space="0"/>
-              <w:left w:val="single" w:color="000000" w:sz="4" w:space="0"/>
-              <w:bottom w:val="single" w:color="000000" w:sz="4" w:space="0"/>
-              <w:right w:val="single" w:color="000000" w:sz="4" w:space="0"/>
-            </w:tcBorders>
-            <w:shd w:val="clear"/>
+            <w:tcW w:w="960" w:type="dxa"/>
+            <w:tcBorders>
+              <w:top w:val="nil"/>
+              <w:left w:val="nil"/>
+              <w:bottom w:val="single" w:color="808080" w:sz="8" w:space="0"/>
+              <w:right w:val="single" w:color="808080" w:sz="8" w:space="0"/>
+            </w:tcBorders>
+            <w:shd w:val="clear" w:color="auto" w:fill="auto"/>
             <w:vAlign w:val="center"/>
           </w:tcPr>
           <w:p>
@@ -4450,22 +4501,21 @@
                 <w:i w:val="0"/>
                 <w:iCs w:val="0"/>
                 <w:color w:val="000000"/>
-                <w:sz w:val="22"/>
-                <w:szCs w:val="22"/>
-                <w:u w:val="none"/>
-              </w:rPr>
-            </w:pPr>
-            <w:r>
-              <w:rPr>
-                <w:rFonts w:hint="default" w:ascii="Calibri" w:hAnsi="Calibri" w:eastAsia="SimSun" w:cs="Calibri"/>
-                <w:i w:val="0"/>
-                <w:iCs w:val="0"/>
-                <w:color w:val="000000"/>
-                <w:kern w:val="0"/>
-                <w:sz w:val="22"/>
-                <w:szCs w:val="22"/>
-                <w:u w:val="none"/>
-                <w:bdr w:val="none" w:color="auto" w:sz="0" w:space="0"/>
+                <w:sz w:val="18"/>
+                <w:szCs w:val="18"/>
+                <w:u w:val="none"/>
+              </w:rPr>
+            </w:pPr>
+            <w:r>
+              <w:rPr>
+                <w:rFonts w:hint="default" w:ascii="Calibri" w:hAnsi="Calibri" w:eastAsia="SimSun" w:cs="Calibri"/>
+                <w:i w:val="0"/>
+                <w:iCs w:val="0"/>
+                <w:color w:val="000000"/>
+                <w:kern w:val="0"/>
+                <w:sz w:val="18"/>
+                <w:szCs w:val="18"/>
+                <w:u w:val="none"/>
                 <w:lang w:val="en-US" w:eastAsia="zh-CN" w:bidi="ar"/>
               </w:rPr>
               <w:t>10/9/2026</w:t>
@@ -4474,14 +4524,14 @@
         </w:tc>
         <w:tc>
           <w:tcPr>
-            <w:tcW w:w="2052" w:type="dxa"/>
-            <w:tcBorders>
-              <w:top w:val="single" w:color="000000" w:sz="4" w:space="0"/>
-              <w:left w:val="single" w:color="000000" w:sz="4" w:space="0"/>
-              <w:bottom w:val="single" w:color="000000" w:sz="4" w:space="0"/>
-              <w:right w:val="single" w:color="000000" w:sz="4" w:space="0"/>
-            </w:tcBorders>
-            <w:shd w:val="clear"/>
+            <w:tcW w:w="960" w:type="dxa"/>
+            <w:tcBorders>
+              <w:top w:val="nil"/>
+              <w:left w:val="nil"/>
+              <w:bottom w:val="single" w:color="808080" w:sz="8" w:space="0"/>
+              <w:right w:val="single" w:color="808080" w:sz="8" w:space="0"/>
+            </w:tcBorders>
+            <w:shd w:val="clear" w:color="auto" w:fill="auto"/>
             <w:vAlign w:val="center"/>
           </w:tcPr>
           <w:p>
@@ -4497,22 +4547,21 @@
                 <w:i w:val="0"/>
                 <w:iCs w:val="0"/>
                 <w:color w:val="000000"/>
-                <w:sz w:val="22"/>
-                <w:szCs w:val="22"/>
-                <w:u w:val="none"/>
-              </w:rPr>
-            </w:pPr>
-            <w:r>
-              <w:rPr>
-                <w:rFonts w:hint="default" w:ascii="Calibri" w:hAnsi="Calibri" w:eastAsia="SimSun" w:cs="Calibri"/>
-                <w:i w:val="0"/>
-                <w:iCs w:val="0"/>
-                <w:color w:val="000000"/>
-                <w:kern w:val="0"/>
-                <w:sz w:val="22"/>
-                <w:szCs w:val="22"/>
-                <w:u w:val="none"/>
-                <w:bdr w:val="none" w:color="auto" w:sz="0" w:space="0"/>
+                <w:sz w:val="18"/>
+                <w:szCs w:val="18"/>
+                <w:u w:val="none"/>
+              </w:rPr>
+            </w:pPr>
+            <w:r>
+              <w:rPr>
+                <w:rFonts w:hint="default" w:ascii="Calibri" w:hAnsi="Calibri" w:eastAsia="SimSun" w:cs="Calibri"/>
+                <w:i w:val="0"/>
+                <w:iCs w:val="0"/>
+                <w:color w:val="000000"/>
+                <w:kern w:val="0"/>
+                <w:sz w:val="18"/>
+                <w:szCs w:val="18"/>
+                <w:u w:val="none"/>
                 <w:lang w:val="en-US" w:eastAsia="zh-CN" w:bidi="ar"/>
               </w:rPr>
               <w:t>Express, jsonwebtoken, ioredis</w:t>
@@ -4530,7 +4579,7 @@
             <w:insideH w:val="none" w:color="auto" w:sz="0" w:space="0"/>
             <w:insideV w:val="none" w:color="auto" w:sz="0" w:space="0"/>
           </w:tblBorders>
-          <w:shd w:val="clear"/>
+          <w:shd w:val="clear" w:color="auto" w:fill="auto"/>
           <w:tblCellMar>
             <w:top w:w="0" w:type="dxa"/>
             <w:left w:w="108" w:type="dxa"/>
@@ -4539,18 +4588,18 @@
           </w:tblCellMar>
         </w:tblPrEx>
         <w:trPr>
-          <w:trHeight w:val="2304" w:hRule="atLeast"/>
+          <w:trHeight w:val="1455" w:hRule="atLeast"/>
         </w:trPr>
         <w:tc>
           <w:tcPr>
             <w:tcW w:w="960" w:type="dxa"/>
             <w:tcBorders>
-              <w:top w:val="single" w:color="000000" w:sz="4" w:space="0"/>
-              <w:left w:val="single" w:color="000000" w:sz="4" w:space="0"/>
-              <w:bottom w:val="single" w:color="000000" w:sz="4" w:space="0"/>
-              <w:right w:val="single" w:color="000000" w:sz="4" w:space="0"/>
-            </w:tcBorders>
-            <w:shd w:val="clear"/>
+              <w:top w:val="nil"/>
+              <w:left w:val="single" w:color="808080" w:sz="8" w:space="0"/>
+              <w:bottom w:val="single" w:color="808080" w:sz="8" w:space="0"/>
+              <w:right w:val="single" w:color="808080" w:sz="8" w:space="0"/>
+            </w:tcBorders>
+            <w:shd w:val="clear" w:color="auto" w:fill="auto"/>
             <w:vAlign w:val="center"/>
           </w:tcPr>
           <w:p>
@@ -4566,22 +4615,21 @@
                 <w:i w:val="0"/>
                 <w:iCs w:val="0"/>
                 <w:color w:val="000000"/>
-                <w:sz w:val="22"/>
-                <w:szCs w:val="22"/>
-                <w:u w:val="none"/>
-              </w:rPr>
-            </w:pPr>
-            <w:r>
-              <w:rPr>
-                <w:rFonts w:hint="default" w:ascii="Calibri" w:hAnsi="Calibri" w:eastAsia="SimSun" w:cs="Calibri"/>
-                <w:i w:val="0"/>
-                <w:iCs w:val="0"/>
-                <w:color w:val="000000"/>
-                <w:kern w:val="0"/>
-                <w:sz w:val="22"/>
-                <w:szCs w:val="22"/>
-                <w:u w:val="none"/>
-                <w:bdr w:val="none" w:color="auto" w:sz="0" w:space="0"/>
+                <w:sz w:val="18"/>
+                <w:szCs w:val="18"/>
+                <w:u w:val="none"/>
+              </w:rPr>
+            </w:pPr>
+            <w:r>
+              <w:rPr>
+                <w:rFonts w:hint="default" w:ascii="Calibri" w:hAnsi="Calibri" w:eastAsia="SimSun" w:cs="Calibri"/>
+                <w:i w:val="0"/>
+                <w:iCs w:val="0"/>
+                <w:color w:val="000000"/>
+                <w:kern w:val="0"/>
+                <w:sz w:val="18"/>
+                <w:szCs w:val="18"/>
+                <w:u w:val="none"/>
                 <w:lang w:val="en-US" w:eastAsia="zh-CN" w:bidi="ar"/>
               </w:rPr>
               <w:t>T7</w:t>
@@ -4590,14 +4638,14 @@
         </w:tc>
         <w:tc>
           <w:tcPr>
-            <w:tcW w:w="1404" w:type="dxa"/>
-            <w:tcBorders>
-              <w:top w:val="single" w:color="000000" w:sz="4" w:space="0"/>
-              <w:left w:val="single" w:color="000000" w:sz="4" w:space="0"/>
-              <w:bottom w:val="single" w:color="000000" w:sz="4" w:space="0"/>
-              <w:right w:val="single" w:color="000000" w:sz="4" w:space="0"/>
-            </w:tcBorders>
-            <w:shd w:val="clear"/>
+            <w:tcW w:w="960" w:type="dxa"/>
+            <w:tcBorders>
+              <w:top w:val="nil"/>
+              <w:left w:val="nil"/>
+              <w:bottom w:val="single" w:color="808080" w:sz="8" w:space="0"/>
+              <w:right w:val="single" w:color="808080" w:sz="8" w:space="0"/>
+            </w:tcBorders>
+            <w:shd w:val="clear" w:color="auto" w:fill="auto"/>
             <w:vAlign w:val="center"/>
           </w:tcPr>
           <w:p>
@@ -4613,38 +4661,37 @@
                 <w:i w:val="0"/>
                 <w:iCs w:val="0"/>
                 <w:color w:val="000000"/>
-                <w:sz w:val="22"/>
-                <w:szCs w:val="22"/>
-                <w:u w:val="none"/>
-              </w:rPr>
-            </w:pPr>
-            <w:r>
-              <w:rPr>
-                <w:rFonts w:hint="default" w:ascii="Calibri" w:hAnsi="Calibri" w:eastAsia="SimSun" w:cs="Calibri"/>
-                <w:i w:val="0"/>
-                <w:iCs w:val="0"/>
-                <w:color w:val="000000"/>
-                <w:kern w:val="0"/>
-                <w:sz w:val="22"/>
-                <w:szCs w:val="22"/>
-                <w:u w:val="none"/>
-                <w:bdr w:val="none" w:color="auto" w:sz="0" w:space="0"/>
-                <w:lang w:val="en-US" w:eastAsia="zh-CN" w:bidi="ar"/>
-              </w:rPr>
-              <w:t>Chuẩn hóa phản hồi, mã lỗi và sinh Swagger tài liệu</w:t>
-            </w:r>
-          </w:p>
-        </w:tc>
-        <w:tc>
-          <w:tcPr>
-            <w:tcW w:w="960" w:type="dxa"/>
-            <w:tcBorders>
-              <w:top w:val="single" w:color="000000" w:sz="4" w:space="0"/>
-              <w:left w:val="single" w:color="000000" w:sz="4" w:space="0"/>
-              <w:bottom w:val="single" w:color="000000" w:sz="4" w:space="0"/>
-              <w:right w:val="single" w:color="000000" w:sz="4" w:space="0"/>
-            </w:tcBorders>
-            <w:shd w:val="clear"/>
+                <w:sz w:val="18"/>
+                <w:szCs w:val="18"/>
+                <w:u w:val="none"/>
+              </w:rPr>
+            </w:pPr>
+            <w:r>
+              <w:rPr>
+                <w:rFonts w:hint="default" w:ascii="Calibri" w:hAnsi="Calibri" w:eastAsia="SimSun" w:cs="Calibri"/>
+                <w:i w:val="0"/>
+                <w:iCs w:val="0"/>
+                <w:color w:val="000000"/>
+                <w:kern w:val="0"/>
+                <w:sz w:val="18"/>
+                <w:szCs w:val="18"/>
+                <w:u w:val="none"/>
+                <w:lang w:val="en-US" w:eastAsia="zh-CN" w:bidi="ar"/>
+              </w:rPr>
+              <w:t>Chuẩn hóa response, bảng mã lỗi và sinh tài liệu Swagger</w:t>
+            </w:r>
+          </w:p>
+        </w:tc>
+        <w:tc>
+          <w:tcPr>
+            <w:tcW w:w="960" w:type="dxa"/>
+            <w:tcBorders>
+              <w:top w:val="nil"/>
+              <w:left w:val="nil"/>
+              <w:bottom w:val="single" w:color="808080" w:sz="8" w:space="0"/>
+              <w:right w:val="single" w:color="808080" w:sz="8" w:space="0"/>
+            </w:tcBorders>
+            <w:shd w:val="clear" w:color="auto" w:fill="auto"/>
             <w:vAlign w:val="center"/>
           </w:tcPr>
           <w:p>
@@ -4660,38 +4707,37 @@
                 <w:i w:val="0"/>
                 <w:iCs w:val="0"/>
                 <w:color w:val="000000"/>
-                <w:sz w:val="22"/>
-                <w:szCs w:val="22"/>
-                <w:u w:val="none"/>
-              </w:rPr>
-            </w:pPr>
-            <w:r>
-              <w:rPr>
-                <w:rFonts w:hint="default" w:ascii="Calibri" w:hAnsi="Calibri" w:eastAsia="SimSun" w:cs="Calibri"/>
-                <w:i w:val="0"/>
-                <w:iCs w:val="0"/>
-                <w:color w:val="000000"/>
-                <w:kern w:val="0"/>
-                <w:sz w:val="22"/>
-                <w:szCs w:val="22"/>
-                <w:u w:val="none"/>
-                <w:bdr w:val="none" w:color="auto" w:sz="0" w:space="0"/>
-                <w:lang w:val="en-US" w:eastAsia="zh-CN" w:bidi="ar"/>
-              </w:rPr>
-              <w:t>Hoa Kỳ-04</w:t>
-            </w:r>
-          </w:p>
-        </w:tc>
-        <w:tc>
-          <w:tcPr>
-            <w:tcW w:w="960" w:type="dxa"/>
-            <w:tcBorders>
-              <w:top w:val="single" w:color="000000" w:sz="4" w:space="0"/>
-              <w:left w:val="single" w:color="000000" w:sz="4" w:space="0"/>
-              <w:bottom w:val="single" w:color="000000" w:sz="4" w:space="0"/>
-              <w:right w:val="single" w:color="000000" w:sz="4" w:space="0"/>
-            </w:tcBorders>
-            <w:shd w:val="clear"/>
+                <w:sz w:val="18"/>
+                <w:szCs w:val="18"/>
+                <w:u w:val="none"/>
+              </w:rPr>
+            </w:pPr>
+            <w:r>
+              <w:rPr>
+                <w:rFonts w:hint="default" w:ascii="Calibri" w:hAnsi="Calibri" w:eastAsia="SimSun" w:cs="Calibri"/>
+                <w:i w:val="0"/>
+                <w:iCs w:val="0"/>
+                <w:color w:val="000000"/>
+                <w:kern w:val="0"/>
+                <w:sz w:val="18"/>
+                <w:szCs w:val="18"/>
+                <w:u w:val="none"/>
+                <w:lang w:val="en-US" w:eastAsia="zh-CN" w:bidi="ar"/>
+              </w:rPr>
+              <w:t>US-04</w:t>
+            </w:r>
+          </w:p>
+        </w:tc>
+        <w:tc>
+          <w:tcPr>
+            <w:tcW w:w="960" w:type="dxa"/>
+            <w:tcBorders>
+              <w:top w:val="nil"/>
+              <w:left w:val="nil"/>
+              <w:bottom w:val="single" w:color="808080" w:sz="8" w:space="0"/>
+              <w:right w:val="single" w:color="808080" w:sz="8" w:space="0"/>
+            </w:tcBorders>
+            <w:shd w:val="clear" w:color="auto" w:fill="auto"/>
             <w:vAlign w:val="center"/>
           </w:tcPr>
           <w:p>
@@ -4707,22 +4753,21 @@
                 <w:i w:val="0"/>
                 <w:iCs w:val="0"/>
                 <w:color w:val="000000"/>
-                <w:sz w:val="22"/>
-                <w:szCs w:val="22"/>
-                <w:u w:val="none"/>
-              </w:rPr>
-            </w:pPr>
-            <w:r>
-              <w:rPr>
-                <w:rFonts w:hint="default" w:ascii="Calibri" w:hAnsi="Calibri" w:eastAsia="SimSun" w:cs="Calibri"/>
-                <w:i w:val="0"/>
-                <w:iCs w:val="0"/>
-                <w:color w:val="000000"/>
-                <w:kern w:val="0"/>
-                <w:sz w:val="22"/>
-                <w:szCs w:val="22"/>
-                <w:u w:val="none"/>
-                <w:bdr w:val="none" w:color="auto" w:sz="0" w:space="0"/>
+                <w:sz w:val="18"/>
+                <w:szCs w:val="18"/>
+                <w:u w:val="none"/>
+              </w:rPr>
+            </w:pPr>
+            <w:r>
+              <w:rPr>
+                <w:rFonts w:hint="default" w:ascii="Calibri" w:hAnsi="Calibri" w:eastAsia="SimSun" w:cs="Calibri"/>
+                <w:i w:val="0"/>
+                <w:iCs w:val="0"/>
+                <w:color w:val="000000"/>
+                <w:kern w:val="0"/>
+                <w:sz w:val="18"/>
+                <w:szCs w:val="18"/>
+                <w:u w:val="none"/>
                 <w:lang w:val="en-US" w:eastAsia="zh-CN" w:bidi="ar"/>
               </w:rPr>
               <w:t>T6</w:t>
@@ -4733,12 +4778,12 @@
           <w:tcPr>
             <w:tcW w:w="960" w:type="dxa"/>
             <w:tcBorders>
-              <w:top w:val="single" w:color="000000" w:sz="4" w:space="0"/>
-              <w:left w:val="single" w:color="000000" w:sz="4" w:space="0"/>
-              <w:bottom w:val="single" w:color="000000" w:sz="4" w:space="0"/>
-              <w:right w:val="single" w:color="000000" w:sz="4" w:space="0"/>
-            </w:tcBorders>
-            <w:shd w:val="clear"/>
+              <w:top w:val="nil"/>
+              <w:left w:val="nil"/>
+              <w:bottom w:val="single" w:color="808080" w:sz="8" w:space="0"/>
+              <w:right w:val="single" w:color="808080" w:sz="8" w:space="0"/>
+            </w:tcBorders>
+            <w:shd w:val="clear" w:color="auto" w:fill="auto"/>
             <w:vAlign w:val="center"/>
           </w:tcPr>
           <w:p>
@@ -4754,22 +4799,21 @@
                 <w:i w:val="0"/>
                 <w:iCs w:val="0"/>
                 <w:color w:val="000000"/>
-                <w:sz w:val="22"/>
-                <w:szCs w:val="22"/>
-                <w:u w:val="none"/>
-              </w:rPr>
-            </w:pPr>
-            <w:r>
-              <w:rPr>
-                <w:rFonts w:hint="default" w:ascii="Calibri" w:hAnsi="Calibri" w:eastAsia="SimSun" w:cs="Calibri"/>
-                <w:i w:val="0"/>
-                <w:iCs w:val="0"/>
-                <w:color w:val="000000"/>
-                <w:kern w:val="0"/>
-                <w:sz w:val="22"/>
-                <w:szCs w:val="22"/>
-                <w:u w:val="none"/>
-                <w:bdr w:val="none" w:color="auto" w:sz="0" w:space="0"/>
+                <w:sz w:val="18"/>
+                <w:szCs w:val="18"/>
+                <w:u w:val="none"/>
+              </w:rPr>
+            </w:pPr>
+            <w:r>
+              <w:rPr>
+                <w:rFonts w:hint="default" w:ascii="Calibri" w:hAnsi="Calibri" w:eastAsia="SimSun" w:cs="Calibri"/>
+                <w:i w:val="0"/>
+                <w:iCs w:val="0"/>
+                <w:color w:val="000000"/>
+                <w:kern w:val="0"/>
+                <w:sz w:val="18"/>
+                <w:szCs w:val="18"/>
+                <w:u w:val="none"/>
                 <w:lang w:val="en-US" w:eastAsia="zh-CN" w:bidi="ar"/>
               </w:rPr>
               <w:t>DEV 1</w:t>
@@ -4778,14 +4822,14 @@
         </w:tc>
         <w:tc>
           <w:tcPr>
-            <w:tcW w:w="1104" w:type="dxa"/>
-            <w:tcBorders>
-              <w:top w:val="single" w:color="000000" w:sz="4" w:space="0"/>
-              <w:left w:val="single" w:color="000000" w:sz="4" w:space="0"/>
-              <w:bottom w:val="single" w:color="000000" w:sz="4" w:space="0"/>
-              <w:right w:val="single" w:color="000000" w:sz="4" w:space="0"/>
-            </w:tcBorders>
-            <w:shd w:val="clear"/>
+            <w:tcW w:w="960" w:type="dxa"/>
+            <w:tcBorders>
+              <w:top w:val="nil"/>
+              <w:left w:val="nil"/>
+              <w:bottom w:val="single" w:color="808080" w:sz="8" w:space="0"/>
+              <w:right w:val="single" w:color="808080" w:sz="8" w:space="0"/>
+            </w:tcBorders>
+            <w:shd w:val="clear" w:color="auto" w:fill="auto"/>
             <w:vAlign w:val="center"/>
           </w:tcPr>
           <w:p>
@@ -4801,22 +4845,21 @@
                 <w:i w:val="0"/>
                 <w:iCs w:val="0"/>
                 <w:color w:val="000000"/>
-                <w:sz w:val="22"/>
-                <w:szCs w:val="22"/>
-                <w:u w:val="none"/>
-              </w:rPr>
-            </w:pPr>
-            <w:r>
-              <w:rPr>
-                <w:rFonts w:hint="default" w:ascii="Calibri" w:hAnsi="Calibri" w:eastAsia="SimSun" w:cs="Calibri"/>
-                <w:i w:val="0"/>
-                <w:iCs w:val="0"/>
-                <w:color w:val="000000"/>
-                <w:kern w:val="0"/>
-                <w:sz w:val="22"/>
-                <w:szCs w:val="22"/>
-                <w:u w:val="none"/>
-                <w:bdr w:val="none" w:color="auto" w:sz="0" w:space="0"/>
+                <w:sz w:val="18"/>
+                <w:szCs w:val="18"/>
+                <w:u w:val="none"/>
+              </w:rPr>
+            </w:pPr>
+            <w:r>
+              <w:rPr>
+                <w:rFonts w:hint="default" w:ascii="Calibri" w:hAnsi="Calibri" w:eastAsia="SimSun" w:cs="Calibri"/>
+                <w:i w:val="0"/>
+                <w:iCs w:val="0"/>
+                <w:color w:val="000000"/>
+                <w:kern w:val="0"/>
+                <w:sz w:val="18"/>
+                <w:szCs w:val="18"/>
+                <w:u w:val="none"/>
                 <w:lang w:val="en-US" w:eastAsia="zh-CN" w:bidi="ar"/>
               </w:rPr>
               <w:t>11/9/2026</w:t>
@@ -4825,14 +4868,14 @@
         </w:tc>
         <w:tc>
           <w:tcPr>
-            <w:tcW w:w="2052" w:type="dxa"/>
-            <w:tcBorders>
-              <w:top w:val="single" w:color="000000" w:sz="4" w:space="0"/>
-              <w:left w:val="single" w:color="000000" w:sz="4" w:space="0"/>
-              <w:bottom w:val="single" w:color="000000" w:sz="4" w:space="0"/>
-              <w:right w:val="single" w:color="000000" w:sz="4" w:space="0"/>
-            </w:tcBorders>
-            <w:shd w:val="clear"/>
+            <w:tcW w:w="960" w:type="dxa"/>
+            <w:tcBorders>
+              <w:top w:val="nil"/>
+              <w:left w:val="nil"/>
+              <w:bottom w:val="single" w:color="808080" w:sz="8" w:space="0"/>
+              <w:right w:val="single" w:color="808080" w:sz="8" w:space="0"/>
+            </w:tcBorders>
+            <w:shd w:val="clear" w:color="auto" w:fill="auto"/>
             <w:vAlign w:val="center"/>
           </w:tcPr>
           <w:p>
@@ -4848,22 +4891,21 @@
                 <w:i w:val="0"/>
                 <w:iCs w:val="0"/>
                 <w:color w:val="000000"/>
-                <w:sz w:val="22"/>
-                <w:szCs w:val="22"/>
-                <w:u w:val="none"/>
-              </w:rPr>
-            </w:pPr>
-            <w:r>
-              <w:rPr>
-                <w:rFonts w:hint="default" w:ascii="Calibri" w:hAnsi="Calibri" w:eastAsia="SimSun" w:cs="Calibri"/>
-                <w:i w:val="0"/>
-                <w:iCs w:val="0"/>
-                <w:color w:val="000000"/>
-                <w:kern w:val="0"/>
-                <w:sz w:val="22"/>
-                <w:szCs w:val="22"/>
-                <w:u w:val="none"/>
-                <w:bdr w:val="none" w:color="auto" w:sz="0" w:space="0"/>
+                <w:sz w:val="18"/>
+                <w:szCs w:val="18"/>
+                <w:u w:val="none"/>
+              </w:rPr>
+            </w:pPr>
+            <w:r>
+              <w:rPr>
+                <w:rFonts w:hint="default" w:ascii="Calibri" w:hAnsi="Calibri" w:eastAsia="SimSun" w:cs="Calibri"/>
+                <w:i w:val="0"/>
+                <w:iCs w:val="0"/>
+                <w:color w:val="000000"/>
+                <w:kern w:val="0"/>
+                <w:sz w:val="18"/>
+                <w:szCs w:val="18"/>
+                <w:u w:val="none"/>
                 <w:lang w:val="en-US" w:eastAsia="zh-CN" w:bidi="ar"/>
               </w:rPr>
               <w:t>swagger-jsdoc, swagger-ui-express, http-status-codes</w:t>
@@ -4881,7 +4923,7 @@
             <w:insideH w:val="none" w:color="auto" w:sz="0" w:space="0"/>
             <w:insideV w:val="none" w:color="auto" w:sz="0" w:space="0"/>
           </w:tblBorders>
-          <w:shd w:val="clear"/>
+          <w:shd w:val="clear" w:color="auto" w:fill="auto"/>
           <w:tblCellMar>
             <w:top w:w="0" w:type="dxa"/>
             <w:left w:w="108" w:type="dxa"/>
@@ -4890,18 +4932,18 @@
           </w:tblCellMar>
         </w:tblPrEx>
         <w:trPr>
-          <w:trHeight w:val="2016" w:hRule="atLeast"/>
+          <w:trHeight w:val="1215" w:hRule="atLeast"/>
         </w:trPr>
         <w:tc>
           <w:tcPr>
             <w:tcW w:w="960" w:type="dxa"/>
             <w:tcBorders>
-              <w:top w:val="single" w:color="000000" w:sz="4" w:space="0"/>
-              <w:left w:val="single" w:color="000000" w:sz="4" w:space="0"/>
-              <w:bottom w:val="single" w:color="000000" w:sz="4" w:space="0"/>
-              <w:right w:val="single" w:color="000000" w:sz="4" w:space="0"/>
-            </w:tcBorders>
-            <w:shd w:val="clear"/>
+              <w:top w:val="nil"/>
+              <w:left w:val="single" w:color="808080" w:sz="8" w:space="0"/>
+              <w:bottom w:val="single" w:color="808080" w:sz="8" w:space="0"/>
+              <w:right w:val="single" w:color="808080" w:sz="8" w:space="0"/>
+            </w:tcBorders>
+            <w:shd w:val="clear" w:color="auto" w:fill="auto"/>
             <w:vAlign w:val="center"/>
           </w:tcPr>
           <w:p>
@@ -4917,22 +4959,21 @@
                 <w:i w:val="0"/>
                 <w:iCs w:val="0"/>
                 <w:color w:val="000000"/>
-                <w:sz w:val="22"/>
-                <w:szCs w:val="22"/>
-                <w:u w:val="none"/>
-              </w:rPr>
-            </w:pPr>
-            <w:r>
-              <w:rPr>
-                <w:rFonts w:hint="default" w:ascii="Calibri" w:hAnsi="Calibri" w:eastAsia="SimSun" w:cs="Calibri"/>
-                <w:i w:val="0"/>
-                <w:iCs w:val="0"/>
-                <w:color w:val="000000"/>
-                <w:kern w:val="0"/>
-                <w:sz w:val="22"/>
-                <w:szCs w:val="22"/>
-                <w:u w:val="none"/>
-                <w:bdr w:val="none" w:color="auto" w:sz="0" w:space="0"/>
+                <w:sz w:val="18"/>
+                <w:szCs w:val="18"/>
+                <w:u w:val="none"/>
+              </w:rPr>
+            </w:pPr>
+            <w:r>
+              <w:rPr>
+                <w:rFonts w:hint="default" w:ascii="Calibri" w:hAnsi="Calibri" w:eastAsia="SimSun" w:cs="Calibri"/>
+                <w:i w:val="0"/>
+                <w:iCs w:val="0"/>
+                <w:color w:val="000000"/>
+                <w:kern w:val="0"/>
+                <w:sz w:val="18"/>
+                <w:szCs w:val="18"/>
+                <w:u w:val="none"/>
                 <w:lang w:val="en-US" w:eastAsia="zh-CN" w:bidi="ar"/>
               </w:rPr>
               <w:t>T8</w:t>
@@ -4941,14 +4982,14 @@
         </w:tc>
         <w:tc>
           <w:tcPr>
-            <w:tcW w:w="1404" w:type="dxa"/>
-            <w:tcBorders>
-              <w:top w:val="single" w:color="000000" w:sz="4" w:space="0"/>
-              <w:left w:val="single" w:color="000000" w:sz="4" w:space="0"/>
-              <w:bottom w:val="single" w:color="000000" w:sz="4" w:space="0"/>
-              <w:right w:val="single" w:color="000000" w:sz="4" w:space="0"/>
-            </w:tcBorders>
-            <w:shd w:val="clear"/>
+            <w:tcW w:w="960" w:type="dxa"/>
+            <w:tcBorders>
+              <w:top w:val="nil"/>
+              <w:left w:val="nil"/>
+              <w:bottom w:val="single" w:color="808080" w:sz="8" w:space="0"/>
+              <w:right w:val="single" w:color="808080" w:sz="8" w:space="0"/>
+            </w:tcBorders>
+            <w:shd w:val="clear" w:color="auto" w:fill="auto"/>
             <w:vAlign w:val="center"/>
           </w:tcPr>
           <w:p>
@@ -4964,38 +5005,40 @@
                 <w:i w:val="0"/>
                 <w:iCs w:val="0"/>
                 <w:color w:val="000000"/>
-                <w:sz w:val="22"/>
-                <w:szCs w:val="22"/>
-                <w:u w:val="none"/>
-              </w:rPr>
-            </w:pPr>
-            <w:r>
-              <w:rPr>
-                <w:rFonts w:hint="default" w:ascii="Calibri" w:hAnsi="Calibri" w:eastAsia="SimSun" w:cs="Calibri"/>
-                <w:i w:val="0"/>
-                <w:iCs w:val="0"/>
-                <w:color w:val="000000"/>
-                <w:kern w:val="0"/>
-                <w:sz w:val="22"/>
-                <w:szCs w:val="22"/>
-                <w:u w:val="none"/>
-                <w:bdr w:val="none" w:color="auto" w:sz="0" w:space="0"/>
-                <w:lang w:val="en-US" w:eastAsia="zh-CN" w:bidi="ar"/>
-              </w:rPr>
-              <w:t>Tích hợp và kiểm tra toàn bộ Sprint 1</w:t>
-            </w:r>
-          </w:p>
-        </w:tc>
-        <w:tc>
-          <w:tcPr>
-            <w:tcW w:w="960" w:type="dxa"/>
-            <w:tcBorders>
-              <w:top w:val="single" w:color="000000" w:sz="4" w:space="0"/>
-              <w:left w:val="single" w:color="000000" w:sz="4" w:space="0"/>
-              <w:bottom w:val="single" w:color="000000" w:sz="4" w:space="0"/>
-              <w:right w:val="single" w:color="000000" w:sz="4" w:space="0"/>
-            </w:tcBorders>
-            <w:shd w:val="clear"/>
+                <w:sz w:val="18"/>
+                <w:szCs w:val="18"/>
+                <w:u w:val="none"/>
+                <w:lang w:val="en-US"/>
+              </w:rPr>
+            </w:pPr>
+            <w:r>
+              <w:rPr>
+                <w:rFonts w:hint="default" w:ascii="Calibri" w:hAnsi="Calibri" w:eastAsia="SimSun" w:cs="Calibri"/>
+                <w:i w:val="0"/>
+                <w:iCs w:val="0"/>
+                <w:color w:val="000000"/>
+                <w:kern w:val="0"/>
+                <w:sz w:val="18"/>
+                <w:szCs w:val="18"/>
+                <w:u w:val="none"/>
+                <w:lang w:val="en-US" w:eastAsia="zh-CN" w:bidi="ar"/>
+              </w:rPr>
+              <w:t>Viết Test Case, kiểm thử tích hợp và đẩy lên Git</w:t>
+            </w:r>
+            <w:bookmarkStart w:id="0" w:name="_GoBack"/>
+            <w:bookmarkEnd w:id="0"/>
+          </w:p>
+        </w:tc>
+        <w:tc>
+          <w:tcPr>
+            <w:tcW w:w="960" w:type="dxa"/>
+            <w:tcBorders>
+              <w:top w:val="nil"/>
+              <w:left w:val="nil"/>
+              <w:bottom w:val="single" w:color="808080" w:sz="8" w:space="0"/>
+              <w:right w:val="single" w:color="808080" w:sz="8" w:space="0"/>
+            </w:tcBorders>
+            <w:shd w:val="clear" w:color="auto" w:fill="auto"/>
             <w:vAlign w:val="center"/>
           </w:tcPr>
           <w:p>
@@ -5011,38 +5054,37 @@
                 <w:i w:val="0"/>
                 <w:iCs w:val="0"/>
                 <w:color w:val="000000"/>
-                <w:sz w:val="22"/>
-                <w:szCs w:val="22"/>
-                <w:u w:val="none"/>
-              </w:rPr>
-            </w:pPr>
-            <w:r>
-              <w:rPr>
-                <w:rFonts w:hint="default" w:ascii="Calibri" w:hAnsi="Calibri" w:eastAsia="SimSun" w:cs="Calibri"/>
-                <w:i w:val="0"/>
-                <w:iCs w:val="0"/>
-                <w:color w:val="000000"/>
-                <w:kern w:val="0"/>
-                <w:sz w:val="22"/>
-                <w:szCs w:val="22"/>
-                <w:u w:val="none"/>
-                <w:bdr w:val="none" w:color="auto" w:sz="0" w:space="0"/>
-                <w:lang w:val="en-US" w:eastAsia="zh-CN" w:bidi="ar"/>
-              </w:rPr>
-              <w:t>Tất cả Hoa Kỳ</w:t>
-            </w:r>
-          </w:p>
-        </w:tc>
-        <w:tc>
-          <w:tcPr>
-            <w:tcW w:w="960" w:type="dxa"/>
-            <w:tcBorders>
-              <w:top w:val="single" w:color="000000" w:sz="4" w:space="0"/>
-              <w:left w:val="single" w:color="000000" w:sz="4" w:space="0"/>
-              <w:bottom w:val="single" w:color="000000" w:sz="4" w:space="0"/>
-              <w:right w:val="single" w:color="000000" w:sz="4" w:space="0"/>
-            </w:tcBorders>
-            <w:shd w:val="clear"/>
+                <w:sz w:val="18"/>
+                <w:szCs w:val="18"/>
+                <w:u w:val="none"/>
+              </w:rPr>
+            </w:pPr>
+            <w:r>
+              <w:rPr>
+                <w:rFonts w:hint="default" w:ascii="Calibri" w:hAnsi="Calibri" w:eastAsia="SimSun" w:cs="Calibri"/>
+                <w:i w:val="0"/>
+                <w:iCs w:val="0"/>
+                <w:color w:val="000000"/>
+                <w:kern w:val="0"/>
+                <w:sz w:val="18"/>
+                <w:szCs w:val="18"/>
+                <w:u w:val="none"/>
+                <w:lang w:val="en-US" w:eastAsia="zh-CN" w:bidi="ar"/>
+              </w:rPr>
+              <w:t>Tất cả US</w:t>
+            </w:r>
+          </w:p>
+        </w:tc>
+        <w:tc>
+          <w:tcPr>
+            <w:tcW w:w="960" w:type="dxa"/>
+            <w:tcBorders>
+              <w:top w:val="nil"/>
+              <w:left w:val="nil"/>
+              <w:bottom w:val="single" w:color="808080" w:sz="8" w:space="0"/>
+              <w:right w:val="single" w:color="808080" w:sz="8" w:space="0"/>
+            </w:tcBorders>
+            <w:shd w:val="clear" w:color="auto" w:fill="auto"/>
             <w:vAlign w:val="center"/>
           </w:tcPr>
           <w:p>
@@ -5058,22 +5100,21 @@
                 <w:i w:val="0"/>
                 <w:iCs w:val="0"/>
                 <w:color w:val="000000"/>
-                <w:sz w:val="22"/>
-                <w:szCs w:val="22"/>
-                <w:u w:val="none"/>
-              </w:rPr>
-            </w:pPr>
-            <w:r>
-              <w:rPr>
-                <w:rFonts w:hint="default" w:ascii="Calibri" w:hAnsi="Calibri" w:eastAsia="SimSun" w:cs="Calibri"/>
-                <w:i w:val="0"/>
-                <w:iCs w:val="0"/>
-                <w:color w:val="000000"/>
-                <w:kern w:val="0"/>
-                <w:sz w:val="22"/>
-                <w:szCs w:val="22"/>
-                <w:u w:val="none"/>
-                <w:bdr w:val="none" w:color="auto" w:sz="0" w:space="0"/>
+                <w:sz w:val="18"/>
+                <w:szCs w:val="18"/>
+                <w:u w:val="none"/>
+              </w:rPr>
+            </w:pPr>
+            <w:r>
+              <w:rPr>
+                <w:rFonts w:hint="default" w:ascii="Calibri" w:hAnsi="Calibri" w:eastAsia="SimSun" w:cs="Calibri"/>
+                <w:i w:val="0"/>
+                <w:iCs w:val="0"/>
+                <w:color w:val="000000"/>
+                <w:kern w:val="0"/>
+                <w:sz w:val="18"/>
+                <w:szCs w:val="18"/>
+                <w:u w:val="none"/>
                 <w:lang w:val="en-US" w:eastAsia="zh-CN" w:bidi="ar"/>
               </w:rPr>
               <w:t>T7</w:t>
@@ -5084,12 +5125,12 @@
           <w:tcPr>
             <w:tcW w:w="960" w:type="dxa"/>
             <w:tcBorders>
-              <w:top w:val="single" w:color="000000" w:sz="4" w:space="0"/>
-              <w:left w:val="single" w:color="000000" w:sz="4" w:space="0"/>
-              <w:bottom w:val="single" w:color="000000" w:sz="4" w:space="0"/>
-              <w:right w:val="single" w:color="000000" w:sz="4" w:space="0"/>
-            </w:tcBorders>
-            <w:shd w:val="clear"/>
+              <w:top w:val="nil"/>
+              <w:left w:val="nil"/>
+              <w:bottom w:val="single" w:color="808080" w:sz="8" w:space="0"/>
+              <w:right w:val="single" w:color="808080" w:sz="8" w:space="0"/>
+            </w:tcBorders>
+            <w:shd w:val="clear" w:color="auto" w:fill="auto"/>
             <w:vAlign w:val="center"/>
           </w:tcPr>
           <w:p>
@@ -5105,22 +5146,21 @@
                 <w:i w:val="0"/>
                 <w:iCs w:val="0"/>
                 <w:color w:val="000000"/>
-                <w:sz w:val="22"/>
-                <w:szCs w:val="22"/>
-                <w:u w:val="none"/>
-              </w:rPr>
-            </w:pPr>
-            <w:r>
-              <w:rPr>
-                <w:rFonts w:hint="default" w:ascii="Calibri" w:hAnsi="Calibri" w:eastAsia="SimSun" w:cs="Calibri"/>
-                <w:i w:val="0"/>
-                <w:iCs w:val="0"/>
-                <w:color w:val="000000"/>
-                <w:kern w:val="0"/>
-                <w:sz w:val="22"/>
-                <w:szCs w:val="22"/>
-                <w:u w:val="none"/>
-                <w:bdr w:val="none" w:color="auto" w:sz="0" w:space="0"/>
+                <w:sz w:val="18"/>
+                <w:szCs w:val="18"/>
+                <w:u w:val="none"/>
+              </w:rPr>
+            </w:pPr>
+            <w:r>
+              <w:rPr>
+                <w:rFonts w:hint="default" w:ascii="Calibri" w:hAnsi="Calibri" w:eastAsia="SimSun" w:cs="Calibri"/>
+                <w:i w:val="0"/>
+                <w:iCs w:val="0"/>
+                <w:color w:val="000000"/>
+                <w:kern w:val="0"/>
+                <w:sz w:val="18"/>
+                <w:szCs w:val="18"/>
+                <w:u w:val="none"/>
                 <w:lang w:val="en-US" w:eastAsia="zh-CN" w:bidi="ar"/>
               </w:rPr>
               <w:t>DEV 1</w:t>
@@ -5129,14 +5169,14 @@
         </w:tc>
         <w:tc>
           <w:tcPr>
-            <w:tcW w:w="1104" w:type="dxa"/>
-            <w:tcBorders>
-              <w:top w:val="single" w:color="000000" w:sz="4" w:space="0"/>
-              <w:left w:val="single" w:color="000000" w:sz="4" w:space="0"/>
-              <w:bottom w:val="single" w:color="000000" w:sz="4" w:space="0"/>
-              <w:right w:val="single" w:color="000000" w:sz="4" w:space="0"/>
-            </w:tcBorders>
-            <w:shd w:val="clear"/>
+            <w:tcW w:w="960" w:type="dxa"/>
+            <w:tcBorders>
+              <w:top w:val="nil"/>
+              <w:left w:val="nil"/>
+              <w:bottom w:val="single" w:color="808080" w:sz="8" w:space="0"/>
+              <w:right w:val="single" w:color="808080" w:sz="8" w:space="0"/>
+            </w:tcBorders>
+            <w:shd w:val="clear" w:color="auto" w:fill="auto"/>
             <w:vAlign w:val="center"/>
           </w:tcPr>
           <w:p>
@@ -5152,22 +5192,21 @@
                 <w:i w:val="0"/>
                 <w:iCs w:val="0"/>
                 <w:color w:val="000000"/>
-                <w:sz w:val="22"/>
-                <w:szCs w:val="22"/>
-                <w:u w:val="none"/>
-              </w:rPr>
-            </w:pPr>
-            <w:r>
-              <w:rPr>
-                <w:rFonts w:hint="default" w:ascii="Calibri" w:hAnsi="Calibri" w:eastAsia="SimSun" w:cs="Calibri"/>
-                <w:i w:val="0"/>
-                <w:iCs w:val="0"/>
-                <w:color w:val="000000"/>
-                <w:kern w:val="0"/>
-                <w:sz w:val="22"/>
-                <w:szCs w:val="22"/>
-                <w:u w:val="none"/>
-                <w:bdr w:val="none" w:color="auto" w:sz="0" w:space="0"/>
+                <w:sz w:val="18"/>
+                <w:szCs w:val="18"/>
+                <w:u w:val="none"/>
+              </w:rPr>
+            </w:pPr>
+            <w:r>
+              <w:rPr>
+                <w:rFonts w:hint="default" w:ascii="Calibri" w:hAnsi="Calibri" w:eastAsia="SimSun" w:cs="Calibri"/>
+                <w:i w:val="0"/>
+                <w:iCs w:val="0"/>
+                <w:color w:val="000000"/>
+                <w:kern w:val="0"/>
+                <w:sz w:val="18"/>
+                <w:szCs w:val="18"/>
+                <w:u w:val="none"/>
                 <w:lang w:val="en-US" w:eastAsia="zh-CN" w:bidi="ar"/>
               </w:rPr>
               <w:t>11/9/2026</w:t>
@@ -5176,14 +5215,14 @@
         </w:tc>
         <w:tc>
           <w:tcPr>
-            <w:tcW w:w="2052" w:type="dxa"/>
-            <w:tcBorders>
-              <w:top w:val="single" w:color="000000" w:sz="4" w:space="0"/>
-              <w:left w:val="single" w:color="000000" w:sz="4" w:space="0"/>
-              <w:bottom w:val="single" w:color="000000" w:sz="4" w:space="0"/>
-              <w:right w:val="single" w:color="000000" w:sz="4" w:space="0"/>
-            </w:tcBorders>
-            <w:shd w:val="clear"/>
+            <w:tcW w:w="960" w:type="dxa"/>
+            <w:tcBorders>
+              <w:top w:val="nil"/>
+              <w:left w:val="nil"/>
+              <w:bottom w:val="single" w:color="808080" w:sz="8" w:space="0"/>
+              <w:right w:val="single" w:color="808080" w:sz="8" w:space="0"/>
+            </w:tcBorders>
+            <w:shd w:val="clear" w:color="auto" w:fill="auto"/>
             <w:vAlign w:val="center"/>
           </w:tcPr>
           <w:p>
@@ -5199,25 +5238,24 @@
                 <w:i w:val="0"/>
                 <w:iCs w:val="0"/>
                 <w:color w:val="000000"/>
-                <w:sz w:val="22"/>
-                <w:szCs w:val="22"/>
-                <w:u w:val="none"/>
-              </w:rPr>
-            </w:pPr>
-            <w:r>
-              <w:rPr>
-                <w:rFonts w:hint="default" w:ascii="Calibri" w:hAnsi="Calibri" w:eastAsia="SimSun" w:cs="Calibri"/>
-                <w:i w:val="0"/>
-                <w:iCs w:val="0"/>
-                <w:color w:val="000000"/>
-                <w:kern w:val="0"/>
-                <w:sz w:val="22"/>
-                <w:szCs w:val="22"/>
-                <w:u w:val="none"/>
-                <w:bdr w:val="none" w:color="auto" w:sz="0" w:space="0"/>
-                <w:lang w:val="en-US" w:eastAsia="zh-CN" w:bidi="ar"/>
-              </w:rPr>
-              <w:t>Jest, Supertest, Người đưa thư, Hành động GitHub</w:t>
+                <w:sz w:val="18"/>
+                <w:szCs w:val="18"/>
+                <w:u w:val="none"/>
+              </w:rPr>
+            </w:pPr>
+            <w:r>
+              <w:rPr>
+                <w:rFonts w:hint="default" w:ascii="Calibri" w:hAnsi="Calibri" w:eastAsia="SimSun" w:cs="Calibri"/>
+                <w:i w:val="0"/>
+                <w:iCs w:val="0"/>
+                <w:color w:val="000000"/>
+                <w:kern w:val="0"/>
+                <w:sz w:val="18"/>
+                <w:szCs w:val="18"/>
+                <w:u w:val="none"/>
+                <w:lang w:val="en-US" w:eastAsia="zh-CN" w:bidi="ar"/>
+              </w:rPr>
+              <w:t>Jest, Supertest, Postman, GitHub Actions</w:t>
             </w:r>
           </w:p>
         </w:tc>
@@ -5226,6 +5264,7 @@
     <w:p>
       <w:pPr>
         <w:numPr>
+          <w:ilvl w:val="0"/>
           <w:numId w:val="0"/>
         </w:numPr>
         <w:spacing w:before="100" w:beforeAutospacing="1" w:after="100" w:afterAutospacing="1" w:line="240" w:lineRule="auto"/>
@@ -5239,8 +5278,18 @@
           <w:szCs w:val="27"/>
         </w:rPr>
       </w:pPr>
-      <w:bookmarkStart w:id="0" w:name="_GoBack"/>
-      <w:bookmarkEnd w:id="0"/>
+      <w:r>
+        <w:rPr>
+          <w:rFonts w:ascii="Calibri" w:hAnsi="Calibri" w:eastAsia="Calibri" w:cs="Calibri"/>
+          <w:b w:val="0"/>
+          <w:bCs w:val="0"/>
+          <w:i/>
+          <w:iCs/>
+          <w:sz w:val="18"/>
+          <w:szCs w:val="18"/>
+        </w:rPr>
+        <w:t>Chuỗi phụ thuộc là một đường thẳng T1 → T2 → T3 → T4 → T5 → T6 → T7 → T8. Do một người thực hiện nên không có Task nào chạy song song, và một Task trễ sẽ kéo toàn bộ chuỗi phía sau trễ theo</w:t>
+      </w:r>
     </w:p>
     <w:p>
       <w:pPr>
@@ -5331,6 +5380,7 @@
         <w:keepLines w:val="0"/>
         <w:widowControl/>
         <w:numPr>
+          <w:ilvl w:val="0"/>
           <w:numId w:val="0"/>
         </w:numPr>
         <w:suppressLineNumbers w:val="0"/>
@@ -5390,6 +5440,7 @@
         <w:keepLines w:val="0"/>
         <w:widowControl/>
         <w:numPr>
+          <w:ilvl w:val="0"/>
           <w:numId w:val="0"/>
         </w:numPr>
         <w:suppressLineNumbers w:val="0"/>
@@ -5449,6 +5500,19 @@
         <w:keepLines w:val="0"/>
         <w:widowControl/>
         <w:numPr>
+          <w:numId w:val="0"/>
+        </w:numPr>
+        <w:suppressLineNumbers w:val="0"/>
+        <w:spacing w:before="0" w:beforeAutospacing="1" w:after="0" w:afterAutospacing="1"/>
+        <w:ind w:left="360" w:leftChars="0"/>
+      </w:pPr>
+    </w:p>
+    <w:p>
+      <w:pPr>
+        <w:keepNext w:val="0"/>
+        <w:keepLines w:val="0"/>
+        <w:widowControl/>
+        <w:numPr>
           <w:ilvl w:val="0"/>
           <w:numId w:val="3"/>
         </w:numPr>
@@ -5495,6 +5559,19 @@
         <w:keepLines w:val="0"/>
         <w:widowControl/>
         <w:numPr>
+          <w:numId w:val="0"/>
+        </w:numPr>
+        <w:suppressLineNumbers w:val="0"/>
+        <w:spacing w:before="0" w:beforeAutospacing="1" w:after="0" w:afterAutospacing="1"/>
+        <w:ind w:left="360" w:leftChars="0"/>
+      </w:pPr>
+    </w:p>
+    <w:p>
+      <w:pPr>
+        <w:keepNext w:val="0"/>
+        <w:keepLines w:val="0"/>
+        <w:widowControl/>
+        <w:numPr>
           <w:ilvl w:val="0"/>
           <w:numId w:val="3"/>
         </w:numPr>
@@ -5511,6 +5588,20 @@
       <w:r>
         <w:t xml:space="preserve"> : Sprint không có người dùng cuối câu chuyện hướng dẫn nên khó chứng minh giá trị tại Sprint Review. </w:t>
       </w:r>
+    </w:p>
+    <w:p>
+      <w:pPr>
+        <w:keepNext w:val="0"/>
+        <w:keepLines w:val="0"/>
+        <w:widowControl/>
+        <w:numPr>
+          <w:ilvl w:val="0"/>
+          <w:numId w:val="3"/>
+        </w:numPr>
+        <w:suppressLineNumbers w:val="0"/>
+        <w:spacing w:before="0" w:beforeAutospacing="1" w:after="0" w:afterAutospacing="1"/>
+        <w:ind w:left="720" w:hanging="360"/>
+      </w:pPr>
       <w:r>
         <w:rPr>
           <w:rStyle w:val="7"/>
@@ -5524,6 +5615,7 @@
     <w:p>
       <w:pPr>
         <w:numPr>
+          <w:ilvl w:val="0"/>
           <w:numId w:val="0"/>
         </w:numPr>
         <w:spacing w:before="100" w:beforeAutospacing="1" w:after="100" w:afterAutospacing="1" w:line="240" w:lineRule="auto"/>
@@ -5563,6 +5655,7 @@
     </w:p>
     <w:tbl>
       <w:tblPr>
+        <w:tblStyle w:val="4"/>
         <w:tblW w:w="4596" w:type="dxa"/>
         <w:tblInd w:w="93" w:type="dxa"/>
         <w:tblBorders>
@@ -5573,7 +5666,7 @@
           <w:insideH w:val="none" w:color="auto" w:sz="0" w:space="0"/>
           <w:insideV w:val="none" w:color="auto" w:sz="0" w:space="0"/>
         </w:tblBorders>
-        <w:shd w:val="clear"/>
+        <w:shd w:val="clear" w:color="auto" w:fill="auto"/>
         <w:tblLayout w:type="autofit"/>
         <w:tblCellMar>
           <w:top w:w="0" w:type="dxa"/>
@@ -5597,7 +5690,6 @@
             <w:insideH w:val="none" w:color="auto" w:sz="0" w:space="0"/>
             <w:insideV w:val="none" w:color="auto" w:sz="0" w:space="0"/>
           </w:tblBorders>
-          <w:shd w:val="clear"/>
           <w:tblCellMar>
             <w:top w:w="0" w:type="dxa"/>
             <w:left w:w="108" w:type="dxa"/>
@@ -5617,7 +5709,7 @@
               <w:bottom w:val="single" w:color="000000" w:sz="4" w:space="0"/>
               <w:right w:val="single" w:color="000000" w:sz="4" w:space="0"/>
             </w:tcBorders>
-            <w:shd w:val="clear"/>
+            <w:shd w:val="clear" w:color="auto" w:fill="auto"/>
             <w:vAlign w:val="center"/>
           </w:tcPr>
           <w:p>
@@ -5652,7 +5744,6 @@
                 <w:sz w:val="22"/>
                 <w:szCs w:val="22"/>
                 <w:u w:val="none"/>
-                <w:bdr w:val="none" w:color="auto" w:sz="0" w:space="0"/>
                 <w:lang w:val="en-US" w:eastAsia="zh-CN" w:bidi="ar"/>
               </w:rPr>
               <w:t>việc phân công</w:t>
@@ -5668,7 +5759,7 @@
               <w:bottom w:val="single" w:color="000000" w:sz="4" w:space="0"/>
               <w:right w:val="single" w:color="000000" w:sz="4" w:space="0"/>
             </w:tcBorders>
-            <w:shd w:val="clear"/>
+            <w:shd w:val="clear" w:color="auto" w:fill="auto"/>
             <w:vAlign w:val="center"/>
           </w:tcPr>
           <w:p>
@@ -5703,7 +5794,6 @@
                 <w:sz w:val="22"/>
                 <w:szCs w:val="22"/>
                 <w:u w:val="none"/>
-                <w:bdr w:val="none" w:color="auto" w:sz="0" w:space="0"/>
                 <w:lang w:val="en-US" w:eastAsia="zh-CN" w:bidi="ar"/>
               </w:rPr>
               <w:t>Kế hoạch</w:t>
@@ -5719,7 +5809,7 @@
               <w:bottom w:val="single" w:color="000000" w:sz="4" w:space="0"/>
               <w:right w:val="single" w:color="000000" w:sz="4" w:space="0"/>
             </w:tcBorders>
-            <w:shd w:val="clear"/>
+            <w:shd w:val="clear" w:color="auto" w:fill="auto"/>
             <w:vAlign w:val="center"/>
           </w:tcPr>
           <w:p>
@@ -5754,7 +5844,6 @@
                 <w:sz w:val="22"/>
                 <w:szCs w:val="22"/>
                 <w:u w:val="none"/>
-                <w:bdr w:val="none" w:color="auto" w:sz="0" w:space="0"/>
                 <w:lang w:val="en-US" w:eastAsia="zh-CN" w:bidi="ar"/>
               </w:rPr>
               <w:t>Thực tế</w:t>
@@ -5772,6 +5861,7 @@
             <w:insideH w:val="none" w:color="auto" w:sz="0" w:space="0"/>
             <w:insideV w:val="none" w:color="auto" w:sz="0" w:space="0"/>
           </w:tblBorders>
+          <w:shd w:val="clear" w:color="auto" w:fill="auto"/>
           <w:tblCellMar>
             <w:top w:w="0" w:type="dxa"/>
             <w:left w:w="108" w:type="dxa"/>
@@ -5791,7 +5881,7 @@
               <w:bottom w:val="single" w:color="000000" w:sz="4" w:space="0"/>
               <w:right w:val="single" w:color="000000" w:sz="4" w:space="0"/>
             </w:tcBorders>
-            <w:shd w:val="clear"/>
+            <w:shd w:val="clear" w:color="auto" w:fill="auto"/>
             <w:vAlign w:val="center"/>
           </w:tcPr>
           <w:p>
@@ -5822,7 +5912,6 @@
                 <w:sz w:val="22"/>
                 <w:szCs w:val="22"/>
                 <w:u w:val="none"/>
-                <w:bdr w:val="none" w:color="auto" w:sz="0" w:space="0"/>
                 <w:lang w:val="en-US" w:eastAsia="zh-CN" w:bidi="ar"/>
               </w:rPr>
               <w:t>US-02 — Lược đồ thiết kế MongoDB</w:t>
@@ -5838,7 +5927,7 @@
               <w:bottom w:val="single" w:color="000000" w:sz="4" w:space="0"/>
               <w:right w:val="single" w:color="000000" w:sz="4" w:space="0"/>
             </w:tcBorders>
-            <w:shd w:val="clear"/>
+            <w:shd w:val="clear" w:color="auto" w:fill="auto"/>
             <w:vAlign w:val="center"/>
           </w:tcPr>
           <w:p>
@@ -5869,7 +5958,6 @@
                 <w:sz w:val="22"/>
                 <w:szCs w:val="22"/>
                 <w:u w:val="none"/>
-                <w:bdr w:val="none" w:color="auto" w:sz="0" w:space="0"/>
                 <w:lang w:val="en-US" w:eastAsia="zh-CN" w:bidi="ar"/>
               </w:rPr>
               <w:t>5 điểm, end 08/09/2026</w:t>
@@ -5885,7 +5973,7 @@
               <w:bottom w:val="single" w:color="000000" w:sz="4" w:space="0"/>
               <w:right w:val="single" w:color="000000" w:sz="4" w:space="0"/>
             </w:tcBorders>
-            <w:shd w:val="clear"/>
+            <w:shd w:val="clear" w:color="auto" w:fill="auto"/>
             <w:vAlign w:val="center"/>
           </w:tcPr>
           <w:p>
@@ -5916,7 +6004,6 @@
                 <w:sz w:val="22"/>
                 <w:szCs w:val="22"/>
                 <w:u w:val="none"/>
-                <w:bdr w:val="none" w:color="auto" w:sz="0" w:space="0"/>
                 <w:lang w:val="en-US" w:eastAsia="zh-CN" w:bidi="ar"/>
               </w:rPr>
               <w:t>6 điểm, kết thúc 09/09/2026</w:t>
@@ -5934,7 +6021,7 @@
             <w:insideH w:val="none" w:color="auto" w:sz="0" w:space="0"/>
             <w:insideV w:val="none" w:color="auto" w:sz="0" w:space="0"/>
           </w:tblBorders>
-          <w:shd w:val="clear"/>
+          <w:shd w:val="clear" w:color="auto" w:fill="auto"/>
           <w:tblCellMar>
             <w:top w:w="0" w:type="dxa"/>
             <w:left w:w="108" w:type="dxa"/>
@@ -5954,7 +6041,7 @@
               <w:bottom w:val="single" w:color="000000" w:sz="4" w:space="0"/>
               <w:right w:val="single" w:color="000000" w:sz="4" w:space="0"/>
             </w:tcBorders>
-            <w:shd w:val="clear"/>
+            <w:shd w:val="clear" w:color="auto" w:fill="auto"/>
             <w:vAlign w:val="center"/>
           </w:tcPr>
           <w:p>
@@ -5985,7 +6072,6 @@
                 <w:sz w:val="22"/>
                 <w:szCs w:val="22"/>
                 <w:u w:val="none"/>
-                <w:bdr w:val="none" w:color="auto" w:sz="0" w:space="0"/>
                 <w:lang w:val="en-US" w:eastAsia="zh-CN" w:bidi="ar"/>
               </w:rPr>
               <w:t>US-03 — Khung xác thực JWT</w:t>
@@ -6001,7 +6087,7 @@
               <w:bottom w:val="single" w:color="000000" w:sz="4" w:space="0"/>
               <w:right w:val="single" w:color="000000" w:sz="4" w:space="0"/>
             </w:tcBorders>
-            <w:shd w:val="clear"/>
+            <w:shd w:val="clear" w:color="auto" w:fill="auto"/>
             <w:vAlign w:val="center"/>
           </w:tcPr>
           <w:p>
@@ -6032,7 +6118,6 @@
                 <w:sz w:val="22"/>
                 <w:szCs w:val="22"/>
                 <w:u w:val="none"/>
-                <w:bdr w:val="none" w:color="auto" w:sz="0" w:space="0"/>
                 <w:lang w:val="en-US" w:eastAsia="zh-CN" w:bidi="ar"/>
               </w:rPr>
               <w:t>Bắt đầu 09/09/2026</w:t>
@@ -6048,7 +6133,7 @@
               <w:bottom w:val="single" w:color="000000" w:sz="4" w:space="0"/>
               <w:right w:val="single" w:color="000000" w:sz="4" w:space="0"/>
             </w:tcBorders>
-            <w:shd w:val="clear"/>
+            <w:shd w:val="clear" w:color="auto" w:fill="auto"/>
             <w:vAlign w:val="center"/>
           </w:tcPr>
           <w:p>
@@ -6079,7 +6164,6 @@
                 <w:sz w:val="22"/>
                 <w:szCs w:val="22"/>
                 <w:u w:val="none"/>
-                <w:bdr w:val="none" w:color="auto" w:sz="0" w:space="0"/>
                 <w:lang w:val="en-US" w:eastAsia="zh-CN" w:bidi="ar"/>
               </w:rPr>
               <w:t>Bắt đầu 10/09/2026</w:t>
@@ -6097,7 +6181,7 @@
             <w:insideH w:val="none" w:color="auto" w:sz="0" w:space="0"/>
             <w:insideV w:val="none" w:color="auto" w:sz="0" w:space="0"/>
           </w:tblBorders>
-          <w:shd w:val="clear"/>
+          <w:shd w:val="clear" w:color="auto" w:fill="auto"/>
           <w:tblCellMar>
             <w:top w:w="0" w:type="dxa"/>
             <w:left w:w="108" w:type="dxa"/>
@@ -6117,7 +6201,7 @@
               <w:bottom w:val="single" w:color="000000" w:sz="4" w:space="0"/>
               <w:right w:val="single" w:color="000000" w:sz="4" w:space="0"/>
             </w:tcBorders>
-            <w:shd w:val="clear"/>
+            <w:shd w:val="clear" w:color="auto" w:fill="auto"/>
             <w:vAlign w:val="center"/>
           </w:tcPr>
           <w:p>
@@ -6148,7 +6232,6 @@
                 <w:sz w:val="22"/>
                 <w:szCs w:val="22"/>
                 <w:u w:val="none"/>
-                <w:bdr w:val="none" w:color="auto" w:sz="0" w:space="0"/>
                 <w:lang w:val="en-US" w:eastAsia="zh-CN" w:bidi="ar"/>
               </w:rPr>
               <w:t>US-04 — Chuẩn hóa phản hồi và Swagger</w:t>
@@ -6164,7 +6247,7 @@
               <w:bottom w:val="single" w:color="000000" w:sz="4" w:space="0"/>
               <w:right w:val="single" w:color="000000" w:sz="4" w:space="0"/>
             </w:tcBorders>
-            <w:shd w:val="clear"/>
+            <w:shd w:val="clear" w:color="auto" w:fill="auto"/>
             <w:vAlign w:val="center"/>
           </w:tcPr>
           <w:p>
@@ -6195,7 +6278,6 @@
                 <w:sz w:val="22"/>
                 <w:szCs w:val="22"/>
                 <w:u w:val="none"/>
-                <w:bdr w:val="none" w:color="auto" w:sz="0" w:space="0"/>
                 <w:lang w:val="en-US" w:eastAsia="zh-CN" w:bidi="ar"/>
               </w:rPr>
               <w:t>Bắt đầu 11/09/2026</w:t>
@@ -6211,7 +6293,7 @@
               <w:bottom w:val="single" w:color="000000" w:sz="4" w:space="0"/>
               <w:right w:val="single" w:color="000000" w:sz="4" w:space="0"/>
             </w:tcBorders>
-            <w:shd w:val="clear"/>
+            <w:shd w:val="clear" w:color="auto" w:fill="auto"/>
             <w:vAlign w:val="center"/>
           </w:tcPr>
           <w:p>
@@ -6242,10 +6324,9 @@
                 <w:sz w:val="22"/>
                 <w:szCs w:val="22"/>
                 <w:u w:val="none"/>
-                <w:bdr w:val="none" w:color="auto" w:sz="0" w:space="0"/>
-                <w:lang w:val="en-US" w:eastAsia="zh-CN" w:bidi="ar"/>
-              </w:rPr>
-              <w:t>Bắt đầu 09/11/2026, làm thêm giờ để đáp ứng</w:t>
+                <w:lang w:val="en-US" w:eastAsia="zh-CN" w:bidi="ar"/>
+              </w:rPr>
+              <w:t>Bắt đầu 11/09/2026, làm thêm giờ để đáp ứng</w:t>
             </w:r>
           </w:p>
         </w:tc>
@@ -6265,6 +6346,11 @@
         <w:suppressLineNumbers w:val="0"/>
         <w:spacing w:before="0" w:beforeAutospacing="1" w:after="0" w:afterAutospacing="1"/>
         <w:ind w:left="720" w:hanging="360"/>
+        <w:rPr>
+          <w:rFonts w:hint="default" w:asciiTheme="minorAscii" w:hAnsiTheme="minorAscii"/>
+          <w:b w:val="0"/>
+          <w:bCs w:val="0"/>
+        </w:rPr>
       </w:pPr>
       <w:r>
         <w:rPr>
@@ -6273,7 +6359,59 @@
         <w:t>Lý do cập nhật</w:t>
       </w:r>
       <w:r>
-        <w:t xml:space="preserve"> : số bộ sưu tập thực tế cần thiết kế là 12, nhiều hơn số lượng ban đầu, khiến US-02 vượt quá 1 điểm và kết thúc sau một ngày. Phần mềm này tiến tới US-03 và US-04. Sprint vẫn chưa hoàn thành đủ 16 điểm cam kết giúp thêm giờ ngày 09/11/2026, nhưng công sức thực tế là 17 điểm.</w:t>
+        <w:t xml:space="preserve"> : số bộ sưu tập thực tế cần thiết kế là 12, nhiều hơn số lượng ban đầu, khiến US-02 vượt quá 1 điểm và kết thúc sau một ngày. Phần mềm này tiến tới US-03 và US-04. </w:t>
+      </w:r>
+      <w:r>
+        <w:rPr>
+          <w:rFonts w:hint="default" w:eastAsia="SimSun" w:cs="Segoe UI Variable Display Semibold" w:asciiTheme="minorAscii" w:hAnsiTheme="minorAscii"/>
+          <w:b w:val="0"/>
+          <w:bCs w:val="0"/>
+          <w:sz w:val="24"/>
+          <w:szCs w:val="24"/>
+        </w:rPr>
+        <w:t>Sprint v</w:t>
+      </w:r>
+      <w:r>
+        <w:rPr>
+          <w:rFonts w:hint="default" w:eastAsia="SimSun" w:cs="Segoe UI Variable Display Semibold" w:asciiTheme="minorAscii" w:hAnsiTheme="minorAscii"/>
+          <w:b w:val="0"/>
+          <w:bCs w:val="0"/>
+          <w:sz w:val="24"/>
+          <w:szCs w:val="24"/>
+          <w:lang w:val="en-US"/>
+        </w:rPr>
+        <w:t>ẫn</w:t>
+      </w:r>
+      <w:r>
+        <w:rPr>
+          <w:rFonts w:hint="default" w:eastAsia="SimSun" w:cs="Segoe UI Variable Display Semibold" w:asciiTheme="minorAscii" w:hAnsiTheme="minorAscii"/>
+          <w:b w:val="0"/>
+          <w:bCs w:val="0"/>
+          <w:sz w:val="24"/>
+          <w:szCs w:val="24"/>
+        </w:rPr>
+        <w:t xml:space="preserve">n hoàn thành đủ 16 điểm cam kết </w:t>
+      </w:r>
+      <w:r>
+        <w:rPr>
+          <w:rStyle w:val="7"/>
+          <w:rFonts w:hint="default" w:eastAsia="SimSun" w:cs="Segoe UI Variable Display Semibold" w:asciiTheme="minorAscii" w:hAnsiTheme="minorAscii"/>
+          <w:b w:val="0"/>
+          <w:bCs w:val="0"/>
+          <w:sz w:val="24"/>
+          <w:szCs w:val="24"/>
+        </w:rPr>
+        <w:t>nhờ</w:t>
+      </w:r>
+      <w:r>
+        <w:rPr>
+          <w:rFonts w:hint="default" w:eastAsia="SimSun" w:cs="Segoe UI Variable Display Semibold" w:asciiTheme="minorAscii" w:hAnsiTheme="minorAscii"/>
+          <w:b w:val="0"/>
+          <w:bCs w:val="0"/>
+          <w:sz w:val="24"/>
+          <w:szCs w:val="24"/>
+        </w:rPr>
+        <w:t xml:space="preserve"> làm thêm giờ ngày 11/09/2026</w:t>
       </w:r>
     </w:p>
     <w:p>
@@ -6673,152 +6811,89 @@
     </w:lvl>
   </w:abstractNum>
   <w:abstractNum w:abstractNumId="3">
-    <w:nsid w:val="086EFFDE"/>
+    <w:nsid w:val="0053208E"/>
     <w:multiLevelType w:val="multilevel"/>
-    <w:tmpl w:val="086EFFDE"/>
+    <w:tmpl w:val="0053208E"/>
     <w:lvl w:ilvl="0" w:tentative="0">
       <w:start w:val="1"/>
       <w:numFmt w:val="bullet"/>
-      <w:lvlText w:val=""/>
+      <w:lvlText w:val="●"/>
       <w:lvlJc w:val="left"/>
       <w:pPr>
-        <w:tabs>
-          <w:tab w:val="left" w:pos="720"/>
-        </w:tabs>
         <w:ind w:left="720" w:hanging="360"/>
       </w:pPr>
-      <w:rPr>
-        <w:rFonts w:ascii="Symbol" w:hAnsi="Symbol" w:cs="Symbol"/>
-        <w:sz w:val="20"/>
-      </w:rPr>
     </w:lvl>
     <w:lvl w:ilvl="1" w:tentative="0">
       <w:start w:val="1"/>
       <w:numFmt w:val="bullet"/>
-      <w:lvlText w:val="o"/>
+      <w:lvlText w:val="○"/>
       <w:lvlJc w:val="left"/>
       <w:pPr>
-        <w:tabs>
-          <w:tab w:val="left" w:pos="1440"/>
-        </w:tabs>
         <w:ind w:left="1440" w:hanging="360"/>
       </w:pPr>
-      <w:rPr>
-        <w:rFonts w:ascii="Courier New" w:hAnsi="Courier New" w:cs="Courier New"/>
-        <w:sz w:val="20"/>
-      </w:rPr>
     </w:lvl>
     <w:lvl w:ilvl="2" w:tentative="0">
       <w:start w:val="1"/>
       <w:numFmt w:val="bullet"/>
-      <w:lvlText w:val=""/>
+      <w:lvlText w:val="■"/>
       <w:lvlJc w:val="left"/>
       <w:pPr>
-        <w:tabs>
-          <w:tab w:val="left" w:pos="2160"/>
-        </w:tabs>
         <w:ind w:left="2160" w:hanging="360"/>
       </w:pPr>
-      <w:rPr>
-        <w:rFonts w:ascii="Wingdings" w:hAnsi="Wingdings" w:cs="Wingdings"/>
-        <w:sz w:val="20"/>
-      </w:rPr>
     </w:lvl>
     <w:lvl w:ilvl="3" w:tentative="0">
       <w:start w:val="1"/>
       <w:numFmt w:val="bullet"/>
-      <w:lvlText w:val=""/>
+      <w:lvlText w:val="●"/>
       <w:lvlJc w:val="left"/>
       <w:pPr>
-        <w:tabs>
-          <w:tab w:val="left" w:pos="2880"/>
-        </w:tabs>
         <w:ind w:left="2880" w:hanging="360"/>
       </w:pPr>
-      <w:rPr>
-        <w:rFonts w:hint="default" w:ascii="Wingdings" w:hAnsi="Wingdings" w:cs="Wingdings"/>
-        <w:sz w:val="20"/>
-      </w:rPr>
     </w:lvl>
     <w:lvl w:ilvl="4" w:tentative="0">
       <w:start w:val="1"/>
       <w:numFmt w:val="bullet"/>
-      <w:lvlText w:val=""/>
+      <w:lvlText w:val="○"/>
       <w:lvlJc w:val="left"/>
       <w:pPr>
-        <w:tabs>
-          <w:tab w:val="left" w:pos="3600"/>
-        </w:tabs>
         <w:ind w:left="3600" w:hanging="360"/>
       </w:pPr>
-      <w:rPr>
-        <w:rFonts w:hint="default" w:ascii="Wingdings" w:hAnsi="Wingdings" w:cs="Wingdings"/>
-        <w:sz w:val="20"/>
-      </w:rPr>
     </w:lvl>
     <w:lvl w:ilvl="5" w:tentative="0">
       <w:start w:val="1"/>
       <w:numFmt w:val="bullet"/>
-      <w:lvlText w:val=""/>
+      <w:lvlText w:val="■"/>
       <w:lvlJc w:val="left"/>
       <w:pPr>
-        <w:tabs>
-          <w:tab w:val="left" w:pos="4320"/>
-        </w:tabs>
         <w:ind w:left="4320" w:hanging="360"/>
       </w:pPr>
-      <w:rPr>
-        <w:rFonts w:hint="default" w:ascii="Wingdings" w:hAnsi="Wingdings" w:cs="Wingdings"/>
-        <w:sz w:val="20"/>
-      </w:rPr>
     </w:lvl>
     <w:lvl w:ilvl="6" w:tentative="0">
       <w:start w:val="1"/>
       <w:numFmt w:val="bullet"/>
-      <w:lvlText w:val=""/>
+      <w:lvlText w:val="●"/>
       <w:lvlJc w:val="left"/>
       <w:pPr>
-        <w:tabs>
-          <w:tab w:val="left" w:pos="5040"/>
-        </w:tabs>
         <w:ind w:left="5040" w:hanging="360"/>
       </w:pPr>
-      <w:rPr>
-        <w:rFonts w:hint="default" w:ascii="Wingdings" w:hAnsi="Wingdings" w:cs="Wingdings"/>
-        <w:sz w:val="20"/>
-      </w:rPr>
     </w:lvl>
     <w:lvl w:ilvl="7" w:tentative="0">
       <w:start w:val="1"/>
       <w:numFmt w:val="bullet"/>
-      <w:lvlText w:val=""/>
+      <w:lvlText w:val="●"/>
       <w:lvlJc w:val="left"/>
       <w:pPr>
-        <w:tabs>
-          <w:tab w:val="left" w:pos="5760"/>
-        </w:tabs>
         <w:ind w:left="5760" w:hanging="360"/>
       </w:pPr>
-      <w:rPr>
-        <w:rFonts w:hint="default" w:ascii="Wingdings" w:hAnsi="Wingdings" w:cs="Wingdings"/>
-        <w:sz w:val="20"/>
-      </w:rPr>
     </w:lvl>
     <w:lvl w:ilvl="8" w:tentative="0">
       <w:start w:val="1"/>
       <w:numFmt w:val="bullet"/>
-      <w:lvlText w:val=""/>
+      <w:lvlText w:val="●"/>
       <w:lvlJc w:val="left"/>
       <w:pPr>
-        <w:tabs>
-          <w:tab w:val="left" w:pos="6480"/>
-        </w:tabs>
         <w:ind w:left="6480" w:hanging="360"/>
       </w:pPr>
-      <w:rPr>
-        <w:rFonts w:hint="default" w:ascii="Wingdings" w:hAnsi="Wingdings" w:cs="Wingdings"/>
-        <w:sz w:val="20"/>
-      </w:rPr>
     </w:lvl>
   </w:abstractNum>
   <w:num w:numId="1">
@@ -6826,6 +6901,9 @@
   </w:num>
   <w:num w:numId="2">
     <w:abstractNumId w:val="3"/>
+    <w:lvlOverride w:ilvl="0">
+      <w:startOverride w:val="1"/>
+    </w:lvlOverride>
   </w:num>
   <w:num w:numId="3">
     <w:abstractNumId w:val="0"/>
@@ -6943,14 +7021,14 @@
     <w:lsdException w:uiPriority="99" w:name="HTML Acronym"/>
     <w:lsdException w:uiPriority="99" w:name="HTML Address"/>
     <w:lsdException w:uiPriority="99" w:name="HTML Cite"/>
-    <w:lsdException w:uiPriority="99" w:name="HTML Code"/>
+    <w:lsdException w:qFormat="1" w:uiPriority="99" w:name="HTML Code"/>
     <w:lsdException w:uiPriority="99" w:name="HTML Definition"/>
     <w:lsdException w:uiPriority="99" w:name="HTML Keyboard"/>
     <w:lsdException w:uiPriority="99" w:name="HTML Preformatted"/>
     <w:lsdException w:uiPriority="99" w:name="HTML Sample"/>
     <w:lsdException w:uiPriority="99" w:name="HTML Typewriter"/>
     <w:lsdException w:uiPriority="99" w:name="HTML Variable"/>
-    <w:lsdException w:uiPriority="99" w:name="Normal Table"/>
+    <w:lsdException w:qFormat="1" w:uiPriority="99" w:name="Normal Table"/>
     <w:lsdException w:uiPriority="99" w:name="annotation subject"/>
     <w:lsdException w:uiPriority="99" w:name="Table Simple 1"/>
     <w:lsdException w:uiPriority="99" w:name="Table Simple 2"/>
@@ -7017,6 +7095,7 @@
     <w:lsdException w:unhideWhenUsed="0" w:uiPriority="63" w:semiHidden="0" w:name="Medium Shading 1 Accent 1"/>
     <w:lsdException w:unhideWhenUsed="0" w:uiPriority="64" w:semiHidden="0" w:name="Medium Shading 2 Accent 1"/>
     <w:lsdException w:unhideWhenUsed="0" w:uiPriority="65" w:semiHidden="0" w:name="Medium List 1 Accent 1"/>
+    <w:lsdException w:qFormat="1" w:unhideWhenUsed="0" w:uiPriority="0" w:semiHidden="0" w:name="List Paragraph"/>
     <w:lsdException w:unhideWhenUsed="0" w:uiPriority="66" w:semiHidden="0" w:name="Medium List 2 Accent 1"/>
     <w:lsdException w:unhideWhenUsed="0" w:uiPriority="67" w:semiHidden="0" w:name="Medium Grid 1 Accent 1"/>
     <w:lsdException w:unhideWhenUsed="0" w:uiPriority="68" w:semiHidden="0" w:name="Medium Grid 2 Accent 1"/>
@@ -7139,6 +7218,7 @@
     <w:name w:val="Normal Table"/>
     <w:semiHidden/>
     <w:unhideWhenUsed/>
+    <w:qFormat/>
     <w:uiPriority w:val="99"/>
     <w:tblPr>
       <w:tblCellMar>
@@ -7154,6 +7234,7 @@
     <w:basedOn w:val="3"/>
     <w:semiHidden/>
     <w:unhideWhenUsed/>
+    <w:qFormat/>
     <w:uiPriority w:val="99"/>
     <w:rPr>
       <w:rFonts w:ascii="Courier New" w:hAnsi="Courier New" w:cs="Courier New"/>
@@ -7218,6 +7299,16 @@
       <w:bCs/>
       <w:sz w:val="27"/>
       <w:szCs w:val="27"/>
+    </w:rPr>
+  </w:style>
+  <w:style w:type="paragraph" w:styleId="10">
+    <w:name w:val="List Paragraph"/>
+    <w:qFormat/>
+    <w:uiPriority w:val="0"/>
+    <w:rPr>
+      <w:rFonts w:ascii="Calibri" w:hAnsi="Calibri" w:eastAsia="Calibri" w:cs="Calibri"/>
+      <w:sz w:val="20"/>
+      <w:szCs w:val="20"/>
     </w:rPr>
   </w:style>
 </w:styles>
